--- a/DataWalk_OCI_POC_Infrastructure_Build_Runbook.docx
+++ b/DataWalk_OCI_POC_Infrastructure_Build_Runbook.docx
@@ -4,6 +4,7 @@
   <w:body>
     <w:p>
       <w:pPr>
+        <w:pStyle w:val="Title"/>
         <w:spacing w:before="1400"/>
         <w:jc w:val="center"/>
       </w:pPr>
@@ -11,7 +12,7 @@
         <w:rPr>
           <w:rFonts w:ascii="Aptos Display" w:hAnsi="Aptos Display"/>
           <w:b/>
-          <w:color w:val="1F4E79"/>
+          <w:color w:val="000000"/>
           <w:sz w:val="56"/>
         </w:rPr>
         <w:t>DataWalk OCI POC</w:t>
@@ -52,12 +53,24 @@
         <w:tblW w:type="auto" w:w="0"/>
         <w:jc w:val="center"/>
         <w:tblLook w:firstColumn="1" w:firstRow="1" w:lastColumn="0" w:lastRow="0" w:noHBand="0" w:noVBand="1" w:val="04A0"/>
+        <w:tblBorders>
+          <w:top w:val="single" w:sz="4" w:color="D9D9D9"/>
+          <w:left w:val="single" w:sz="4" w:color="D9D9D9"/>
+          <w:bottom w:val="single" w:sz="4" w:color="D9D9D9"/>
+          <w:right w:val="single" w:sz="4" w:color="D9D9D9"/>
+          <w:insideH w:val="single" w:sz="4" w:color="D9D9D9"/>
+          <w:insideV w:val="single" w:sz="4" w:color="D9D9D9"/>
+        </w:tblBorders>
       </w:tblPr>
       <w:tblGrid>
         <w:gridCol w:w="5112"/>
         <w:gridCol w:w="5112"/>
       </w:tblGrid>
       <w:tr>
+        <w:trPr>
+          <w:tblHeader/>
+          <w:cantSplit/>
+        </w:trPr>
         <w:tc>
           <w:tcPr>
             <w:tcW w:type="dxa" w:w="5112"/>
@@ -104,6 +117,9 @@
         </w:tc>
       </w:tr>
       <w:tr>
+        <w:trPr>
+          <w:cantSplit/>
+        </w:trPr>
         <w:tc>
           <w:tcPr>
             <w:tcW w:type="dxa" w:w="5112"/>
@@ -140,12 +156,15 @@
                 <w:b w:val="0"/>
                 <w:sz w:val="17"/>
               </w:rPr>
-              <w:t>1.0</w:t>
+              <w:t>1.1 - October 14 discovery update</w:t>
             </w:r>
           </w:p>
         </w:tc>
       </w:tr>
       <w:tr>
+        <w:trPr>
+          <w:cantSplit/>
+        </w:trPr>
         <w:tc>
           <w:tcPr>
             <w:tcW w:type="dxa" w:w="5112"/>
@@ -184,12 +203,15 @@
                 <w:b w:val="0"/>
                 <w:sz w:val="17"/>
               </w:rPr>
-              <w:t>October 6, 2026</w:t>
+              <w:t>October 14, 2026</w:t>
             </w:r>
           </w:p>
         </w:tc>
       </w:tr>
       <w:tr>
+        <w:trPr>
+          <w:cantSplit/>
+        </w:trPr>
         <w:tc>
           <w:tcPr>
             <w:tcW w:type="dxa" w:w="5112"/>
@@ -232,6 +254,9 @@
         </w:tc>
       </w:tr>
       <w:tr>
+        <w:trPr>
+          <w:cantSplit/>
+        </w:trPr>
         <w:tc>
           <w:tcPr>
             <w:tcW w:type="dxa" w:w="5112"/>
@@ -276,6 +301,9 @@
         </w:tc>
       </w:tr>
       <w:tr>
+        <w:trPr>
+          <w:cantSplit/>
+        </w:trPr>
         <w:tc>
           <w:tcPr>
             <w:tcW w:type="dxa" w:w="5112"/>
@@ -318,6 +346,9 @@
         </w:tc>
       </w:tr>
       <w:tr>
+        <w:trPr>
+          <w:cantSplit/>
+        </w:trPr>
         <w:tc>
           <w:tcPr>
             <w:tcW w:type="dxa" w:w="5112"/>
@@ -362,6 +393,9 @@
         </w:tc>
       </w:tr>
       <w:tr>
+        <w:trPr>
+          <w:cantSplit/>
+        </w:trPr>
         <w:tc>
           <w:tcPr>
             <w:tcW w:type="dxa" w:w="5112"/>
@@ -409,43 +443,16 @@
         <w:spacing w:after="0"/>
       </w:pPr>
     </w:p>
-    <w:tbl>
-      <w:tblPr>
-        <w:tblStyle w:val="TableGrid"/>
-        <w:tblW w:type="auto" w:w="0"/>
-        <w:tblLook w:firstColumn="1" w:firstRow="1" w:lastColumn="0" w:lastRow="0" w:noHBand="0" w:noVBand="1" w:val="04A0"/>
-      </w:tblPr>
-      <w:tblGrid>
-        <w:gridCol w:w="10224"/>
-      </w:tblGrid>
-      <w:tr>
-        <w:tc>
-          <w:tcPr>
-            <w:tcW w:type="dxa" w:w="10224"/>
-            <w:shd w:fill="FFF2CC"/>
-          </w:tcPr>
-          <w:p>
-            <w:pPr>
-              <w:spacing w:after="0"/>
-            </w:pPr>
-            <w:r>
-              <w:rPr>
-                <w:b/>
-                <w:color w:val="1F4E79"/>
-              </w:rPr>
-              <w:t xml:space="preserve">POC BOUNDARY  </w:t>
-            </w:r>
-            <w:r>
-              <w:t>This runbook provisions DataWalk infrastructure only. It does not provision production, install the DataWalk application, build Hyperscience, or grant an Authority to Operate.</w:t>
-            </w:r>
-          </w:p>
-        </w:tc>
-      </w:tr>
-    </w:tbl>
     <w:p>
-      <w:pPr>
-        <w:spacing w:after="0"/>
-      </w:pPr>
+      <w:r>
+        <w:rPr>
+          <w:b/>
+        </w:rPr>
+        <w:t xml:space="preserve">POC BOUNDARY  </w:t>
+      </w:r>
+      <w:r>
+        <w:t>Build the dedicated DataWalk Dev-equivalent infrastructure, install the vendor application and migrate approved demo data for regression tests. Production, full production migration and live Hyperscience integration are excluded. Target technical completion is November 24, 2026, ahead of the November 25 funding deadline; no ATO or execution is implied.</w:t>
+      </w:r>
     </w:p>
     <w:p>
       <w:r>
@@ -458,7 +465,7 @@
         <w:keepNext/>
       </w:pPr>
       <w:r>
-        <w:t>1. Purpose and success condition</w:t>
+        <w:t>1 Purpose and success condition</w:t>
       </w:r>
     </w:p>
     <w:p>
@@ -472,7 +479,7 @@
         <w:keepNext/>
       </w:pPr>
       <w:r>
-        <w:t>1.1 Fixed POC scope</w:t>
+        <w:t>1 1 Fixed POC scope</w:t>
       </w:r>
     </w:p>
     <w:tbl>
@@ -480,16 +487,29 @@
         <w:tblStyle w:val="TableGrid"/>
         <w:tblW w:type="auto" w:w="0"/>
         <w:jc w:val="center"/>
+        <w:tblLayout w:type="fixed"/>
         <w:tblLook w:firstColumn="1" w:firstRow="1" w:lastColumn="0" w:lastRow="0" w:noHBand="0" w:noVBand="1" w:val="04A0"/>
+        <w:tblBorders>
+          <w:top w:val="single" w:sz="4" w:color="D9D9D9"/>
+          <w:left w:val="single" w:sz="4" w:color="D9D9D9"/>
+          <w:bottom w:val="single" w:sz="4" w:color="D9D9D9"/>
+          <w:right w:val="single" w:sz="4" w:color="D9D9D9"/>
+          <w:insideH w:val="single" w:sz="4" w:color="D9D9D9"/>
+          <w:insideV w:val="single" w:sz="4" w:color="D9D9D9"/>
+        </w:tblBorders>
       </w:tblPr>
       <w:tblGrid>
         <w:gridCol w:w="5112"/>
         <w:gridCol w:w="5112"/>
       </w:tblGrid>
       <w:tr>
-        <w:tc>
-          <w:tcPr>
-            <w:tcW w:type="dxa" w:w="5256"/>
+        <w:trPr>
+          <w:tblHeader/>
+          <w:cantSplit/>
+        </w:trPr>
+        <w:tc>
+          <w:tcPr>
+            <w:tcW w:type="dxa" w:w="5112"/>
             <w:vAlign w:val="center"/>
             <w:shd w:fill="1F4E78"/>
           </w:tcPr>
@@ -511,7 +531,7 @@
         </w:tc>
         <w:tc>
           <w:tcPr>
-            <w:tcW w:type="dxa" w:w="5256"/>
+            <w:tcW w:type="dxa" w:w="5112"/>
             <w:vAlign w:val="center"/>
             <w:shd w:fill="1F4E78"/>
           </w:tcPr>
@@ -533,9 +553,12 @@
         </w:tc>
       </w:tr>
       <w:tr>
-        <w:tc>
-          <w:tcPr>
-            <w:tcW w:type="dxa" w:w="5256"/>
+        <w:trPr>
+          <w:cantSplit/>
+        </w:trPr>
+        <w:tc>
+          <w:tcPr>
+            <w:tcW w:type="dxa" w:w="5112"/>
             <w:vAlign w:val="center"/>
           </w:tcPr>
           <w:p>
@@ -555,7 +578,7 @@
         </w:tc>
         <w:tc>
           <w:tcPr>
-            <w:tcW w:type="dxa" w:w="5256"/>
+            <w:tcW w:type="dxa" w:w="5112"/>
             <w:vAlign w:val="center"/>
           </w:tcPr>
           <w:p>
@@ -575,9 +598,12 @@
         </w:tc>
       </w:tr>
       <w:tr>
-        <w:tc>
-          <w:tcPr>
-            <w:tcW w:type="dxa" w:w="5256"/>
+        <w:trPr>
+          <w:cantSplit/>
+        </w:trPr>
+        <w:tc>
+          <w:tcPr>
+            <w:tcW w:type="dxa" w:w="5112"/>
             <w:vAlign w:val="center"/>
             <w:shd w:fill="F2F2F2"/>
           </w:tcPr>
@@ -598,7 +624,7 @@
         </w:tc>
         <w:tc>
           <w:tcPr>
-            <w:tcW w:type="dxa" w:w="5256"/>
+            <w:tcW w:type="dxa" w:w="5112"/>
             <w:vAlign w:val="center"/>
             <w:shd w:fill="F2F2F2"/>
           </w:tcPr>
@@ -619,9 +645,12 @@
         </w:tc>
       </w:tr>
       <w:tr>
-        <w:tc>
-          <w:tcPr>
-            <w:tcW w:type="dxa" w:w="5256"/>
+        <w:trPr>
+          <w:cantSplit/>
+        </w:trPr>
+        <w:tc>
+          <w:tcPr>
+            <w:tcW w:type="dxa" w:w="5112"/>
             <w:vAlign w:val="center"/>
           </w:tcPr>
           <w:p>
@@ -641,7 +670,7 @@
         </w:tc>
         <w:tc>
           <w:tcPr>
-            <w:tcW w:type="dxa" w:w="5256"/>
+            <w:tcW w:type="dxa" w:w="5112"/>
             <w:vAlign w:val="center"/>
           </w:tcPr>
           <w:p>
@@ -661,9 +690,12 @@
         </w:tc>
       </w:tr>
       <w:tr>
-        <w:tc>
-          <w:tcPr>
-            <w:tcW w:type="dxa" w:w="5256"/>
+        <w:trPr>
+          <w:cantSplit/>
+        </w:trPr>
+        <w:tc>
+          <w:tcPr>
+            <w:tcW w:type="dxa" w:w="5112"/>
             <w:vAlign w:val="center"/>
             <w:shd w:fill="F2F2F2"/>
           </w:tcPr>
@@ -684,7 +716,7 @@
         </w:tc>
         <w:tc>
           <w:tcPr>
-            <w:tcW w:type="dxa" w:w="5256"/>
+            <w:tcW w:type="dxa" w:w="5112"/>
             <w:vAlign w:val="center"/>
             <w:shd w:fill="F2F2F2"/>
           </w:tcPr>
@@ -705,51 +737,57 @@
         </w:tc>
       </w:tr>
       <w:tr>
-        <w:tc>
-          <w:tcPr>
-            <w:tcW w:type="dxa" w:w="5256"/>
-            <w:vAlign w:val="center"/>
-          </w:tcPr>
-          <w:p>
-            <w:pPr>
-              <w:spacing w:after="0"/>
-            </w:pPr>
-            <w:r/>
-            <w:r>
-              <w:rPr>
-                <w:rFonts w:ascii="Aptos" w:hAnsi="Aptos"/>
-                <w:b w:val="0"/>
-                <w:sz w:val="17"/>
-              </w:rPr>
-              <w:t>Logging, monitoring, vulnerability and evidence controls</w:t>
-            </w:r>
-          </w:p>
-        </w:tc>
-        <w:tc>
-          <w:tcPr>
-            <w:tcW w:type="dxa" w:w="5256"/>
-            <w:vAlign w:val="center"/>
-          </w:tcPr>
-          <w:p>
-            <w:pPr>
-              <w:spacing w:after="0"/>
-            </w:pPr>
-            <w:r/>
-            <w:r>
-              <w:rPr>
-                <w:rFonts w:ascii="Aptos" w:hAnsi="Aptos"/>
-                <w:b w:val="0"/>
-                <w:sz w:val="17"/>
-              </w:rPr>
-              <w:t>DataWalk application installation or migration</w:t>
+        <w:trPr>
+          <w:cantSplit/>
+        </w:trPr>
+        <w:tc>
+          <w:tcPr>
+            <w:tcW w:type="dxa" w:w="5112"/>
+            <w:vAlign w:val="center"/>
+          </w:tcPr>
+          <w:p>
+            <w:pPr>
+              <w:spacing w:after="0"/>
+            </w:pPr>
+            <w:r/>
+            <w:r>
+              <w:rPr>
+                <w:rFonts w:ascii="Aptos" w:hAnsi="Aptos"/>
+                <w:b w:val="0"/>
+                <w:sz w:val="17"/>
+              </w:rPr>
+              <w:t>Logging, monitoring, approved image installation and demo database migration</w:t>
+            </w:r>
+          </w:p>
+        </w:tc>
+        <w:tc>
+          <w:tcPr>
+            <w:tcW w:type="dxa" w:w="5112"/>
+            <w:vAlign w:val="center"/>
+          </w:tcPr>
+          <w:p>
+            <w:pPr>
+              <w:spacing w:after="0"/>
+            </w:pPr>
+            <w:r/>
+            <w:r>
+              <w:rPr>
+                <w:rFonts w:ascii="Aptos" w:hAnsi="Aptos"/>
+                <w:b w:val="0"/>
+                <w:sz w:val="17"/>
+              </w:rPr>
+              <w:t>Production installation or migration</w:t>
             </w:r>
           </w:p>
         </w:tc>
       </w:tr>
       <w:tr>
-        <w:tc>
-          <w:tcPr>
-            <w:tcW w:type="dxa" w:w="5256"/>
+        <w:trPr>
+          <w:cantSplit/>
+        </w:trPr>
+        <w:tc>
+          <w:tcPr>
+            <w:tcW w:type="dxa" w:w="5112"/>
             <w:vAlign w:val="center"/>
             <w:shd w:fill="F2F2F2"/>
           </w:tcPr>
@@ -770,7 +808,7 @@
         </w:tc>
         <w:tc>
           <w:tcPr>
-            <w:tcW w:type="dxa" w:w="5256"/>
+            <w:tcW w:type="dxa" w:w="5112"/>
             <w:vAlign w:val="center"/>
             <w:shd w:fill="F2F2F2"/>
           </w:tcPr>
@@ -802,7 +840,7 @@
         <w:keepNext/>
       </w:pPr>
       <w:r>
-        <w:t>1.2 Intended topology</w:t>
+        <w:t>1 2 Intended topology</w:t>
       </w:r>
     </w:p>
     <w:tbl>
@@ -810,16 +848,29 @@
         <w:tblStyle w:val="TableGrid"/>
         <w:tblW w:type="auto" w:w="0"/>
         <w:jc w:val="center"/>
+        <w:tblLayout w:type="fixed"/>
         <w:tblLook w:firstColumn="1" w:firstRow="1" w:lastColumn="0" w:lastRow="0" w:noHBand="0" w:noVBand="1" w:val="04A0"/>
+        <w:tblBorders>
+          <w:top w:val="single" w:sz="4" w:color="D9D9D9"/>
+          <w:left w:val="single" w:sz="4" w:color="D9D9D9"/>
+          <w:bottom w:val="single" w:sz="4" w:color="D9D9D9"/>
+          <w:right w:val="single" w:sz="4" w:color="D9D9D9"/>
+          <w:insideH w:val="single" w:sz="4" w:color="D9D9D9"/>
+          <w:insideV w:val="single" w:sz="4" w:color="D9D9D9"/>
+        </w:tblBorders>
       </w:tblPr>
       <w:tblGrid>
-        <w:gridCol w:w="5112"/>
-        <w:gridCol w:w="5112"/>
+        <w:gridCol w:w="2381"/>
+        <w:gridCol w:w="7843"/>
       </w:tblGrid>
       <w:tr>
-        <w:tc>
-          <w:tcPr>
-            <w:tcW w:type="dxa" w:w="2448"/>
+        <w:trPr>
+          <w:tblHeader/>
+          <w:cantSplit/>
+        </w:trPr>
+        <w:tc>
+          <w:tcPr>
+            <w:tcW w:type="dxa" w:w="2381"/>
             <w:vAlign w:val="center"/>
             <w:shd w:fill="1F4E78"/>
           </w:tcPr>
@@ -841,7 +892,7 @@
         </w:tc>
         <w:tc>
           <w:tcPr>
-            <w:tcW w:type="dxa" w:w="8064"/>
+            <w:tcW w:type="dxa" w:w="7843"/>
             <w:vAlign w:val="center"/>
             <w:shd w:fill="1F4E78"/>
           </w:tcPr>
@@ -863,9 +914,12 @@
         </w:tc>
       </w:tr>
       <w:tr>
-        <w:tc>
-          <w:tcPr>
-            <w:tcW w:type="dxa" w:w="2448"/>
+        <w:trPr>
+          <w:cantSplit/>
+        </w:trPr>
+        <w:tc>
+          <w:tcPr>
+            <w:tcW w:type="dxa" w:w="2381"/>
             <w:vAlign w:val="center"/>
           </w:tcPr>
           <w:p>
@@ -885,7 +939,7 @@
         </w:tc>
         <w:tc>
           <w:tcPr>
-            <w:tcW w:type="dxa" w:w="8064"/>
+            <w:tcW w:type="dxa" w:w="7843"/>
             <w:vAlign w:val="center"/>
           </w:tcPr>
           <w:p>
@@ -905,9 +959,12 @@
         </w:tc>
       </w:tr>
       <w:tr>
-        <w:tc>
-          <w:tcPr>
-            <w:tcW w:type="dxa" w:w="2448"/>
+        <w:trPr>
+          <w:cantSplit/>
+        </w:trPr>
+        <w:tc>
+          <w:tcPr>
+            <w:tcW w:type="dxa" w:w="2381"/>
             <w:vAlign w:val="center"/>
             <w:shd w:fill="F2F2F2"/>
           </w:tcPr>
@@ -928,7 +985,7 @@
         </w:tc>
         <w:tc>
           <w:tcPr>
-            <w:tcW w:type="dxa" w:w="8064"/>
+            <w:tcW w:type="dxa" w:w="7843"/>
             <w:vAlign w:val="center"/>
             <w:shd w:fill="F2F2F2"/>
           </w:tcPr>
@@ -949,9 +1006,12 @@
         </w:tc>
       </w:tr>
       <w:tr>
-        <w:tc>
-          <w:tcPr>
-            <w:tcW w:type="dxa" w:w="2448"/>
+        <w:trPr>
+          <w:cantSplit/>
+        </w:trPr>
+        <w:tc>
+          <w:tcPr>
+            <w:tcW w:type="dxa" w:w="2381"/>
             <w:vAlign w:val="center"/>
           </w:tcPr>
           <w:p>
@@ -971,7 +1031,7 @@
         </w:tc>
         <w:tc>
           <w:tcPr>
-            <w:tcW w:type="dxa" w:w="8064"/>
+            <w:tcW w:type="dxa" w:w="7843"/>
             <w:vAlign w:val="center"/>
           </w:tcPr>
           <w:p>
@@ -991,9 +1051,12 @@
         </w:tc>
       </w:tr>
       <w:tr>
-        <w:tc>
-          <w:tcPr>
-            <w:tcW w:type="dxa" w:w="2448"/>
+        <w:trPr>
+          <w:cantSplit/>
+        </w:trPr>
+        <w:tc>
+          <w:tcPr>
+            <w:tcW w:type="dxa" w:w="2381"/>
             <w:vAlign w:val="center"/>
             <w:shd w:fill="F2F2F2"/>
           </w:tcPr>
@@ -1014,7 +1077,7 @@
         </w:tc>
         <w:tc>
           <w:tcPr>
-            <w:tcW w:type="dxa" w:w="8064"/>
+            <w:tcW w:type="dxa" w:w="7843"/>
             <w:vAlign w:val="center"/>
             <w:shd w:fill="F2F2F2"/>
           </w:tcPr>
@@ -1030,44 +1093,6 @@
                 <w:sz w:val="17"/>
               </w:rPr>
               <w:t>Service Gateway, Object Storage only if vendor-approved, Registry, Vault/KMS, Logging, Monitoring, Audit and backup/evidence target</w:t>
-            </w:r>
-          </w:p>
-        </w:tc>
-      </w:tr>
-    </w:tbl>
-    <w:p>
-      <w:pPr>
-        <w:spacing w:after="0"/>
-      </w:pPr>
-    </w:p>
-    <w:tbl>
-      <w:tblPr>
-        <w:tblStyle w:val="TableGrid"/>
-        <w:tblW w:type="auto" w:w="0"/>
-        <w:tblLook w:firstColumn="1" w:firstRow="1" w:lastColumn="0" w:lastRow="0" w:noHBand="0" w:noVBand="1" w:val="04A0"/>
-      </w:tblPr>
-      <w:tblGrid>
-        <w:gridCol w:w="10224"/>
-      </w:tblGrid>
-      <w:tr>
-        <w:tc>
-          <w:tcPr>
-            <w:tcW w:type="dxa" w:w="10224"/>
-            <w:shd w:fill="D9EAF7"/>
-          </w:tcPr>
-          <w:p>
-            <w:pPr>
-              <w:spacing w:after="0"/>
-            </w:pPr>
-            <w:r>
-              <w:rPr>
-                <w:b/>
-                <w:color w:val="1F4E79"/>
-              </w:rPr>
-              <w:t xml:space="preserve">IMPLEMENTATION POSITION  </w:t>
-            </w:r>
-            <w:r>
-              <w:t>The latest decision is a separate DataWalk E6 VM cluster. The existing ORM stack creates the private VM foundation only. Kubernetes type, node OS/image, CNI, cluster ports and Decoupled Storage remain approval gates before platform bootstrap.</w:t>
             </w:r>
           </w:p>
         </w:tc>
@@ -1079,12 +1104,23 @@
       </w:pPr>
     </w:p>
     <w:p>
+      <w:r>
+        <w:rPr>
+          <w:b/>
+        </w:rPr>
+        <w:t xml:space="preserve">IMPLEMENTATION POSITION  </w:t>
+      </w:r>
+      <w:r>
+        <w:t>The latest decision is a separate DataWalk E6 VM cluster. The existing ORM stack creates the private VM foundation only. Kubernetes type, node OS/image, CNI, cluster ports and Decoupled Storage remain approval gates before platform bootstrap.</w:t>
+      </w:r>
+    </w:p>
+    <w:p>
       <w:pPr>
         <w:pStyle w:val="Heading1"/>
         <w:keepNext/>
       </w:pPr>
       <w:r>
-        <w:t>2. Build record and decision gates</w:t>
+        <w:t>2 Build record and decision gates</w:t>
       </w:r>
     </w:p>
     <w:tbl>
@@ -1092,16 +1128,29 @@
         <w:tblStyle w:val="TableGrid"/>
         <w:tblW w:type="auto" w:w="0"/>
         <w:jc w:val="center"/>
+        <w:tblLayout w:type="fixed"/>
         <w:tblLook w:firstColumn="1" w:firstRow="1" w:lastColumn="0" w:lastRow="0" w:noHBand="0" w:noVBand="1" w:val="04A0"/>
+        <w:tblBorders>
+          <w:top w:val="single" w:sz="4" w:color="D9D9D9"/>
+          <w:left w:val="single" w:sz="4" w:color="D9D9D9"/>
+          <w:bottom w:val="single" w:sz="4" w:color="D9D9D9"/>
+          <w:right w:val="single" w:sz="4" w:color="D9D9D9"/>
+          <w:insideH w:val="single" w:sz="4" w:color="D9D9D9"/>
+          <w:insideV w:val="single" w:sz="4" w:color="D9D9D9"/>
+        </w:tblBorders>
       </w:tblPr>
       <w:tblGrid>
-        <w:gridCol w:w="5112"/>
-        <w:gridCol w:w="5112"/>
+        <w:gridCol w:w="3361"/>
+        <w:gridCol w:w="6863"/>
       </w:tblGrid>
       <w:tr>
-        <w:tc>
-          <w:tcPr>
-            <w:tcW w:type="dxa" w:w="3456"/>
+        <w:trPr>
+          <w:tblHeader/>
+          <w:cantSplit/>
+        </w:trPr>
+        <w:tc>
+          <w:tcPr>
+            <w:tcW w:type="dxa" w:w="3361"/>
             <w:vAlign w:val="center"/>
             <w:shd w:fill="1F4E78"/>
           </w:tcPr>
@@ -1123,7 +1172,7 @@
         </w:tc>
         <w:tc>
           <w:tcPr>
-            <w:tcW w:type="dxa" w:w="7056"/>
+            <w:tcW w:type="dxa" w:w="6863"/>
             <w:vAlign w:val="center"/>
             <w:shd w:fill="1F4E78"/>
           </w:tcPr>
@@ -1145,9 +1194,12 @@
         </w:tc>
       </w:tr>
       <w:tr>
-        <w:tc>
-          <w:tcPr>
-            <w:tcW w:type="dxa" w:w="3456"/>
+        <w:trPr>
+          <w:cantSplit/>
+        </w:trPr>
+        <w:tc>
+          <w:tcPr>
+            <w:tcW w:type="dxa" w:w="3361"/>
             <w:vAlign w:val="center"/>
           </w:tcPr>
           <w:p>
@@ -1167,7 +1219,7 @@
         </w:tc>
         <w:tc>
           <w:tcPr>
-            <w:tcW w:type="dxa" w:w="7056"/>
+            <w:tcW w:type="dxa" w:w="6863"/>
             <w:vAlign w:val="center"/>
           </w:tcPr>
           <w:p>
@@ -1187,9 +1239,12 @@
         </w:tc>
       </w:tr>
       <w:tr>
-        <w:tc>
-          <w:tcPr>
-            <w:tcW w:type="dxa" w:w="3456"/>
+        <w:trPr>
+          <w:cantSplit/>
+        </w:trPr>
+        <w:tc>
+          <w:tcPr>
+            <w:tcW w:type="dxa" w:w="3361"/>
             <w:vAlign w:val="center"/>
             <w:shd w:fill="F2F2F2"/>
           </w:tcPr>
@@ -1210,7 +1265,7 @@
         </w:tc>
         <w:tc>
           <w:tcPr>
-            <w:tcW w:type="dxa" w:w="7056"/>
+            <w:tcW w:type="dxa" w:w="6863"/>
             <w:vAlign w:val="center"/>
             <w:shd w:fill="F2F2F2"/>
           </w:tcPr>
@@ -1231,9 +1286,12 @@
         </w:tc>
       </w:tr>
       <w:tr>
-        <w:tc>
-          <w:tcPr>
-            <w:tcW w:type="dxa" w:w="3456"/>
+        <w:trPr>
+          <w:cantSplit/>
+        </w:trPr>
+        <w:tc>
+          <w:tcPr>
+            <w:tcW w:type="dxa" w:w="3361"/>
             <w:vAlign w:val="center"/>
           </w:tcPr>
           <w:p>
@@ -1253,7 +1311,7 @@
         </w:tc>
         <w:tc>
           <w:tcPr>
-            <w:tcW w:type="dxa" w:w="7056"/>
+            <w:tcW w:type="dxa" w:w="6863"/>
             <w:vAlign w:val="center"/>
           </w:tcPr>
           <w:p>
@@ -1273,9 +1331,12 @@
         </w:tc>
       </w:tr>
       <w:tr>
-        <w:tc>
-          <w:tcPr>
-            <w:tcW w:type="dxa" w:w="3456"/>
+        <w:trPr>
+          <w:cantSplit/>
+        </w:trPr>
+        <w:tc>
+          <w:tcPr>
+            <w:tcW w:type="dxa" w:w="3361"/>
             <w:vAlign w:val="center"/>
             <w:shd w:fill="F2F2F2"/>
           </w:tcPr>
@@ -1296,7 +1357,7 @@
         </w:tc>
         <w:tc>
           <w:tcPr>
-            <w:tcW w:type="dxa" w:w="7056"/>
+            <w:tcW w:type="dxa" w:w="6863"/>
             <w:vAlign w:val="center"/>
             <w:shd w:fill="F2F2F2"/>
           </w:tcPr>
@@ -1317,9 +1378,12 @@
         </w:tc>
       </w:tr>
       <w:tr>
-        <w:tc>
-          <w:tcPr>
-            <w:tcW w:type="dxa" w:w="3456"/>
+        <w:trPr>
+          <w:cantSplit/>
+        </w:trPr>
+        <w:tc>
+          <w:tcPr>
+            <w:tcW w:type="dxa" w:w="3361"/>
             <w:vAlign w:val="center"/>
           </w:tcPr>
           <w:p>
@@ -1339,7 +1403,7 @@
         </w:tc>
         <w:tc>
           <w:tcPr>
-            <w:tcW w:type="dxa" w:w="7056"/>
+            <w:tcW w:type="dxa" w:w="6863"/>
             <w:vAlign w:val="center"/>
           </w:tcPr>
           <w:p>
@@ -1359,9 +1423,12 @@
         </w:tc>
       </w:tr>
       <w:tr>
-        <w:tc>
-          <w:tcPr>
-            <w:tcW w:type="dxa" w:w="3456"/>
+        <w:trPr>
+          <w:cantSplit/>
+        </w:trPr>
+        <w:tc>
+          <w:tcPr>
+            <w:tcW w:type="dxa" w:w="3361"/>
             <w:vAlign w:val="center"/>
             <w:shd w:fill="F2F2F2"/>
           </w:tcPr>
@@ -1382,7 +1449,7 @@
         </w:tc>
         <w:tc>
           <w:tcPr>
-            <w:tcW w:type="dxa" w:w="7056"/>
+            <w:tcW w:type="dxa" w:w="6863"/>
             <w:vAlign w:val="center"/>
             <w:shd w:fill="F2F2F2"/>
           </w:tcPr>
@@ -1403,9 +1470,12 @@
         </w:tc>
       </w:tr>
       <w:tr>
-        <w:tc>
-          <w:tcPr>
-            <w:tcW w:type="dxa" w:w="3456"/>
+        <w:trPr>
+          <w:cantSplit/>
+        </w:trPr>
+        <w:tc>
+          <w:tcPr>
+            <w:tcW w:type="dxa" w:w="3361"/>
             <w:vAlign w:val="center"/>
           </w:tcPr>
           <w:p>
@@ -1425,7 +1495,7 @@
         </w:tc>
         <w:tc>
           <w:tcPr>
-            <w:tcW w:type="dxa" w:w="7056"/>
+            <w:tcW w:type="dxa" w:w="6863"/>
             <w:vAlign w:val="center"/>
           </w:tcPr>
           <w:p>
@@ -1445,9 +1515,12 @@
         </w:tc>
       </w:tr>
       <w:tr>
-        <w:tc>
-          <w:tcPr>
-            <w:tcW w:type="dxa" w:w="3456"/>
+        <w:trPr>
+          <w:cantSplit/>
+        </w:trPr>
+        <w:tc>
+          <w:tcPr>
+            <w:tcW w:type="dxa" w:w="3361"/>
             <w:vAlign w:val="center"/>
             <w:shd w:fill="F2F2F2"/>
           </w:tcPr>
@@ -1468,7 +1541,7 @@
         </w:tc>
         <w:tc>
           <w:tcPr>
-            <w:tcW w:type="dxa" w:w="7056"/>
+            <w:tcW w:type="dxa" w:w="6863"/>
             <w:vAlign w:val="center"/>
             <w:shd w:fill="F2F2F2"/>
           </w:tcPr>
@@ -1483,15 +1556,18 @@
                 <w:b w:val="0"/>
                 <w:sz w:val="17"/>
               </w:rPr>
-              <w:t>Managed OKE / self-managed / pending: __________</w:t>
+              <w:t>Separate dedicated Kubernetes cluster required; managed OKE or self-managed path and supported minor must be signed off</w:t>
             </w:r>
           </w:p>
         </w:tc>
       </w:tr>
       <w:tr>
-        <w:tc>
-          <w:tcPr>
-            <w:tcW w:type="dxa" w:w="3456"/>
+        <w:trPr>
+          <w:cantSplit/>
+        </w:trPr>
+        <w:tc>
+          <w:tcPr>
+            <w:tcW w:type="dxa" w:w="3361"/>
             <w:vAlign w:val="center"/>
           </w:tcPr>
           <w:p>
@@ -1511,7 +1587,7 @@
         </w:tc>
         <w:tc>
           <w:tcPr>
-            <w:tcW w:type="dxa" w:w="7056"/>
+            <w:tcW w:type="dxa" w:w="6863"/>
             <w:vAlign w:val="center"/>
           </w:tcPr>
           <w:p>
@@ -1531,9 +1607,12 @@
         </w:tc>
       </w:tr>
       <w:tr>
-        <w:tc>
-          <w:tcPr>
-            <w:tcW w:type="dxa" w:w="3456"/>
+        <w:trPr>
+          <w:cantSplit/>
+        </w:trPr>
+        <w:tc>
+          <w:tcPr>
+            <w:tcW w:type="dxa" w:w="3361"/>
             <w:vAlign w:val="center"/>
             <w:shd w:fill="F2F2F2"/>
           </w:tcPr>
@@ -1554,7 +1633,7 @@
         </w:tc>
         <w:tc>
           <w:tcPr>
-            <w:tcW w:type="dxa" w:w="7056"/>
+            <w:tcW w:type="dxa" w:w="6863"/>
             <w:vAlign w:val="center"/>
             <w:shd w:fill="F2F2F2"/>
           </w:tcPr>
@@ -1575,9 +1654,12 @@
         </w:tc>
       </w:tr>
       <w:tr>
-        <w:tc>
-          <w:tcPr>
-            <w:tcW w:type="dxa" w:w="3456"/>
+        <w:trPr>
+          <w:cantSplit/>
+        </w:trPr>
+        <w:tc>
+          <w:tcPr>
+            <w:tcW w:type="dxa" w:w="3361"/>
             <w:vAlign w:val="center"/>
           </w:tcPr>
           <w:p>
@@ -1597,7 +1679,7 @@
         </w:tc>
         <w:tc>
           <w:tcPr>
-            <w:tcW w:type="dxa" w:w="7056"/>
+            <w:tcW w:type="dxa" w:w="6863"/>
             <w:vAlign w:val="center"/>
           </w:tcPr>
           <w:p>
@@ -1628,7 +1710,7 @@
         <w:keepNext/>
       </w:pPr>
       <w:r>
-        <w:t>2.1 Mandatory stop conditions</w:t>
+        <w:t>2 1 Mandatory stop conditions</w:t>
       </w:r>
     </w:p>
     <w:p>
@@ -1685,7 +1767,7 @@
         <w:keepNext/>
       </w:pPr>
       <w:r>
-        <w:t>2.2 Provisional POC sizing — approval required</w:t>
+        <w:t>2 2 Provisional POC sizing approval required</w:t>
       </w:r>
     </w:p>
     <w:tbl>
@@ -1693,17 +1775,30 @@
         <w:tblStyle w:val="TableGrid"/>
         <w:tblW w:type="auto" w:w="0"/>
         <w:jc w:val="center"/>
+        <w:tblLayout w:type="fixed"/>
         <w:tblLook w:firstColumn="1" w:firstRow="1" w:lastColumn="0" w:lastRow="0" w:noHBand="0" w:noVBand="1" w:val="04A0"/>
+        <w:tblBorders>
+          <w:top w:val="single" w:sz="4" w:color="D9D9D9"/>
+          <w:left w:val="single" w:sz="4" w:color="D9D9D9"/>
+          <w:bottom w:val="single" w:sz="4" w:color="D9D9D9"/>
+          <w:right w:val="single" w:sz="4" w:color="D9D9D9"/>
+          <w:insideH w:val="single" w:sz="4" w:color="D9D9D9"/>
+          <w:insideV w:val="single" w:sz="4" w:color="D9D9D9"/>
+        </w:tblBorders>
       </w:tblPr>
       <w:tblGrid>
-        <w:gridCol w:w="3408"/>
-        <w:gridCol w:w="3408"/>
-        <w:gridCol w:w="3408"/>
+        <w:gridCol w:w="2451"/>
+        <w:gridCol w:w="2801"/>
+        <w:gridCol w:w="4972"/>
       </w:tblGrid>
       <w:tr>
-        <w:tc>
-          <w:tcPr>
-            <w:tcW w:type="dxa" w:w="2520"/>
+        <w:trPr>
+          <w:tblHeader/>
+          <w:cantSplit/>
+        </w:trPr>
+        <w:tc>
+          <w:tcPr>
+            <w:tcW w:type="dxa" w:w="2451"/>
             <w:vAlign w:val="center"/>
             <w:shd w:fill="1F4E78"/>
           </w:tcPr>
@@ -1725,7 +1820,7 @@
         </w:tc>
         <w:tc>
           <w:tcPr>
-            <w:tcW w:type="dxa" w:w="2880"/>
+            <w:tcW w:type="dxa" w:w="2801"/>
             <w:vAlign w:val="center"/>
             <w:shd w:fill="1F4E78"/>
           </w:tcPr>
@@ -1747,7 +1842,7 @@
         </w:tc>
         <w:tc>
           <w:tcPr>
-            <w:tcW w:type="dxa" w:w="5112"/>
+            <w:tcW w:type="dxa" w:w="4972"/>
             <w:vAlign w:val="center"/>
             <w:shd w:fill="1F4E78"/>
           </w:tcPr>
@@ -1769,9 +1864,12 @@
         </w:tc>
       </w:tr>
       <w:tr>
-        <w:tc>
-          <w:tcPr>
-            <w:tcW w:type="dxa" w:w="2520"/>
+        <w:trPr>
+          <w:cantSplit/>
+        </w:trPr>
+        <w:tc>
+          <w:tcPr>
+            <w:tcW w:type="dxa" w:w="2451"/>
             <w:vAlign w:val="center"/>
           </w:tcPr>
           <w:p>
@@ -1791,7 +1889,7 @@
         </w:tc>
         <w:tc>
           <w:tcPr>
-            <w:tcW w:type="dxa" w:w="2880"/>
+            <w:tcW w:type="dxa" w:w="2801"/>
             <w:vAlign w:val="center"/>
           </w:tcPr>
           <w:p>
@@ -1811,7 +1909,7 @@
         </w:tc>
         <w:tc>
           <w:tcPr>
-            <w:tcW w:type="dxa" w:w="5112"/>
+            <w:tcW w:type="dxa" w:w="4972"/>
             <w:vAlign w:val="center"/>
           </w:tcPr>
           <w:p>
@@ -1831,9 +1929,12 @@
         </w:tc>
       </w:tr>
       <w:tr>
-        <w:tc>
-          <w:tcPr>
-            <w:tcW w:type="dxa" w:w="2520"/>
+        <w:trPr>
+          <w:cantSplit/>
+        </w:trPr>
+        <w:tc>
+          <w:tcPr>
+            <w:tcW w:type="dxa" w:w="2451"/>
             <w:vAlign w:val="center"/>
             <w:shd w:fill="F2F2F2"/>
           </w:tcPr>
@@ -1854,7 +1955,7 @@
         </w:tc>
         <w:tc>
           <w:tcPr>
-            <w:tcW w:type="dxa" w:w="2880"/>
+            <w:tcW w:type="dxa" w:w="2801"/>
             <w:vAlign w:val="center"/>
             <w:shd w:fill="F2F2F2"/>
           </w:tcPr>
@@ -1875,7 +1976,7 @@
         </w:tc>
         <w:tc>
           <w:tcPr>
-            <w:tcW w:type="dxa" w:w="5112"/>
+            <w:tcW w:type="dxa" w:w="4972"/>
             <w:vAlign w:val="center"/>
             <w:shd w:fill="F2F2F2"/>
           </w:tcPr>
@@ -1896,9 +1997,12 @@
         </w:tc>
       </w:tr>
       <w:tr>
-        <w:tc>
-          <w:tcPr>
-            <w:tcW w:type="dxa" w:w="2520"/>
+        <w:trPr>
+          <w:cantSplit/>
+        </w:trPr>
+        <w:tc>
+          <w:tcPr>
+            <w:tcW w:type="dxa" w:w="2451"/>
             <w:vAlign w:val="center"/>
           </w:tcPr>
           <w:p>
@@ -1918,7 +2022,7 @@
         </w:tc>
         <w:tc>
           <w:tcPr>
-            <w:tcW w:type="dxa" w:w="2880"/>
+            <w:tcW w:type="dxa" w:w="2801"/>
             <w:vAlign w:val="center"/>
           </w:tcPr>
           <w:p>
@@ -1938,7 +2042,7 @@
         </w:tc>
         <w:tc>
           <w:tcPr>
-            <w:tcW w:type="dxa" w:w="5112"/>
+            <w:tcW w:type="dxa" w:w="4972"/>
             <w:vAlign w:val="center"/>
           </w:tcPr>
           <w:p>
@@ -1958,9 +2062,12 @@
         </w:tc>
       </w:tr>
       <w:tr>
-        <w:tc>
-          <w:tcPr>
-            <w:tcW w:type="dxa" w:w="2520"/>
+        <w:trPr>
+          <w:cantSplit/>
+        </w:trPr>
+        <w:tc>
+          <w:tcPr>
+            <w:tcW w:type="dxa" w:w="2451"/>
             <w:vAlign w:val="center"/>
             <w:shd w:fill="F2F2F2"/>
           </w:tcPr>
@@ -1981,7 +2088,7 @@
         </w:tc>
         <w:tc>
           <w:tcPr>
-            <w:tcW w:type="dxa" w:w="2880"/>
+            <w:tcW w:type="dxa" w:w="2801"/>
             <w:vAlign w:val="center"/>
             <w:shd w:fill="F2F2F2"/>
           </w:tcPr>
@@ -2002,7 +2109,7 @@
         </w:tc>
         <w:tc>
           <w:tcPr>
-            <w:tcW w:type="dxa" w:w="5112"/>
+            <w:tcW w:type="dxa" w:w="4972"/>
             <w:vAlign w:val="center"/>
             <w:shd w:fill="F2F2F2"/>
           </w:tcPr>
@@ -2023,9 +2130,12 @@
         </w:tc>
       </w:tr>
       <w:tr>
-        <w:tc>
-          <w:tcPr>
-            <w:tcW w:type="dxa" w:w="2520"/>
+        <w:trPr>
+          <w:cantSplit/>
+        </w:trPr>
+        <w:tc>
+          <w:tcPr>
+            <w:tcW w:type="dxa" w:w="2451"/>
             <w:vAlign w:val="center"/>
           </w:tcPr>
           <w:p>
@@ -2045,49 +2155,52 @@
         </w:tc>
         <w:tc>
           <w:tcPr>
-            <w:tcW w:type="dxa" w:w="2880"/>
-            <w:vAlign w:val="center"/>
-          </w:tcPr>
-          <w:p>
-            <w:pPr>
-              <w:spacing w:after="0"/>
-            </w:pPr>
-            <w:r/>
-            <w:r>
-              <w:rPr>
-                <w:rFonts w:ascii="Aptos" w:hAnsi="Aptos"/>
-                <w:b w:val="0"/>
-                <w:sz w:val="17"/>
-              </w:rPr>
-              <w:t>500 GB/node, 20 VPU/GB initially</w:t>
-            </w:r>
-          </w:p>
-        </w:tc>
-        <w:tc>
-          <w:tcPr>
-            <w:tcW w:type="dxa" w:w="5112"/>
-            <w:vAlign w:val="center"/>
-          </w:tcPr>
-          <w:p>
-            <w:pPr>
-              <w:spacing w:after="0"/>
-            </w:pPr>
-            <w:r/>
-            <w:r>
-              <w:rPr>
-                <w:rFonts w:ascii="Aptos" w:hAnsi="Aptos"/>
-                <w:b w:val="0"/>
-                <w:sz w:val="17"/>
-              </w:rPr>
-              <w:t>Measure IOPS/latency/throughput; resize performance without rebuild if approved</w:t>
+            <w:tcW w:type="dxa" w:w="2801"/>
+            <w:vAlign w:val="center"/>
+          </w:tcPr>
+          <w:p>
+            <w:pPr>
+              <w:spacing w:after="0"/>
+            </w:pPr>
+            <w:r/>
+            <w:r>
+              <w:rPr>
+                <w:rFonts w:ascii="Aptos" w:hAnsi="Aptos"/>
+                <w:b w:val="0"/>
+                <w:sz w:val="17"/>
+              </w:rPr>
+              <w:t>About 1 TB total block storage per worker</w:t>
+            </w:r>
+          </w:p>
+        </w:tc>
+        <w:tc>
+          <w:tcPr>
+            <w:tcW w:type="dxa" w:w="4972"/>
+            <w:vAlign w:val="center"/>
+          </w:tcPr>
+          <w:p>
+            <w:pPr>
+              <w:spacing w:after="0"/>
+            </w:pPr>
+            <w:r/>
+            <w:r>
+              <w:rPr>
+                <w:rFonts w:ascii="Aptos" w:hAnsi="Aptos"/>
+                <w:b w:val="0"/>
+                <w:sz w:val="17"/>
+              </w:rPr>
+              <w:t>Prior 500 GB/node assumption replaced by planning estimate from prior discovery; confirm allocation, CSI provisioning and performance before Apply</w:t>
             </w:r>
           </w:p>
         </w:tc>
       </w:tr>
       <w:tr>
-        <w:tc>
-          <w:tcPr>
-            <w:tcW w:type="dxa" w:w="2520"/>
+        <w:trPr>
+          <w:cantSplit/>
+        </w:trPr>
+        <w:tc>
+          <w:tcPr>
+            <w:tcW w:type="dxa" w:w="2451"/>
             <w:vAlign w:val="center"/>
             <w:shd w:fill="F2F2F2"/>
           </w:tcPr>
@@ -2102,13 +2215,13 @@
                 <w:b w:val="0"/>
                 <w:sz w:val="17"/>
               </w:rPr>
-              <w:t>Control plane</w:t>
-            </w:r>
-          </w:p>
-        </w:tc>
-        <w:tc>
-          <w:tcPr>
-            <w:tcW w:type="dxa" w:w="2880"/>
+              <w:t>Object storage</w:t>
+            </w:r>
+          </w:p>
+        </w:tc>
+        <w:tc>
+          <w:tcPr>
+            <w:tcW w:type="dxa" w:w="2801"/>
             <w:vAlign w:val="center"/>
             <w:shd w:fill="F2F2F2"/>
           </w:tcPr>
@@ -2123,13 +2236,13 @@
                 <w:b w:val="0"/>
                 <w:sz w:val="17"/>
               </w:rPr>
-              <w:t>TBD by Kubernetes path</w:t>
-            </w:r>
-          </w:p>
-        </w:tc>
-        <w:tc>
-          <w:tcPr>
-            <w:tcW w:type="dxa" w:w="5112"/>
+              <w:t>About 1 TB planning allowance</w:t>
+            </w:r>
+          </w:p>
+        </w:tc>
+        <w:tc>
+          <w:tcPr>
+            <w:tcW w:type="dxa" w:w="4972"/>
             <w:vAlign w:val="center"/>
             <w:shd w:fill="F2F2F2"/>
           </w:tcPr>
@@ -2144,16 +2257,85 @@
                 <w:b w:val="0"/>
                 <w:sz w:val="17"/>
               </w:rPr>
-              <w:t>OKE: Oracle-managed; self-managed: size and place separately</w:t>
+              <w:t>Confirm application storage plus separate demo-database staging and retention; avoid double counting</w:t>
             </w:r>
           </w:p>
         </w:tc>
       </w:tr>
       <w:tr>
-        <w:tc>
-          <w:tcPr>
-            <w:tcW w:type="dxa" w:w="2520"/>
-            <w:vAlign w:val="center"/>
+        <w:trPr>
+          <w:cantSplit/>
+        </w:trPr>
+        <w:tc>
+          <w:tcPr>
+            <w:tcW w:type="dxa" w:w="2451"/>
+            <w:vAlign w:val="center"/>
+          </w:tcPr>
+          <w:p>
+            <w:pPr>
+              <w:spacing w:after="0"/>
+            </w:pPr>
+            <w:r/>
+            <w:r>
+              <w:rPr>
+                <w:rFonts w:ascii="Aptos" w:hAnsi="Aptos"/>
+                <w:b w:val="0"/>
+                <w:sz w:val="17"/>
+              </w:rPr>
+              <w:t>Control plane</w:t>
+            </w:r>
+          </w:p>
+        </w:tc>
+        <w:tc>
+          <w:tcPr>
+            <w:tcW w:type="dxa" w:w="2801"/>
+            <w:vAlign w:val="center"/>
+          </w:tcPr>
+          <w:p>
+            <w:pPr>
+              <w:spacing w:after="0"/>
+            </w:pPr>
+            <w:r/>
+            <w:r>
+              <w:rPr>
+                <w:rFonts w:ascii="Aptos" w:hAnsi="Aptos"/>
+                <w:b w:val="0"/>
+                <w:sz w:val="17"/>
+              </w:rPr>
+              <w:t>TBD by Kubernetes path</w:t>
+            </w:r>
+          </w:p>
+        </w:tc>
+        <w:tc>
+          <w:tcPr>
+            <w:tcW w:type="dxa" w:w="4972"/>
+            <w:vAlign w:val="center"/>
+          </w:tcPr>
+          <w:p>
+            <w:pPr>
+              <w:spacing w:after="0"/>
+            </w:pPr>
+            <w:r/>
+            <w:r>
+              <w:rPr>
+                <w:rFonts w:ascii="Aptos" w:hAnsi="Aptos"/>
+                <w:b w:val="0"/>
+                <w:sz w:val="17"/>
+              </w:rPr>
+              <w:t>OKE: Oracle-managed; self-managed: size and place separately</w:t>
+            </w:r>
+          </w:p>
+        </w:tc>
+      </w:tr>
+      <w:tr>
+        <w:trPr>
+          <w:cantSplit/>
+        </w:trPr>
+        <w:tc>
+          <w:tcPr>
+            <w:tcW w:type="dxa" w:w="2451"/>
+            <w:vAlign w:val="center"/>
+            <w:shd w:fill="F2F2F2"/>
           </w:tcPr>
           <w:p>
             <w:pPr>
@@ -2172,8 +2354,9 @@
         </w:tc>
         <w:tc>
           <w:tcPr>
-            <w:tcW w:type="dxa" w:w="2880"/>
-            <w:vAlign w:val="center"/>
+            <w:tcW w:type="dxa" w:w="2801"/>
+            <w:vAlign w:val="center"/>
+            <w:shd w:fill="F2F2F2"/>
           </w:tcPr>
           <w:p>
             <w:pPr>
@@ -2192,8 +2375,9 @@
         </w:tc>
         <w:tc>
           <w:tcPr>
-            <w:tcW w:type="dxa" w:w="5112"/>
-            <w:vAlign w:val="center"/>
+            <w:tcW w:type="dxa" w:w="4972"/>
+            <w:vAlign w:val="center"/>
+            <w:shd w:fill="F2F2F2"/>
           </w:tcPr>
           <w:p>
             <w:pPr>
@@ -2217,43 +2401,16 @@
         <w:spacing w:after="0"/>
       </w:pPr>
     </w:p>
-    <w:tbl>
-      <w:tblPr>
-        <w:tblStyle w:val="TableGrid"/>
-        <w:tblW w:type="auto" w:w="0"/>
-        <w:tblLook w:firstColumn="1" w:firstRow="1" w:lastColumn="0" w:lastRow="0" w:noHBand="0" w:noVBand="1" w:val="04A0"/>
-      </w:tblPr>
-      <w:tblGrid>
-        <w:gridCol w:w="10224"/>
-      </w:tblGrid>
-      <w:tr>
-        <w:tc>
-          <w:tcPr>
-            <w:tcW w:type="dxa" w:w="10224"/>
-            <w:shd w:fill="E2F0D9"/>
-          </w:tcPr>
-          <w:p>
-            <w:pPr>
-              <w:spacing w:after="0"/>
-            </w:pPr>
-            <w:r>
-              <w:rPr>
-                <w:b/>
-                <w:color w:val="1F4E79"/>
-              </w:rPr>
-              <w:t xml:space="preserve">OCI CPU TERMINOLOGY  </w:t>
-            </w:r>
-            <w:r>
-              <w:t>For x86 flexible VM shapes, the ORM input is OCPUs, not vCPUs. The existing stack default of 8 OCPUs represents 16 vCPUs. Do not enter 16 OCPUs unless DataWalk explicitly requires 32 vCPUs.</w:t>
-            </w:r>
-          </w:p>
-        </w:tc>
-      </w:tr>
-    </w:tbl>
     <w:p>
-      <w:pPr>
-        <w:spacing w:after="0"/>
-      </w:pPr>
+      <w:r>
+        <w:rPr>
+          <w:b/>
+        </w:rPr>
+        <w:t xml:space="preserve">OCI CPU TERMINOLOGY  </w:t>
+      </w:r>
+      <w:r>
+        <w:t>For x86 flexible VM shapes, the ORM input is OCPUs, not vCPUs. The existing stack default of 8 OCPUs represents 16 vCPUs. Do not enter 16 OCPUs unless DataWalk explicitly requires 32 vCPUs.</w:t>
+      </w:r>
     </w:p>
     <w:p>
       <w:r>
@@ -2266,7 +2423,7 @@
         <w:keepNext/>
       </w:pPr>
       <w:r>
-        <w:t>3. Procedure A — Approve landing-zone and network prerequisites</w:t>
+        <w:t>3 Procedure A Approve landing zone and network prerequisites</w:t>
       </w:r>
     </w:p>
     <w:p>
@@ -2279,17 +2436,30 @@
         <w:tblStyle w:val="TableGrid"/>
         <w:tblW w:type="auto" w:w="0"/>
         <w:jc w:val="center"/>
+        <w:tblLayout w:type="fixed"/>
         <w:tblLook w:firstColumn="1" w:firstRow="1" w:lastColumn="0" w:lastRow="0" w:noHBand="0" w:noVBand="1" w:val="04A0"/>
+        <w:tblBorders>
+          <w:top w:val="single" w:sz="4" w:color="D9D9D9"/>
+          <w:left w:val="single" w:sz="4" w:color="D9D9D9"/>
+          <w:bottom w:val="single" w:sz="4" w:color="D9D9D9"/>
+          <w:right w:val="single" w:sz="4" w:color="D9D9D9"/>
+          <w:insideH w:val="single" w:sz="4" w:color="D9D9D9"/>
+          <w:insideV w:val="single" w:sz="4" w:color="D9D9D9"/>
+        </w:tblBorders>
       </w:tblPr>
       <w:tblGrid>
-        <w:gridCol w:w="3408"/>
-        <w:gridCol w:w="3408"/>
-        <w:gridCol w:w="3408"/>
+        <w:gridCol w:w="755"/>
+        <w:gridCol w:w="7754"/>
+        <w:gridCol w:w="1715"/>
       </w:tblGrid>
       <w:tr>
-        <w:tc>
-          <w:tcPr>
-            <w:tcW w:type="dxa" w:w="792"/>
+        <w:trPr>
+          <w:tblHeader/>
+          <w:cantSplit/>
+        </w:trPr>
+        <w:tc>
+          <w:tcPr>
+            <w:tcW w:type="dxa" w:w="755"/>
             <w:vAlign w:val="center"/>
             <w:shd w:fill="1F4E78"/>
           </w:tcPr>
@@ -2305,13 +2475,13 @@
                 <w:color w:val="FFFFFF"/>
                 <w:sz w:val="18"/>
               </w:rPr>
-              <w:t>Status</w:t>
-            </w:r>
-          </w:p>
-        </w:tc>
-        <w:tc>
-          <w:tcPr>
-            <w:tcW w:type="dxa" w:w="8136"/>
+              <w:t>Done</w:t>
+            </w:r>
+          </w:p>
+        </w:tc>
+        <w:tc>
+          <w:tcPr>
+            <w:tcW w:type="dxa" w:w="7754"/>
             <w:vAlign w:val="center"/>
             <w:shd w:fill="1F4E78"/>
           </w:tcPr>
@@ -2333,7 +2503,7 @@
         </w:tc>
         <w:tc>
           <w:tcPr>
-            <w:tcW w:type="dxa" w:w="1800"/>
+            <w:tcW w:type="dxa" w:w="1715"/>
             <w:vAlign w:val="center"/>
             <w:shd w:fill="1F4E78"/>
           </w:tcPr>
@@ -2355,9 +2525,12 @@
         </w:tc>
       </w:tr>
       <w:tr>
-        <w:tc>
-          <w:tcPr>
-            <w:tcW w:type="dxa" w:w="792"/>
+        <w:trPr>
+          <w:cantSplit/>
+        </w:trPr>
+        <w:tc>
+          <w:tcPr>
+            <w:tcW w:type="dxa" w:w="755"/>
             <w:vAlign w:val="center"/>
           </w:tcPr>
           <w:p>
@@ -2377,7 +2550,7 @@
         </w:tc>
         <w:tc>
           <w:tcPr>
-            <w:tcW w:type="dxa" w:w="8136"/>
+            <w:tcW w:type="dxa" w:w="7754"/>
             <w:vAlign w:val="center"/>
           </w:tcPr>
           <w:p>
@@ -2397,7 +2570,7 @@
         </w:tc>
         <w:tc>
           <w:tcPr>
-            <w:tcW w:type="dxa" w:w="1800"/>
+            <w:tcW w:type="dxa" w:w="1715"/>
             <w:vAlign w:val="center"/>
           </w:tcPr>
           <w:p>
@@ -2416,9 +2589,12 @@
         </w:tc>
       </w:tr>
       <w:tr>
-        <w:tc>
-          <w:tcPr>
-            <w:tcW w:type="dxa" w:w="792"/>
+        <w:trPr>
+          <w:cantSplit/>
+        </w:trPr>
+        <w:tc>
+          <w:tcPr>
+            <w:tcW w:type="dxa" w:w="755"/>
             <w:vAlign w:val="center"/>
             <w:shd w:fill="F2F2F2"/>
           </w:tcPr>
@@ -2439,7 +2615,7 @@
         </w:tc>
         <w:tc>
           <w:tcPr>
-            <w:tcW w:type="dxa" w:w="8136"/>
+            <w:tcW w:type="dxa" w:w="7754"/>
             <w:vAlign w:val="center"/>
             <w:shd w:fill="F2F2F2"/>
           </w:tcPr>
@@ -2460,7 +2636,7 @@
         </w:tc>
         <w:tc>
           <w:tcPr>
-            <w:tcW w:type="dxa" w:w="1800"/>
+            <w:tcW w:type="dxa" w:w="1715"/>
             <w:vAlign w:val="center"/>
             <w:shd w:fill="F2F2F2"/>
           </w:tcPr>
@@ -2480,9 +2656,12 @@
         </w:tc>
       </w:tr>
       <w:tr>
-        <w:tc>
-          <w:tcPr>
-            <w:tcW w:type="dxa" w:w="792"/>
+        <w:trPr>
+          <w:cantSplit/>
+        </w:trPr>
+        <w:tc>
+          <w:tcPr>
+            <w:tcW w:type="dxa" w:w="755"/>
             <w:vAlign w:val="center"/>
           </w:tcPr>
           <w:p>
@@ -2502,7 +2681,7 @@
         </w:tc>
         <w:tc>
           <w:tcPr>
-            <w:tcW w:type="dxa" w:w="8136"/>
+            <w:tcW w:type="dxa" w:w="7754"/>
             <w:vAlign w:val="center"/>
           </w:tcPr>
           <w:p>
@@ -2522,7 +2701,7 @@
         </w:tc>
         <w:tc>
           <w:tcPr>
-            <w:tcW w:type="dxa" w:w="1800"/>
+            <w:tcW w:type="dxa" w:w="1715"/>
             <w:vAlign w:val="center"/>
           </w:tcPr>
           <w:p>
@@ -2541,9 +2720,12 @@
         </w:tc>
       </w:tr>
       <w:tr>
-        <w:tc>
-          <w:tcPr>
-            <w:tcW w:type="dxa" w:w="792"/>
+        <w:trPr>
+          <w:cantSplit/>
+        </w:trPr>
+        <w:tc>
+          <w:tcPr>
+            <w:tcW w:type="dxa" w:w="755"/>
             <w:vAlign w:val="center"/>
             <w:shd w:fill="F2F2F2"/>
           </w:tcPr>
@@ -2564,7 +2746,7 @@
         </w:tc>
         <w:tc>
           <w:tcPr>
-            <w:tcW w:type="dxa" w:w="8136"/>
+            <w:tcW w:type="dxa" w:w="7754"/>
             <w:vAlign w:val="center"/>
             <w:shd w:fill="F2F2F2"/>
           </w:tcPr>
@@ -2585,7 +2767,7 @@
         </w:tc>
         <w:tc>
           <w:tcPr>
-            <w:tcW w:type="dxa" w:w="1800"/>
+            <w:tcW w:type="dxa" w:w="1715"/>
             <w:vAlign w:val="center"/>
             <w:shd w:fill="F2F2F2"/>
           </w:tcPr>
@@ -2605,9 +2787,12 @@
         </w:tc>
       </w:tr>
       <w:tr>
-        <w:tc>
-          <w:tcPr>
-            <w:tcW w:type="dxa" w:w="792"/>
+        <w:trPr>
+          <w:cantSplit/>
+        </w:trPr>
+        <w:tc>
+          <w:tcPr>
+            <w:tcW w:type="dxa" w:w="755"/>
             <w:vAlign w:val="center"/>
           </w:tcPr>
           <w:p>
@@ -2627,7 +2812,7 @@
         </w:tc>
         <w:tc>
           <w:tcPr>
-            <w:tcW w:type="dxa" w:w="8136"/>
+            <w:tcW w:type="dxa" w:w="7754"/>
             <w:vAlign w:val="center"/>
           </w:tcPr>
           <w:p>
@@ -2647,7 +2832,7 @@
         </w:tc>
         <w:tc>
           <w:tcPr>
-            <w:tcW w:type="dxa" w:w="1800"/>
+            <w:tcW w:type="dxa" w:w="1715"/>
             <w:vAlign w:val="center"/>
           </w:tcPr>
           <w:p>
@@ -2666,9 +2851,12 @@
         </w:tc>
       </w:tr>
       <w:tr>
-        <w:tc>
-          <w:tcPr>
-            <w:tcW w:type="dxa" w:w="792"/>
+        <w:trPr>
+          <w:cantSplit/>
+        </w:trPr>
+        <w:tc>
+          <w:tcPr>
+            <w:tcW w:type="dxa" w:w="755"/>
             <w:vAlign w:val="center"/>
             <w:shd w:fill="F2F2F2"/>
           </w:tcPr>
@@ -2689,7 +2877,7 @@
         </w:tc>
         <w:tc>
           <w:tcPr>
-            <w:tcW w:type="dxa" w:w="8136"/>
+            <w:tcW w:type="dxa" w:w="7754"/>
             <w:vAlign w:val="center"/>
             <w:shd w:fill="F2F2F2"/>
           </w:tcPr>
@@ -2710,7 +2898,7 @@
         </w:tc>
         <w:tc>
           <w:tcPr>
-            <w:tcW w:type="dxa" w:w="1800"/>
+            <w:tcW w:type="dxa" w:w="1715"/>
             <w:vAlign w:val="center"/>
             <w:shd w:fill="F2F2F2"/>
           </w:tcPr>
@@ -2730,9 +2918,12 @@
         </w:tc>
       </w:tr>
       <w:tr>
-        <w:tc>
-          <w:tcPr>
-            <w:tcW w:type="dxa" w:w="792"/>
+        <w:trPr>
+          <w:cantSplit/>
+        </w:trPr>
+        <w:tc>
+          <w:tcPr>
+            <w:tcW w:type="dxa" w:w="755"/>
             <w:vAlign w:val="center"/>
           </w:tcPr>
           <w:p>
@@ -2752,7 +2943,7 @@
         </w:tc>
         <w:tc>
           <w:tcPr>
-            <w:tcW w:type="dxa" w:w="8136"/>
+            <w:tcW w:type="dxa" w:w="7754"/>
             <w:vAlign w:val="center"/>
           </w:tcPr>
           <w:p>
@@ -2772,7 +2963,7 @@
         </w:tc>
         <w:tc>
           <w:tcPr>
-            <w:tcW w:type="dxa" w:w="1800"/>
+            <w:tcW w:type="dxa" w:w="1715"/>
             <w:vAlign w:val="center"/>
           </w:tcPr>
           <w:p>
@@ -2791,9 +2982,12 @@
         </w:tc>
       </w:tr>
       <w:tr>
-        <w:tc>
-          <w:tcPr>
-            <w:tcW w:type="dxa" w:w="792"/>
+        <w:trPr>
+          <w:cantSplit/>
+        </w:trPr>
+        <w:tc>
+          <w:tcPr>
+            <w:tcW w:type="dxa" w:w="755"/>
             <w:vAlign w:val="center"/>
             <w:shd w:fill="F2F2F2"/>
           </w:tcPr>
@@ -2814,7 +3008,7 @@
         </w:tc>
         <w:tc>
           <w:tcPr>
-            <w:tcW w:type="dxa" w:w="8136"/>
+            <w:tcW w:type="dxa" w:w="7754"/>
             <w:vAlign w:val="center"/>
             <w:shd w:fill="F2F2F2"/>
           </w:tcPr>
@@ -2835,7 +3029,7 @@
         </w:tc>
         <w:tc>
           <w:tcPr>
-            <w:tcW w:type="dxa" w:w="1800"/>
+            <w:tcW w:type="dxa" w:w="1715"/>
             <w:vAlign w:val="center"/>
             <w:shd w:fill="F2F2F2"/>
           </w:tcPr>
@@ -2855,9 +3049,12 @@
         </w:tc>
       </w:tr>
       <w:tr>
-        <w:tc>
-          <w:tcPr>
-            <w:tcW w:type="dxa" w:w="792"/>
+        <w:trPr>
+          <w:cantSplit/>
+        </w:trPr>
+        <w:tc>
+          <w:tcPr>
+            <w:tcW w:type="dxa" w:w="755"/>
             <w:vAlign w:val="center"/>
           </w:tcPr>
           <w:p>
@@ -2877,7 +3074,7 @@
         </w:tc>
         <w:tc>
           <w:tcPr>
-            <w:tcW w:type="dxa" w:w="8136"/>
+            <w:tcW w:type="dxa" w:w="7754"/>
             <w:vAlign w:val="center"/>
           </w:tcPr>
           <w:p>
@@ -2897,7 +3094,7 @@
         </w:tc>
         <w:tc>
           <w:tcPr>
-            <w:tcW w:type="dxa" w:w="1800"/>
+            <w:tcW w:type="dxa" w:w="1715"/>
             <w:vAlign w:val="center"/>
           </w:tcPr>
           <w:p>
@@ -2927,7 +3124,7 @@
         <w:keepNext/>
       </w:pPr>
       <w:r>
-        <w:t>3.1 Minimum access matrix to finalize</w:t>
+        <w:t>3 1 Minimum access matrix to finalize</w:t>
       </w:r>
     </w:p>
     <w:tbl>
@@ -2935,18 +3132,31 @@
         <w:tblStyle w:val="TableGrid"/>
         <w:tblW w:type="auto" w:w="0"/>
         <w:jc w:val="center"/>
+        <w:tblLayout w:type="fixed"/>
         <w:tblLook w:firstColumn="1" w:firstRow="1" w:lastColumn="0" w:lastRow="0" w:noHBand="0" w:noVBand="1" w:val="04A0"/>
+        <w:tblBorders>
+          <w:top w:val="single" w:sz="4" w:color="D9D9D9"/>
+          <w:left w:val="single" w:sz="4" w:color="D9D9D9"/>
+          <w:bottom w:val="single" w:sz="4" w:color="D9D9D9"/>
+          <w:right w:val="single" w:sz="4" w:color="D9D9D9"/>
+          <w:insideH w:val="single" w:sz="4" w:color="D9D9D9"/>
+          <w:insideV w:val="single" w:sz="4" w:color="D9D9D9"/>
+        </w:tblBorders>
       </w:tblPr>
       <w:tblGrid>
-        <w:gridCol w:w="2556"/>
-        <w:gridCol w:w="2556"/>
-        <w:gridCol w:w="2556"/>
-        <w:gridCol w:w="2556"/>
+        <w:gridCol w:w="2171"/>
+        <w:gridCol w:w="2311"/>
+        <w:gridCol w:w="3011"/>
+        <w:gridCol w:w="2731"/>
       </w:tblGrid>
       <w:tr>
-        <w:tc>
-          <w:tcPr>
-            <w:tcW w:type="dxa" w:w="2232"/>
+        <w:trPr>
+          <w:tblHeader/>
+          <w:cantSplit/>
+        </w:trPr>
+        <w:tc>
+          <w:tcPr>
+            <w:tcW w:type="dxa" w:w="2171"/>
             <w:vAlign w:val="center"/>
             <w:shd w:fill="1F4E78"/>
           </w:tcPr>
@@ -2968,7 +3178,7 @@
         </w:tc>
         <w:tc>
           <w:tcPr>
-            <w:tcW w:type="dxa" w:w="2376"/>
+            <w:tcW w:type="dxa" w:w="2311"/>
             <w:vAlign w:val="center"/>
             <w:shd w:fill="1F4E78"/>
           </w:tcPr>
@@ -2990,7 +3200,7 @@
         </w:tc>
         <w:tc>
           <w:tcPr>
-            <w:tcW w:type="dxa" w:w="3096"/>
+            <w:tcW w:type="dxa" w:w="3011"/>
             <w:vAlign w:val="center"/>
             <w:shd w:fill="1F4E78"/>
           </w:tcPr>
@@ -3012,7 +3222,7 @@
         </w:tc>
         <w:tc>
           <w:tcPr>
-            <w:tcW w:type="dxa" w:w="2808"/>
+            <w:tcW w:type="dxa" w:w="2731"/>
             <w:vAlign w:val="center"/>
             <w:shd w:fill="1F4E78"/>
           </w:tcPr>
@@ -3034,9 +3244,12 @@
         </w:tc>
       </w:tr>
       <w:tr>
-        <w:tc>
-          <w:tcPr>
-            <w:tcW w:type="dxa" w:w="2232"/>
+        <w:trPr>
+          <w:cantSplit/>
+        </w:trPr>
+        <w:tc>
+          <w:tcPr>
+            <w:tcW w:type="dxa" w:w="2171"/>
             <w:vAlign w:val="center"/>
           </w:tcPr>
           <w:p>
@@ -3056,7 +3269,7 @@
         </w:tc>
         <w:tc>
           <w:tcPr>
-            <w:tcW w:type="dxa" w:w="2376"/>
+            <w:tcW w:type="dxa" w:w="2311"/>
             <w:vAlign w:val="center"/>
           </w:tcPr>
           <w:p>
@@ -3076,7 +3289,7 @@
         </w:tc>
         <w:tc>
           <w:tcPr>
-            <w:tcW w:type="dxa" w:w="3096"/>
+            <w:tcW w:type="dxa" w:w="3011"/>
             <w:vAlign w:val="center"/>
           </w:tcPr>
           <w:p>
@@ -3096,7 +3309,7 @@
         </w:tc>
         <w:tc>
           <w:tcPr>
-            <w:tcW w:type="dxa" w:w="2808"/>
+            <w:tcW w:type="dxa" w:w="2731"/>
             <w:vAlign w:val="center"/>
           </w:tcPr>
           <w:p>
@@ -3116,9 +3329,12 @@
         </w:tc>
       </w:tr>
       <w:tr>
-        <w:tc>
-          <w:tcPr>
-            <w:tcW w:type="dxa" w:w="2232"/>
+        <w:trPr>
+          <w:cantSplit/>
+        </w:trPr>
+        <w:tc>
+          <w:tcPr>
+            <w:tcW w:type="dxa" w:w="2171"/>
             <w:vAlign w:val="center"/>
             <w:shd w:fill="F2F2F2"/>
           </w:tcPr>
@@ -3139,7 +3355,7 @@
         </w:tc>
         <w:tc>
           <w:tcPr>
-            <w:tcW w:type="dxa" w:w="2376"/>
+            <w:tcW w:type="dxa" w:w="2311"/>
             <w:vAlign w:val="center"/>
             <w:shd w:fill="F2F2F2"/>
           </w:tcPr>
@@ -3160,7 +3376,7 @@
         </w:tc>
         <w:tc>
           <w:tcPr>
-            <w:tcW w:type="dxa" w:w="3096"/>
+            <w:tcW w:type="dxa" w:w="3011"/>
             <w:vAlign w:val="center"/>
             <w:shd w:fill="F2F2F2"/>
           </w:tcPr>
@@ -3181,7 +3397,7 @@
         </w:tc>
         <w:tc>
           <w:tcPr>
-            <w:tcW w:type="dxa" w:w="2808"/>
+            <w:tcW w:type="dxa" w:w="2731"/>
             <w:vAlign w:val="center"/>
             <w:shd w:fill="F2F2F2"/>
           </w:tcPr>
@@ -3202,9 +3418,12 @@
         </w:tc>
       </w:tr>
       <w:tr>
-        <w:tc>
-          <w:tcPr>
-            <w:tcW w:type="dxa" w:w="2232"/>
+        <w:trPr>
+          <w:cantSplit/>
+        </w:trPr>
+        <w:tc>
+          <w:tcPr>
+            <w:tcW w:type="dxa" w:w="2171"/>
             <w:vAlign w:val="center"/>
           </w:tcPr>
           <w:p>
@@ -3224,7 +3443,7 @@
         </w:tc>
         <w:tc>
           <w:tcPr>
-            <w:tcW w:type="dxa" w:w="2376"/>
+            <w:tcW w:type="dxa" w:w="2311"/>
             <w:vAlign w:val="center"/>
           </w:tcPr>
           <w:p>
@@ -3244,7 +3463,7 @@
         </w:tc>
         <w:tc>
           <w:tcPr>
-            <w:tcW w:type="dxa" w:w="3096"/>
+            <w:tcW w:type="dxa" w:w="3011"/>
             <w:vAlign w:val="center"/>
           </w:tcPr>
           <w:p>
@@ -3264,7 +3483,7 @@
         </w:tc>
         <w:tc>
           <w:tcPr>
-            <w:tcW w:type="dxa" w:w="2808"/>
+            <w:tcW w:type="dxa" w:w="2731"/>
             <w:vAlign w:val="center"/>
           </w:tcPr>
           <w:p>
@@ -3284,9 +3503,12 @@
         </w:tc>
       </w:tr>
       <w:tr>
-        <w:tc>
-          <w:tcPr>
-            <w:tcW w:type="dxa" w:w="2232"/>
+        <w:trPr>
+          <w:cantSplit/>
+        </w:trPr>
+        <w:tc>
+          <w:tcPr>
+            <w:tcW w:type="dxa" w:w="2171"/>
             <w:vAlign w:val="center"/>
             <w:shd w:fill="F2F2F2"/>
           </w:tcPr>
@@ -3307,7 +3529,7 @@
         </w:tc>
         <w:tc>
           <w:tcPr>
-            <w:tcW w:type="dxa" w:w="2376"/>
+            <w:tcW w:type="dxa" w:w="2311"/>
             <w:vAlign w:val="center"/>
             <w:shd w:fill="F2F2F2"/>
           </w:tcPr>
@@ -3328,7 +3550,7 @@
         </w:tc>
         <w:tc>
           <w:tcPr>
-            <w:tcW w:type="dxa" w:w="3096"/>
+            <w:tcW w:type="dxa" w:w="3011"/>
             <w:vAlign w:val="center"/>
             <w:shd w:fill="F2F2F2"/>
           </w:tcPr>
@@ -3349,7 +3571,7 @@
         </w:tc>
         <w:tc>
           <w:tcPr>
-            <w:tcW w:type="dxa" w:w="2808"/>
+            <w:tcW w:type="dxa" w:w="2731"/>
             <w:vAlign w:val="center"/>
             <w:shd w:fill="F2F2F2"/>
           </w:tcPr>
@@ -3370,9 +3592,12 @@
         </w:tc>
       </w:tr>
       <w:tr>
-        <w:tc>
-          <w:tcPr>
-            <w:tcW w:type="dxa" w:w="2232"/>
+        <w:trPr>
+          <w:cantSplit/>
+        </w:trPr>
+        <w:tc>
+          <w:tcPr>
+            <w:tcW w:type="dxa" w:w="2171"/>
             <w:vAlign w:val="center"/>
           </w:tcPr>
           <w:p>
@@ -3392,7 +3617,7 @@
         </w:tc>
         <w:tc>
           <w:tcPr>
-            <w:tcW w:type="dxa" w:w="2376"/>
+            <w:tcW w:type="dxa" w:w="2311"/>
             <w:vAlign w:val="center"/>
           </w:tcPr>
           <w:p>
@@ -3412,7 +3637,7 @@
         </w:tc>
         <w:tc>
           <w:tcPr>
-            <w:tcW w:type="dxa" w:w="3096"/>
+            <w:tcW w:type="dxa" w:w="3011"/>
             <w:vAlign w:val="center"/>
           </w:tcPr>
           <w:p>
@@ -3432,7 +3657,7 @@
         </w:tc>
         <w:tc>
           <w:tcPr>
-            <w:tcW w:type="dxa" w:w="2808"/>
+            <w:tcW w:type="dxa" w:w="2731"/>
             <w:vAlign w:val="center"/>
           </w:tcPr>
           <w:p>
@@ -3452,9 +3677,12 @@
         </w:tc>
       </w:tr>
       <w:tr>
-        <w:tc>
-          <w:tcPr>
-            <w:tcW w:type="dxa" w:w="2232"/>
+        <w:trPr>
+          <w:cantSplit/>
+        </w:trPr>
+        <w:tc>
+          <w:tcPr>
+            <w:tcW w:type="dxa" w:w="2171"/>
             <w:vAlign w:val="center"/>
             <w:shd w:fill="F2F2F2"/>
           </w:tcPr>
@@ -3475,7 +3703,7 @@
         </w:tc>
         <w:tc>
           <w:tcPr>
-            <w:tcW w:type="dxa" w:w="2376"/>
+            <w:tcW w:type="dxa" w:w="2311"/>
             <w:vAlign w:val="center"/>
             <w:shd w:fill="F2F2F2"/>
           </w:tcPr>
@@ -3496,7 +3724,7 @@
         </w:tc>
         <w:tc>
           <w:tcPr>
-            <w:tcW w:type="dxa" w:w="3096"/>
+            <w:tcW w:type="dxa" w:w="3011"/>
             <w:vAlign w:val="center"/>
             <w:shd w:fill="F2F2F2"/>
           </w:tcPr>
@@ -3517,7 +3745,7 @@
         </w:tc>
         <w:tc>
           <w:tcPr>
-            <w:tcW w:type="dxa" w:w="2808"/>
+            <w:tcW w:type="dxa" w:w="2731"/>
             <w:vAlign w:val="center"/>
             <w:shd w:fill="F2F2F2"/>
           </w:tcPr>
@@ -3543,34 +3771,572 @@
         <w:spacing w:after="0"/>
       </w:pPr>
     </w:p>
+    <w:p>
+      <w:r>
+        <w:rPr>
+          <w:b/>
+        </w:rPr>
+        <w:t xml:space="preserve">DO NOT GUESS PORTS  </w:t>
+      </w:r>
+      <w:r>
+        <w:t>The repository stack's extra_rules input supports one destination port per entry and does not support port ranges. Do not open a broad intra-subnet rule or NodePort range to compensate. Extend the IaC only after the Kubernetes/CNI and vendor port matrix is approved.</w:t>
+      </w:r>
+    </w:p>
+    <w:p>
+      <w:pPr>
+        <w:pStyle w:val="Heading1"/>
+        <w:keepNext/>
+      </w:pPr>
+      <w:r>
+        <w:t>4 Procedure B Prepare IAM quotas tags and evidence</w:t>
+      </w:r>
+    </w:p>
     <w:tbl>
       <w:tblPr>
         <w:tblStyle w:val="TableGrid"/>
         <w:tblW w:type="auto" w:w="0"/>
+        <w:jc w:val="center"/>
+        <w:tblLayout w:type="fixed"/>
         <w:tblLook w:firstColumn="1" w:firstRow="1" w:lastColumn="0" w:lastRow="0" w:noHBand="0" w:noVBand="1" w:val="04A0"/>
+        <w:tblBorders>
+          <w:top w:val="single" w:sz="4" w:color="D9D9D9"/>
+          <w:left w:val="single" w:sz="4" w:color="D9D9D9"/>
+          <w:bottom w:val="single" w:sz="4" w:color="D9D9D9"/>
+          <w:right w:val="single" w:sz="4" w:color="D9D9D9"/>
+          <w:insideH w:val="single" w:sz="4" w:color="D9D9D9"/>
+          <w:insideV w:val="single" w:sz="4" w:color="D9D9D9"/>
+        </w:tblBorders>
       </w:tblPr>
       <w:tblGrid>
-        <w:gridCol w:w="10224"/>
+        <w:gridCol w:w="755"/>
+        <w:gridCol w:w="7754"/>
+        <w:gridCol w:w="1715"/>
       </w:tblGrid>
       <w:tr>
-        <w:tc>
-          <w:tcPr>
-            <w:tcW w:type="dxa" w:w="10224"/>
-            <w:shd w:fill="FCE4D6"/>
-          </w:tcPr>
-          <w:p>
-            <w:pPr>
-              <w:spacing w:after="0"/>
-            </w:pPr>
-            <w:r>
-              <w:rPr>
+        <w:trPr>
+          <w:tblHeader/>
+          <w:cantSplit/>
+        </w:trPr>
+        <w:tc>
+          <w:tcPr>
+            <w:tcW w:type="dxa" w:w="755"/>
+            <w:vAlign w:val="center"/>
+            <w:shd w:fill="1F4E78"/>
+          </w:tcPr>
+          <w:p>
+            <w:pPr>
+              <w:spacing w:after="0"/>
+            </w:pPr>
+            <w:r/>
+            <w:r>
+              <w:rPr>
+                <w:rFonts w:ascii="Aptos" w:hAnsi="Aptos"/>
                 <w:b/>
-                <w:color w:val="1F4E79"/>
-              </w:rPr>
-              <w:t xml:space="preserve">DO NOT GUESS PORTS  </w:t>
-            </w:r>
-            <w:r>
-              <w:t>The repository stack's extra_rules input supports one destination port per entry and does not support port ranges. Do not open a broad intra-subnet rule or NodePort range to compensate. Extend the IaC only after the Kubernetes/CNI and vendor port matrix is approved.</w:t>
+                <w:color w:val="FFFFFF"/>
+                <w:sz w:val="18"/>
+              </w:rPr>
+              <w:t>Done</w:t>
+            </w:r>
+          </w:p>
+        </w:tc>
+        <w:tc>
+          <w:tcPr>
+            <w:tcW w:type="dxa" w:w="7754"/>
+            <w:vAlign w:val="center"/>
+            <w:shd w:fill="1F4E78"/>
+          </w:tcPr>
+          <w:p>
+            <w:pPr>
+              <w:spacing w:after="0"/>
+            </w:pPr>
+            <w:r/>
+            <w:r>
+              <w:rPr>
+                <w:rFonts w:ascii="Aptos" w:hAnsi="Aptos"/>
+                <w:b/>
+                <w:color w:val="FFFFFF"/>
+                <w:sz w:val="18"/>
+              </w:rPr>
+              <w:t>Execution step</w:t>
+            </w:r>
+          </w:p>
+        </w:tc>
+        <w:tc>
+          <w:tcPr>
+            <w:tcW w:type="dxa" w:w="1715"/>
+            <w:vAlign w:val="center"/>
+            <w:shd w:fill="1F4E78"/>
+          </w:tcPr>
+          <w:p>
+            <w:pPr>
+              <w:spacing w:after="0"/>
+            </w:pPr>
+            <w:r/>
+            <w:r>
+              <w:rPr>
+                <w:rFonts w:ascii="Aptos" w:hAnsi="Aptos"/>
+                <w:b/>
+                <w:color w:val="FFFFFF"/>
+                <w:sz w:val="18"/>
+              </w:rPr>
+              <w:t>Evidence / ticket</w:t>
+            </w:r>
+          </w:p>
+        </w:tc>
+      </w:tr>
+      <w:tr>
+        <w:trPr>
+          <w:cantSplit/>
+        </w:trPr>
+        <w:tc>
+          <w:tcPr>
+            <w:tcW w:type="dxa" w:w="755"/>
+            <w:vAlign w:val="center"/>
+          </w:tcPr>
+          <w:p>
+            <w:pPr>
+              <w:spacing w:after="0"/>
+            </w:pPr>
+            <w:r/>
+            <w:r>
+              <w:rPr>
+                <w:rFonts w:ascii="Aptos" w:hAnsi="Aptos"/>
+                <w:b w:val="0"/>
+                <w:sz w:val="17"/>
+              </w:rPr>
+              <w:t>☐</w:t>
+            </w:r>
+          </w:p>
+        </w:tc>
+        <w:tc>
+          <w:tcPr>
+            <w:tcW w:type="dxa" w:w="7754"/>
+            <w:vAlign w:val="center"/>
+          </w:tcPr>
+          <w:p>
+            <w:pPr>
+              <w:spacing w:after="0"/>
+            </w:pPr>
+            <w:r/>
+            <w:r>
+              <w:rPr>
+                <w:rFonts w:ascii="Aptos" w:hAnsi="Aptos"/>
+                <w:b w:val="0"/>
+                <w:sz w:val="17"/>
+              </w:rPr>
+              <w:t>Create or confirm least-privilege groups for POC infrastructure operators, Kubernetes operators, application installers, security reviewers and read-only auditors.</w:t>
+            </w:r>
+          </w:p>
+        </w:tc>
+        <w:tc>
+          <w:tcPr>
+            <w:tcW w:type="dxa" w:w="1715"/>
+            <w:vAlign w:val="center"/>
+          </w:tcPr>
+          <w:p>
+            <w:pPr>
+              <w:spacing w:after="0"/>
+            </w:pPr>
+            <w:r/>
+            <w:r>
+              <w:rPr>
+                <w:rFonts w:ascii="Aptos" w:hAnsi="Aptos"/>
+                <w:b w:val="0"/>
+                <w:sz w:val="17"/>
+              </w:rPr>
+            </w:r>
+          </w:p>
+        </w:tc>
+      </w:tr>
+      <w:tr>
+        <w:trPr>
+          <w:cantSplit/>
+        </w:trPr>
+        <w:tc>
+          <w:tcPr>
+            <w:tcW w:type="dxa" w:w="755"/>
+            <w:vAlign w:val="center"/>
+            <w:shd w:fill="F2F2F2"/>
+          </w:tcPr>
+          <w:p>
+            <w:pPr>
+              <w:spacing w:after="0"/>
+            </w:pPr>
+            <w:r/>
+            <w:r>
+              <w:rPr>
+                <w:rFonts w:ascii="Aptos" w:hAnsi="Aptos"/>
+                <w:b w:val="0"/>
+                <w:sz w:val="17"/>
+              </w:rPr>
+              <w:t>☐</w:t>
+            </w:r>
+          </w:p>
+        </w:tc>
+        <w:tc>
+          <w:tcPr>
+            <w:tcW w:type="dxa" w:w="7754"/>
+            <w:vAlign w:val="center"/>
+            <w:shd w:fill="F2F2F2"/>
+          </w:tcPr>
+          <w:p>
+            <w:pPr>
+              <w:spacing w:after="0"/>
+            </w:pPr>
+            <w:r/>
+            <w:r>
+              <w:rPr>
+                <w:rFonts w:ascii="Aptos" w:hAnsi="Aptos"/>
+                <w:b w:val="0"/>
+                <w:sz w:val="17"/>
+              </w:rPr>
+              <w:t>Grant only the required compartment-scoped permissions for networking, compute, volumes, Resource Manager, load balancers, logging/monitoring, Vault, registry and approved Object Storage resources.</w:t>
+            </w:r>
+          </w:p>
+        </w:tc>
+        <w:tc>
+          <w:tcPr>
+            <w:tcW w:type="dxa" w:w="1715"/>
+            <w:vAlign w:val="center"/>
+            <w:shd w:fill="F2F2F2"/>
+          </w:tcPr>
+          <w:p>
+            <w:pPr>
+              <w:spacing w:after="0"/>
+            </w:pPr>
+            <w:r/>
+            <w:r>
+              <w:rPr>
+                <w:rFonts w:ascii="Aptos" w:hAnsi="Aptos"/>
+                <w:b w:val="0"/>
+                <w:sz w:val="17"/>
+              </w:rPr>
+            </w:r>
+          </w:p>
+        </w:tc>
+      </w:tr>
+      <w:tr>
+        <w:trPr>
+          <w:cantSplit/>
+        </w:trPr>
+        <w:tc>
+          <w:tcPr>
+            <w:tcW w:type="dxa" w:w="755"/>
+            <w:vAlign w:val="center"/>
+          </w:tcPr>
+          <w:p>
+            <w:pPr>
+              <w:spacing w:after="0"/>
+            </w:pPr>
+            <w:r/>
+            <w:r>
+              <w:rPr>
+                <w:rFonts w:ascii="Aptos" w:hAnsi="Aptos"/>
+                <w:b w:val="0"/>
+                <w:sz w:val="17"/>
+              </w:rPr>
+              <w:t>☐</w:t>
+            </w:r>
+          </w:p>
+        </w:tc>
+        <w:tc>
+          <w:tcPr>
+            <w:tcW w:type="dxa" w:w="7754"/>
+            <w:vAlign w:val="center"/>
+          </w:tcPr>
+          <w:p>
+            <w:pPr>
+              <w:spacing w:after="0"/>
+            </w:pPr>
+            <w:r/>
+            <w:r>
+              <w:rPr>
+                <w:rFonts w:ascii="Aptos" w:hAnsi="Aptos"/>
+                <w:b w:val="0"/>
+                <w:sz w:val="17"/>
+              </w:rPr>
+              <w:t>Confirm dynamic groups and service policies for instance principals or workload identity only after the application access design is approved.</w:t>
+            </w:r>
+          </w:p>
+        </w:tc>
+        <w:tc>
+          <w:tcPr>
+            <w:tcW w:type="dxa" w:w="1715"/>
+            <w:vAlign w:val="center"/>
+          </w:tcPr>
+          <w:p>
+            <w:pPr>
+              <w:spacing w:after="0"/>
+            </w:pPr>
+            <w:r/>
+            <w:r>
+              <w:rPr>
+                <w:rFonts w:ascii="Aptos" w:hAnsi="Aptos"/>
+                <w:b w:val="0"/>
+                <w:sz w:val="17"/>
+              </w:rPr>
+            </w:r>
+          </w:p>
+        </w:tc>
+      </w:tr>
+      <w:tr>
+        <w:trPr>
+          <w:cantSplit/>
+        </w:trPr>
+        <w:tc>
+          <w:tcPr>
+            <w:tcW w:type="dxa" w:w="755"/>
+            <w:vAlign w:val="center"/>
+            <w:shd w:fill="F2F2F2"/>
+          </w:tcPr>
+          <w:p>
+            <w:pPr>
+              <w:spacing w:after="0"/>
+            </w:pPr>
+            <w:r/>
+            <w:r>
+              <w:rPr>
+                <w:rFonts w:ascii="Aptos" w:hAnsi="Aptos"/>
+                <w:b w:val="0"/>
+                <w:sz w:val="17"/>
+              </w:rPr>
+              <w:t>☐</w:t>
+            </w:r>
+          </w:p>
+        </w:tc>
+        <w:tc>
+          <w:tcPr>
+            <w:tcW w:type="dxa" w:w="7754"/>
+            <w:vAlign w:val="center"/>
+            <w:shd w:fill="F2F2F2"/>
+          </w:tcPr>
+          <w:p>
+            <w:pPr>
+              <w:spacing w:after="0"/>
+            </w:pPr>
+            <w:r/>
+            <w:r>
+              <w:rPr>
+                <w:rFonts w:ascii="Aptos" w:hAnsi="Aptos"/>
+                <w:b w:val="0"/>
+                <w:sz w:val="17"/>
+              </w:rPr>
+              <w:t>Verify E6 OCPU, memory, VM count, block-volume and load-balancer limits in the target availability domain; retain screenshots or CLI output.</w:t>
+            </w:r>
+          </w:p>
+        </w:tc>
+        <w:tc>
+          <w:tcPr>
+            <w:tcW w:type="dxa" w:w="1715"/>
+            <w:vAlign w:val="center"/>
+            <w:shd w:fill="F2F2F2"/>
+          </w:tcPr>
+          <w:p>
+            <w:pPr>
+              <w:spacing w:after="0"/>
+            </w:pPr>
+            <w:r/>
+            <w:r>
+              <w:rPr>
+                <w:rFonts w:ascii="Aptos" w:hAnsi="Aptos"/>
+                <w:b w:val="0"/>
+                <w:sz w:val="17"/>
+              </w:rPr>
+            </w:r>
+          </w:p>
+        </w:tc>
+      </w:tr>
+      <w:tr>
+        <w:trPr>
+          <w:cantSplit/>
+        </w:trPr>
+        <w:tc>
+          <w:tcPr>
+            <w:tcW w:type="dxa" w:w="755"/>
+            <w:vAlign w:val="center"/>
+          </w:tcPr>
+          <w:p>
+            <w:pPr>
+              <w:spacing w:after="0"/>
+            </w:pPr>
+            <w:r/>
+            <w:r>
+              <w:rPr>
+                <w:rFonts w:ascii="Aptos" w:hAnsi="Aptos"/>
+                <w:b w:val="0"/>
+                <w:sz w:val="17"/>
+              </w:rPr>
+              <w:t>☐</w:t>
+            </w:r>
+          </w:p>
+        </w:tc>
+        <w:tc>
+          <w:tcPr>
+            <w:tcW w:type="dxa" w:w="7754"/>
+            <w:vAlign w:val="center"/>
+          </w:tcPr>
+          <w:p>
+            <w:pPr>
+              <w:spacing w:after="0"/>
+            </w:pPr>
+            <w:r/>
+            <w:r>
+              <w:rPr>
+                <w:rFonts w:ascii="Aptos" w:hAnsi="Aptos"/>
+                <w:b w:val="0"/>
+                <w:sz w:val="17"/>
+              </w:rPr>
+              <w:t>Apply required defined/free-form tags: Application=DataWalk, Environment=POC-Dev, Owner, CostCenter, ChangeTicket and ExpirationDate.</w:t>
+            </w:r>
+          </w:p>
+        </w:tc>
+        <w:tc>
+          <w:tcPr>
+            <w:tcW w:type="dxa" w:w="1715"/>
+            <w:vAlign w:val="center"/>
+          </w:tcPr>
+          <w:p>
+            <w:pPr>
+              <w:spacing w:after="0"/>
+            </w:pPr>
+            <w:r/>
+            <w:r>
+              <w:rPr>
+                <w:rFonts w:ascii="Aptos" w:hAnsi="Aptos"/>
+                <w:b w:val="0"/>
+                <w:sz w:val="17"/>
+              </w:rPr>
+            </w:r>
+          </w:p>
+        </w:tc>
+      </w:tr>
+      <w:tr>
+        <w:trPr>
+          <w:cantSplit/>
+        </w:trPr>
+        <w:tc>
+          <w:tcPr>
+            <w:tcW w:type="dxa" w:w="755"/>
+            <w:vAlign w:val="center"/>
+            <w:shd w:fill="F2F2F2"/>
+          </w:tcPr>
+          <w:p>
+            <w:pPr>
+              <w:spacing w:after="0"/>
+            </w:pPr>
+            <w:r/>
+            <w:r>
+              <w:rPr>
+                <w:rFonts w:ascii="Aptos" w:hAnsi="Aptos"/>
+                <w:b w:val="0"/>
+                <w:sz w:val="17"/>
+              </w:rPr>
+              <w:t>☐</w:t>
+            </w:r>
+          </w:p>
+        </w:tc>
+        <w:tc>
+          <w:tcPr>
+            <w:tcW w:type="dxa" w:w="7754"/>
+            <w:vAlign w:val="center"/>
+            <w:shd w:fill="F2F2F2"/>
+          </w:tcPr>
+          <w:p>
+            <w:pPr>
+              <w:spacing w:after="0"/>
+            </w:pPr>
+            <w:r/>
+            <w:r>
+              <w:rPr>
+                <w:rFonts w:ascii="Aptos" w:hAnsi="Aptos"/>
+                <w:b w:val="0"/>
+                <w:sz w:val="17"/>
+              </w:rPr>
+              <w:t>Create budget thresholds and notification recipients before Apply. Record the POC spend ceiling and automatic review date.</w:t>
+            </w:r>
+          </w:p>
+        </w:tc>
+        <w:tc>
+          <w:tcPr>
+            <w:tcW w:type="dxa" w:w="1715"/>
+            <w:vAlign w:val="center"/>
+            <w:shd w:fill="F2F2F2"/>
+          </w:tcPr>
+          <w:p>
+            <w:pPr>
+              <w:spacing w:after="0"/>
+            </w:pPr>
+            <w:r/>
+            <w:r>
+              <w:rPr>
+                <w:rFonts w:ascii="Aptos" w:hAnsi="Aptos"/>
+                <w:b w:val="0"/>
+                <w:sz w:val="17"/>
+              </w:rPr>
+            </w:r>
+          </w:p>
+        </w:tc>
+      </w:tr>
+      <w:tr>
+        <w:trPr>
+          <w:cantSplit/>
+        </w:trPr>
+        <w:tc>
+          <w:tcPr>
+            <w:tcW w:type="dxa" w:w="755"/>
+            <w:vAlign w:val="center"/>
+          </w:tcPr>
+          <w:p>
+            <w:pPr>
+              <w:spacing w:after="0"/>
+            </w:pPr>
+            <w:r/>
+            <w:r>
+              <w:rPr>
+                <w:rFonts w:ascii="Aptos" w:hAnsi="Aptos"/>
+                <w:b w:val="0"/>
+                <w:sz w:val="17"/>
+              </w:rPr>
+              <w:t>☐</w:t>
+            </w:r>
+          </w:p>
+        </w:tc>
+        <w:tc>
+          <w:tcPr>
+            <w:tcW w:type="dxa" w:w="7754"/>
+            <w:vAlign w:val="center"/>
+          </w:tcPr>
+          <w:p>
+            <w:pPr>
+              <w:spacing w:after="0"/>
+            </w:pPr>
+            <w:r/>
+            <w:r>
+              <w:rPr>
+                <w:rFonts w:ascii="Aptos" w:hAnsi="Aptos"/>
+                <w:b w:val="0"/>
+                <w:sz w:val="17"/>
+              </w:rPr>
+              <w:t>Create the evidence folder and naming convention. Store redacted plans, work-request IDs, OCIDs, screenshots, test results and approvals; never store secrets or private keys.</w:t>
+            </w:r>
+          </w:p>
+        </w:tc>
+        <w:tc>
+          <w:tcPr>
+            <w:tcW w:type="dxa" w:w="1715"/>
+            <w:vAlign w:val="center"/>
+          </w:tcPr>
+          <w:p>
+            <w:pPr>
+              <w:spacing w:after="0"/>
+            </w:pPr>
+            <w:r/>
+            <w:r>
+              <w:rPr>
+                <w:rFonts w:ascii="Aptos" w:hAnsi="Aptos"/>
+                <w:b w:val="0"/>
+                <w:sz w:val="17"/>
+              </w:rPr>
             </w:r>
           </w:p>
         </w:tc>
@@ -3587,538 +4353,7 @@
         <w:keepNext/>
       </w:pPr>
       <w:r>
-        <w:t>4. Procedure B — Prepare IAM, quotas, tags and evidence</w:t>
-      </w:r>
-    </w:p>
-    <w:tbl>
-      <w:tblPr>
-        <w:tblStyle w:val="TableGrid"/>
-        <w:tblW w:type="auto" w:w="0"/>
-        <w:jc w:val="center"/>
-        <w:tblLook w:firstColumn="1" w:firstRow="1" w:lastColumn="0" w:lastRow="0" w:noHBand="0" w:noVBand="1" w:val="04A0"/>
-      </w:tblPr>
-      <w:tblGrid>
-        <w:gridCol w:w="3408"/>
-        <w:gridCol w:w="3408"/>
-        <w:gridCol w:w="3408"/>
-      </w:tblGrid>
-      <w:tr>
-        <w:tc>
-          <w:tcPr>
-            <w:tcW w:type="dxa" w:w="792"/>
-            <w:vAlign w:val="center"/>
-            <w:shd w:fill="1F4E78"/>
-          </w:tcPr>
-          <w:p>
-            <w:pPr>
-              <w:spacing w:after="0"/>
-            </w:pPr>
-            <w:r/>
-            <w:r>
-              <w:rPr>
-                <w:rFonts w:ascii="Aptos" w:hAnsi="Aptos"/>
-                <w:b/>
-                <w:color w:val="FFFFFF"/>
-                <w:sz w:val="18"/>
-              </w:rPr>
-              <w:t>Status</w:t>
-            </w:r>
-          </w:p>
-        </w:tc>
-        <w:tc>
-          <w:tcPr>
-            <w:tcW w:type="dxa" w:w="8136"/>
-            <w:vAlign w:val="center"/>
-            <w:shd w:fill="1F4E78"/>
-          </w:tcPr>
-          <w:p>
-            <w:pPr>
-              <w:spacing w:after="0"/>
-            </w:pPr>
-            <w:r/>
-            <w:r>
-              <w:rPr>
-                <w:rFonts w:ascii="Aptos" w:hAnsi="Aptos"/>
-                <w:b/>
-                <w:color w:val="FFFFFF"/>
-                <w:sz w:val="18"/>
-              </w:rPr>
-              <w:t>Execution step</w:t>
-            </w:r>
-          </w:p>
-        </w:tc>
-        <w:tc>
-          <w:tcPr>
-            <w:tcW w:type="dxa" w:w="1800"/>
-            <w:vAlign w:val="center"/>
-            <w:shd w:fill="1F4E78"/>
-          </w:tcPr>
-          <w:p>
-            <w:pPr>
-              <w:spacing w:after="0"/>
-            </w:pPr>
-            <w:r/>
-            <w:r>
-              <w:rPr>
-                <w:rFonts w:ascii="Aptos" w:hAnsi="Aptos"/>
-                <w:b/>
-                <w:color w:val="FFFFFF"/>
-                <w:sz w:val="18"/>
-              </w:rPr>
-              <w:t>Evidence / ticket</w:t>
-            </w:r>
-          </w:p>
-        </w:tc>
-      </w:tr>
-      <w:tr>
-        <w:tc>
-          <w:tcPr>
-            <w:tcW w:type="dxa" w:w="792"/>
-            <w:vAlign w:val="center"/>
-          </w:tcPr>
-          <w:p>
-            <w:pPr>
-              <w:spacing w:after="0"/>
-            </w:pPr>
-            <w:r/>
-            <w:r>
-              <w:rPr>
-                <w:rFonts w:ascii="Aptos" w:hAnsi="Aptos"/>
-                <w:b w:val="0"/>
-                <w:sz w:val="17"/>
-              </w:rPr>
-              <w:t>☐</w:t>
-            </w:r>
-          </w:p>
-        </w:tc>
-        <w:tc>
-          <w:tcPr>
-            <w:tcW w:type="dxa" w:w="8136"/>
-            <w:vAlign w:val="center"/>
-          </w:tcPr>
-          <w:p>
-            <w:pPr>
-              <w:spacing w:after="0"/>
-            </w:pPr>
-            <w:r/>
-            <w:r>
-              <w:rPr>
-                <w:rFonts w:ascii="Aptos" w:hAnsi="Aptos"/>
-                <w:b w:val="0"/>
-                <w:sz w:val="17"/>
-              </w:rPr>
-              <w:t>Create or confirm least-privilege groups for POC infrastructure operators, Kubernetes operators, application installers, security reviewers and read-only auditors.</w:t>
-            </w:r>
-          </w:p>
-        </w:tc>
-        <w:tc>
-          <w:tcPr>
-            <w:tcW w:type="dxa" w:w="1800"/>
-            <w:vAlign w:val="center"/>
-          </w:tcPr>
-          <w:p>
-            <w:pPr>
-              <w:spacing w:after="0"/>
-            </w:pPr>
-            <w:r/>
-            <w:r>
-              <w:rPr>
-                <w:rFonts w:ascii="Aptos" w:hAnsi="Aptos"/>
-                <w:b w:val="0"/>
-                <w:sz w:val="17"/>
-              </w:rPr>
-            </w:r>
-          </w:p>
-        </w:tc>
-      </w:tr>
-      <w:tr>
-        <w:tc>
-          <w:tcPr>
-            <w:tcW w:type="dxa" w:w="792"/>
-            <w:vAlign w:val="center"/>
-            <w:shd w:fill="F2F2F2"/>
-          </w:tcPr>
-          <w:p>
-            <w:pPr>
-              <w:spacing w:after="0"/>
-            </w:pPr>
-            <w:r/>
-            <w:r>
-              <w:rPr>
-                <w:rFonts w:ascii="Aptos" w:hAnsi="Aptos"/>
-                <w:b w:val="0"/>
-                <w:sz w:val="17"/>
-              </w:rPr>
-              <w:t>☐</w:t>
-            </w:r>
-          </w:p>
-        </w:tc>
-        <w:tc>
-          <w:tcPr>
-            <w:tcW w:type="dxa" w:w="8136"/>
-            <w:vAlign w:val="center"/>
-            <w:shd w:fill="F2F2F2"/>
-          </w:tcPr>
-          <w:p>
-            <w:pPr>
-              <w:spacing w:after="0"/>
-            </w:pPr>
-            <w:r/>
-            <w:r>
-              <w:rPr>
-                <w:rFonts w:ascii="Aptos" w:hAnsi="Aptos"/>
-                <w:b w:val="0"/>
-                <w:sz w:val="17"/>
-              </w:rPr>
-              <w:t>Grant only the required compartment-scoped permissions for networking, compute, volumes, Resource Manager, load balancers, logging/monitoring, Vault, registry and approved Object Storage resources.</w:t>
-            </w:r>
-          </w:p>
-        </w:tc>
-        <w:tc>
-          <w:tcPr>
-            <w:tcW w:type="dxa" w:w="1800"/>
-            <w:vAlign w:val="center"/>
-            <w:shd w:fill="F2F2F2"/>
-          </w:tcPr>
-          <w:p>
-            <w:pPr>
-              <w:spacing w:after="0"/>
-            </w:pPr>
-            <w:r/>
-            <w:r>
-              <w:rPr>
-                <w:rFonts w:ascii="Aptos" w:hAnsi="Aptos"/>
-                <w:b w:val="0"/>
-                <w:sz w:val="17"/>
-              </w:rPr>
-            </w:r>
-          </w:p>
-        </w:tc>
-      </w:tr>
-      <w:tr>
-        <w:tc>
-          <w:tcPr>
-            <w:tcW w:type="dxa" w:w="792"/>
-            <w:vAlign w:val="center"/>
-          </w:tcPr>
-          <w:p>
-            <w:pPr>
-              <w:spacing w:after="0"/>
-            </w:pPr>
-            <w:r/>
-            <w:r>
-              <w:rPr>
-                <w:rFonts w:ascii="Aptos" w:hAnsi="Aptos"/>
-                <w:b w:val="0"/>
-                <w:sz w:val="17"/>
-              </w:rPr>
-              <w:t>☐</w:t>
-            </w:r>
-          </w:p>
-        </w:tc>
-        <w:tc>
-          <w:tcPr>
-            <w:tcW w:type="dxa" w:w="8136"/>
-            <w:vAlign w:val="center"/>
-          </w:tcPr>
-          <w:p>
-            <w:pPr>
-              <w:spacing w:after="0"/>
-            </w:pPr>
-            <w:r/>
-            <w:r>
-              <w:rPr>
-                <w:rFonts w:ascii="Aptos" w:hAnsi="Aptos"/>
-                <w:b w:val="0"/>
-                <w:sz w:val="17"/>
-              </w:rPr>
-              <w:t>Confirm dynamic groups and service policies for instance principals or workload identity only after the application access design is approved.</w:t>
-            </w:r>
-          </w:p>
-        </w:tc>
-        <w:tc>
-          <w:tcPr>
-            <w:tcW w:type="dxa" w:w="1800"/>
-            <w:vAlign w:val="center"/>
-          </w:tcPr>
-          <w:p>
-            <w:pPr>
-              <w:spacing w:after="0"/>
-            </w:pPr>
-            <w:r/>
-            <w:r>
-              <w:rPr>
-                <w:rFonts w:ascii="Aptos" w:hAnsi="Aptos"/>
-                <w:b w:val="0"/>
-                <w:sz w:val="17"/>
-              </w:rPr>
-            </w:r>
-          </w:p>
-        </w:tc>
-      </w:tr>
-      <w:tr>
-        <w:tc>
-          <w:tcPr>
-            <w:tcW w:type="dxa" w:w="792"/>
-            <w:vAlign w:val="center"/>
-            <w:shd w:fill="F2F2F2"/>
-          </w:tcPr>
-          <w:p>
-            <w:pPr>
-              <w:spacing w:after="0"/>
-            </w:pPr>
-            <w:r/>
-            <w:r>
-              <w:rPr>
-                <w:rFonts w:ascii="Aptos" w:hAnsi="Aptos"/>
-                <w:b w:val="0"/>
-                <w:sz w:val="17"/>
-              </w:rPr>
-              <w:t>☐</w:t>
-            </w:r>
-          </w:p>
-        </w:tc>
-        <w:tc>
-          <w:tcPr>
-            <w:tcW w:type="dxa" w:w="8136"/>
-            <w:vAlign w:val="center"/>
-            <w:shd w:fill="F2F2F2"/>
-          </w:tcPr>
-          <w:p>
-            <w:pPr>
-              <w:spacing w:after="0"/>
-            </w:pPr>
-            <w:r/>
-            <w:r>
-              <w:rPr>
-                <w:rFonts w:ascii="Aptos" w:hAnsi="Aptos"/>
-                <w:b w:val="0"/>
-                <w:sz w:val="17"/>
-              </w:rPr>
-              <w:t>Verify E6 OCPU, memory, VM count, block-volume and load-balancer limits in the target availability domain; retain screenshots or CLI output.</w:t>
-            </w:r>
-          </w:p>
-        </w:tc>
-        <w:tc>
-          <w:tcPr>
-            <w:tcW w:type="dxa" w:w="1800"/>
-            <w:vAlign w:val="center"/>
-            <w:shd w:fill="F2F2F2"/>
-          </w:tcPr>
-          <w:p>
-            <w:pPr>
-              <w:spacing w:after="0"/>
-            </w:pPr>
-            <w:r/>
-            <w:r>
-              <w:rPr>
-                <w:rFonts w:ascii="Aptos" w:hAnsi="Aptos"/>
-                <w:b w:val="0"/>
-                <w:sz w:val="17"/>
-              </w:rPr>
-            </w:r>
-          </w:p>
-        </w:tc>
-      </w:tr>
-      <w:tr>
-        <w:tc>
-          <w:tcPr>
-            <w:tcW w:type="dxa" w:w="792"/>
-            <w:vAlign w:val="center"/>
-          </w:tcPr>
-          <w:p>
-            <w:pPr>
-              <w:spacing w:after="0"/>
-            </w:pPr>
-            <w:r/>
-            <w:r>
-              <w:rPr>
-                <w:rFonts w:ascii="Aptos" w:hAnsi="Aptos"/>
-                <w:b w:val="0"/>
-                <w:sz w:val="17"/>
-              </w:rPr>
-              <w:t>☐</w:t>
-            </w:r>
-          </w:p>
-        </w:tc>
-        <w:tc>
-          <w:tcPr>
-            <w:tcW w:type="dxa" w:w="8136"/>
-            <w:vAlign w:val="center"/>
-          </w:tcPr>
-          <w:p>
-            <w:pPr>
-              <w:spacing w:after="0"/>
-            </w:pPr>
-            <w:r/>
-            <w:r>
-              <w:rPr>
-                <w:rFonts w:ascii="Aptos" w:hAnsi="Aptos"/>
-                <w:b w:val="0"/>
-                <w:sz w:val="17"/>
-              </w:rPr>
-              <w:t>Apply required defined/free-form tags: Application=DataWalk, Environment=POC-Dev, Owner, CostCenter, ChangeTicket and ExpirationDate.</w:t>
-            </w:r>
-          </w:p>
-        </w:tc>
-        <w:tc>
-          <w:tcPr>
-            <w:tcW w:type="dxa" w:w="1800"/>
-            <w:vAlign w:val="center"/>
-          </w:tcPr>
-          <w:p>
-            <w:pPr>
-              <w:spacing w:after="0"/>
-            </w:pPr>
-            <w:r/>
-            <w:r>
-              <w:rPr>
-                <w:rFonts w:ascii="Aptos" w:hAnsi="Aptos"/>
-                <w:b w:val="0"/>
-                <w:sz w:val="17"/>
-              </w:rPr>
-            </w:r>
-          </w:p>
-        </w:tc>
-      </w:tr>
-      <w:tr>
-        <w:tc>
-          <w:tcPr>
-            <w:tcW w:type="dxa" w:w="792"/>
-            <w:vAlign w:val="center"/>
-            <w:shd w:fill="F2F2F2"/>
-          </w:tcPr>
-          <w:p>
-            <w:pPr>
-              <w:spacing w:after="0"/>
-            </w:pPr>
-            <w:r/>
-            <w:r>
-              <w:rPr>
-                <w:rFonts w:ascii="Aptos" w:hAnsi="Aptos"/>
-                <w:b w:val="0"/>
-                <w:sz w:val="17"/>
-              </w:rPr>
-              <w:t>☐</w:t>
-            </w:r>
-          </w:p>
-        </w:tc>
-        <w:tc>
-          <w:tcPr>
-            <w:tcW w:type="dxa" w:w="8136"/>
-            <w:vAlign w:val="center"/>
-            <w:shd w:fill="F2F2F2"/>
-          </w:tcPr>
-          <w:p>
-            <w:pPr>
-              <w:spacing w:after="0"/>
-            </w:pPr>
-            <w:r/>
-            <w:r>
-              <w:rPr>
-                <w:rFonts w:ascii="Aptos" w:hAnsi="Aptos"/>
-                <w:b w:val="0"/>
-                <w:sz w:val="17"/>
-              </w:rPr>
-              <w:t>Create budget thresholds and notification recipients before Apply. Record the POC spend ceiling and automatic review date.</w:t>
-            </w:r>
-          </w:p>
-        </w:tc>
-        <w:tc>
-          <w:tcPr>
-            <w:tcW w:type="dxa" w:w="1800"/>
-            <w:vAlign w:val="center"/>
-            <w:shd w:fill="F2F2F2"/>
-          </w:tcPr>
-          <w:p>
-            <w:pPr>
-              <w:spacing w:after="0"/>
-            </w:pPr>
-            <w:r/>
-            <w:r>
-              <w:rPr>
-                <w:rFonts w:ascii="Aptos" w:hAnsi="Aptos"/>
-                <w:b w:val="0"/>
-                <w:sz w:val="17"/>
-              </w:rPr>
-            </w:r>
-          </w:p>
-        </w:tc>
-      </w:tr>
-      <w:tr>
-        <w:tc>
-          <w:tcPr>
-            <w:tcW w:type="dxa" w:w="792"/>
-            <w:vAlign w:val="center"/>
-          </w:tcPr>
-          <w:p>
-            <w:pPr>
-              <w:spacing w:after="0"/>
-            </w:pPr>
-            <w:r/>
-            <w:r>
-              <w:rPr>
-                <w:rFonts w:ascii="Aptos" w:hAnsi="Aptos"/>
-                <w:b w:val="0"/>
-                <w:sz w:val="17"/>
-              </w:rPr>
-              <w:t>☐</w:t>
-            </w:r>
-          </w:p>
-        </w:tc>
-        <w:tc>
-          <w:tcPr>
-            <w:tcW w:type="dxa" w:w="8136"/>
-            <w:vAlign w:val="center"/>
-          </w:tcPr>
-          <w:p>
-            <w:pPr>
-              <w:spacing w:after="0"/>
-            </w:pPr>
-            <w:r/>
-            <w:r>
-              <w:rPr>
-                <w:rFonts w:ascii="Aptos" w:hAnsi="Aptos"/>
-                <w:b w:val="0"/>
-                <w:sz w:val="17"/>
-              </w:rPr>
-              <w:t>Create the evidence folder and naming convention. Store redacted plans, work-request IDs, OCIDs, screenshots, test results and approvals; never store secrets or private keys.</w:t>
-            </w:r>
-          </w:p>
-        </w:tc>
-        <w:tc>
-          <w:tcPr>
-            <w:tcW w:type="dxa" w:w="1800"/>
-            <w:vAlign w:val="center"/>
-          </w:tcPr>
-          <w:p>
-            <w:pPr>
-              <w:spacing w:after="0"/>
-            </w:pPr>
-            <w:r/>
-            <w:r>
-              <w:rPr>
-                <w:rFonts w:ascii="Aptos" w:hAnsi="Aptos"/>
-                <w:b w:val="0"/>
-                <w:sz w:val="17"/>
-              </w:rPr>
-            </w:r>
-          </w:p>
-        </w:tc>
-      </w:tr>
-    </w:tbl>
-    <w:p>
-      <w:pPr>
-        <w:spacing w:after="0"/>
-      </w:pPr>
-    </w:p>
-    <w:p>
-      <w:pPr>
-        <w:pStyle w:val="Heading1"/>
-        <w:keepNext/>
-      </w:pPr>
-      <w:r>
-        <w:t>5. Procedure C — Deploy the E6 foundation with OCI Resource Manager</w:t>
+        <w:t>5 Procedure C Deploy the E6 foundation with OCI Resource Manager</w:t>
       </w:r>
     </w:p>
     <w:p>
@@ -4126,43 +4361,16 @@
         <w:t>Repository: https://github.com/oci-appdev/dwhs/tree/main/terraform/oci-vm-foundation</w:t>
       </w:r>
     </w:p>
-    <w:tbl>
-      <w:tblPr>
-        <w:tblStyle w:val="TableGrid"/>
-        <w:tblW w:type="auto" w:w="0"/>
-        <w:tblLook w:firstColumn="1" w:firstRow="1" w:lastColumn="0" w:lastRow="0" w:noHBand="0" w:noVBand="1" w:val="04A0"/>
-      </w:tblPr>
-      <w:tblGrid>
-        <w:gridCol w:w="10224"/>
-      </w:tblGrid>
-      <w:tr>
-        <w:tc>
-          <w:tcPr>
-            <w:tcW w:type="dxa" w:w="10224"/>
-            <w:shd w:fill="D9EAF7"/>
-          </w:tcPr>
-          <w:p>
-            <w:pPr>
-              <w:spacing w:after="0"/>
-            </w:pPr>
-            <w:r>
-              <w:rPr>
-                <w:b/>
-                <w:color w:val="1F4E79"/>
-              </w:rPr>
-              <w:t xml:space="preserve">STACK LIMITATION  </w:t>
-            </w:r>
-            <w:r>
-              <w:t>The current stack creates a new VCN, one private subnet, a Service Gateway, optional DRG attachment/routes, one NSG, E6/A10.2 VMs and optional block volumes. It does not create Kubernetes, load balancers, backups, monitoring or application storage. Use a separate ORM stack per application/environment.</w:t>
-            </w:r>
-          </w:p>
-        </w:tc>
-      </w:tr>
-    </w:tbl>
     <w:p>
-      <w:pPr>
-        <w:spacing w:after="0"/>
-      </w:pPr>
+      <w:r>
+        <w:rPr>
+          <w:b/>
+        </w:rPr>
+        <w:t xml:space="preserve">STACK LIMITATION  </w:t>
+      </w:r>
+      <w:r>
+        <w:t>The current stack creates a new VCN, one private subnet, a Service Gateway, optional DRG attachment/routes, one NSG, E6/A10.2 VMs and optional block volumes. It does not create Kubernetes, load balancers, backups, monitoring or application storage. Use a separate ORM stack per application/environment.</w:t>
+      </w:r>
     </w:p>
     <w:p>
       <w:pPr>
@@ -4170,7 +4378,7 @@
         <w:keepNext/>
       </w:pPr>
       <w:r>
-        <w:t>5.1 Create the stack</w:t>
+        <w:t>5 1 Create the stack</w:t>
       </w:r>
     </w:p>
     <w:p>
@@ -4249,7 +4457,7 @@
         <w:keepNext/>
       </w:pPr>
       <w:r>
-        <w:t>5.2 Recommended POC variable sheet</w:t>
+        <w:t>5 2 Recommended POC variable sheet</w:t>
       </w:r>
     </w:p>
     <w:tbl>
@@ -4257,16 +4465,29 @@
         <w:tblStyle w:val="TableGrid"/>
         <w:tblW w:type="auto" w:w="0"/>
         <w:jc w:val="center"/>
+        <w:tblLayout w:type="fixed"/>
         <w:tblLook w:firstColumn="1" w:firstRow="1" w:lastColumn="0" w:lastRow="0" w:noHBand="0" w:noVBand="1" w:val="04A0"/>
+        <w:tblBorders>
+          <w:top w:val="single" w:sz="4" w:color="D9D9D9"/>
+          <w:left w:val="single" w:sz="4" w:color="D9D9D9"/>
+          <w:bottom w:val="single" w:sz="4" w:color="D9D9D9"/>
+          <w:right w:val="single" w:sz="4" w:color="D9D9D9"/>
+          <w:insideH w:val="single" w:sz="4" w:color="D9D9D9"/>
+          <w:insideV w:val="single" w:sz="4" w:color="D9D9D9"/>
+        </w:tblBorders>
       </w:tblPr>
       <w:tblGrid>
-        <w:gridCol w:w="5112"/>
-        <w:gridCol w:w="5112"/>
+        <w:gridCol w:w="3151"/>
+        <w:gridCol w:w="7073"/>
       </w:tblGrid>
       <w:tr>
-        <w:tc>
-          <w:tcPr>
-            <w:tcW w:type="dxa" w:w="3240"/>
+        <w:trPr>
+          <w:tblHeader/>
+          <w:cantSplit/>
+        </w:trPr>
+        <w:tc>
+          <w:tcPr>
+            <w:tcW w:type="dxa" w:w="3151"/>
             <w:vAlign w:val="center"/>
             <w:shd w:fill="1F4E78"/>
           </w:tcPr>
@@ -4288,7 +4509,7 @@
         </w:tc>
         <w:tc>
           <w:tcPr>
-            <w:tcW w:type="dxa" w:w="7272"/>
+            <w:tcW w:type="dxa" w:w="7073"/>
             <w:vAlign w:val="center"/>
             <w:shd w:fill="1F4E78"/>
           </w:tcPr>
@@ -4310,9 +4531,12 @@
         </w:tc>
       </w:tr>
       <w:tr>
-        <w:tc>
-          <w:tcPr>
-            <w:tcW w:type="dxa" w:w="3240"/>
+        <w:trPr>
+          <w:cantSplit/>
+        </w:trPr>
+        <w:tc>
+          <w:tcPr>
+            <w:tcW w:type="dxa" w:w="3151"/>
             <w:vAlign w:val="center"/>
           </w:tcPr>
           <w:p>
@@ -4332,7 +4556,7 @@
         </w:tc>
         <w:tc>
           <w:tcPr>
-            <w:tcW w:type="dxa" w:w="7272"/>
+            <w:tcW w:type="dxa" w:w="7073"/>
             <w:vAlign w:val="center"/>
           </w:tcPr>
           <w:p>
@@ -4352,9 +4576,12 @@
         </w:tc>
       </w:tr>
       <w:tr>
-        <w:tc>
-          <w:tcPr>
-            <w:tcW w:type="dxa" w:w="3240"/>
+        <w:trPr>
+          <w:cantSplit/>
+        </w:trPr>
+        <w:tc>
+          <w:tcPr>
+            <w:tcW w:type="dxa" w:w="3151"/>
             <w:vAlign w:val="center"/>
             <w:shd w:fill="F2F2F2"/>
           </w:tcPr>
@@ -4375,7 +4602,7 @@
         </w:tc>
         <w:tc>
           <w:tcPr>
-            <w:tcW w:type="dxa" w:w="7272"/>
+            <w:tcW w:type="dxa" w:w="7073"/>
             <w:vAlign w:val="center"/>
             <w:shd w:fill="F2F2F2"/>
           </w:tcPr>
@@ -4396,9 +4623,12 @@
         </w:tc>
       </w:tr>
       <w:tr>
-        <w:tc>
-          <w:tcPr>
-            <w:tcW w:type="dxa" w:w="3240"/>
+        <w:trPr>
+          <w:cantSplit/>
+        </w:trPr>
+        <w:tc>
+          <w:tcPr>
+            <w:tcW w:type="dxa" w:w="3151"/>
             <w:vAlign w:val="center"/>
           </w:tcPr>
           <w:p>
@@ -4418,7 +4648,7 @@
         </w:tc>
         <w:tc>
           <w:tcPr>
-            <w:tcW w:type="dxa" w:w="7272"/>
+            <w:tcW w:type="dxa" w:w="7073"/>
             <w:vAlign w:val="center"/>
           </w:tcPr>
           <w:p>
@@ -4438,9 +4668,12 @@
         </w:tc>
       </w:tr>
       <w:tr>
-        <w:tc>
-          <w:tcPr>
-            <w:tcW w:type="dxa" w:w="3240"/>
+        <w:trPr>
+          <w:cantSplit/>
+        </w:trPr>
+        <w:tc>
+          <w:tcPr>
+            <w:tcW w:type="dxa" w:w="3151"/>
             <w:vAlign w:val="center"/>
             <w:shd w:fill="F2F2F2"/>
           </w:tcPr>
@@ -4461,7 +4694,7 @@
         </w:tc>
         <w:tc>
           <w:tcPr>
-            <w:tcW w:type="dxa" w:w="7272"/>
+            <w:tcW w:type="dxa" w:w="7073"/>
             <w:vAlign w:val="center"/>
             <w:shd w:fill="F2F2F2"/>
           </w:tcPr>
@@ -4482,9 +4715,12 @@
         </w:tc>
       </w:tr>
       <w:tr>
-        <w:tc>
-          <w:tcPr>
-            <w:tcW w:type="dxa" w:w="3240"/>
+        <w:trPr>
+          <w:cantSplit/>
+        </w:trPr>
+        <w:tc>
+          <w:tcPr>
+            <w:tcW w:type="dxa" w:w="3151"/>
             <w:vAlign w:val="center"/>
           </w:tcPr>
           <w:p>
@@ -4504,7 +4740,7 @@
         </w:tc>
         <w:tc>
           <w:tcPr>
-            <w:tcW w:type="dxa" w:w="7272"/>
+            <w:tcW w:type="dxa" w:w="7073"/>
             <w:vAlign w:val="center"/>
           </w:tcPr>
           <w:p>
@@ -4524,9 +4760,12 @@
         </w:tc>
       </w:tr>
       <w:tr>
-        <w:tc>
-          <w:tcPr>
-            <w:tcW w:type="dxa" w:w="3240"/>
+        <w:trPr>
+          <w:cantSplit/>
+        </w:trPr>
+        <w:tc>
+          <w:tcPr>
+            <w:tcW w:type="dxa" w:w="3151"/>
             <w:vAlign w:val="center"/>
             <w:shd w:fill="F2F2F2"/>
           </w:tcPr>
@@ -4547,7 +4786,7 @@
         </w:tc>
         <w:tc>
           <w:tcPr>
-            <w:tcW w:type="dxa" w:w="7272"/>
+            <w:tcW w:type="dxa" w:w="7073"/>
             <w:vAlign w:val="center"/>
             <w:shd w:fill="F2F2F2"/>
           </w:tcPr>
@@ -4568,9 +4807,12 @@
         </w:tc>
       </w:tr>
       <w:tr>
-        <w:tc>
-          <w:tcPr>
-            <w:tcW w:type="dxa" w:w="3240"/>
+        <w:trPr>
+          <w:cantSplit/>
+        </w:trPr>
+        <w:tc>
+          <w:tcPr>
+            <w:tcW w:type="dxa" w:w="3151"/>
             <w:vAlign w:val="center"/>
           </w:tcPr>
           <w:p>
@@ -4590,7 +4832,7 @@
         </w:tc>
         <w:tc>
           <w:tcPr>
-            <w:tcW w:type="dxa" w:w="7272"/>
+            <w:tcW w:type="dxa" w:w="7073"/>
             <w:vAlign w:val="center"/>
           </w:tcPr>
           <w:p>
@@ -4610,9 +4852,12 @@
         </w:tc>
       </w:tr>
       <w:tr>
-        <w:tc>
-          <w:tcPr>
-            <w:tcW w:type="dxa" w:w="3240"/>
+        <w:trPr>
+          <w:cantSplit/>
+        </w:trPr>
+        <w:tc>
+          <w:tcPr>
+            <w:tcW w:type="dxa" w:w="3151"/>
             <w:vAlign w:val="center"/>
             <w:shd w:fill="F2F2F2"/>
           </w:tcPr>
@@ -4633,7 +4878,7 @@
         </w:tc>
         <w:tc>
           <w:tcPr>
-            <w:tcW w:type="dxa" w:w="7272"/>
+            <w:tcW w:type="dxa" w:w="7073"/>
             <w:vAlign w:val="center"/>
             <w:shd w:fill="F2F2F2"/>
           </w:tcPr>
@@ -4654,9 +4899,12 @@
         </w:tc>
       </w:tr>
       <w:tr>
-        <w:tc>
-          <w:tcPr>
-            <w:tcW w:type="dxa" w:w="3240"/>
+        <w:trPr>
+          <w:cantSplit/>
+        </w:trPr>
+        <w:tc>
+          <w:tcPr>
+            <w:tcW w:type="dxa" w:w="3151"/>
             <w:vAlign w:val="center"/>
           </w:tcPr>
           <w:p>
@@ -4676,7 +4924,7 @@
         </w:tc>
         <w:tc>
           <w:tcPr>
-            <w:tcW w:type="dxa" w:w="7272"/>
+            <w:tcW w:type="dxa" w:w="7073"/>
             <w:vAlign w:val="center"/>
           </w:tcPr>
           <w:p>
@@ -4696,9 +4944,12 @@
         </w:tc>
       </w:tr>
       <w:tr>
-        <w:tc>
-          <w:tcPr>
-            <w:tcW w:type="dxa" w:w="3240"/>
+        <w:trPr>
+          <w:cantSplit/>
+        </w:trPr>
+        <w:tc>
+          <w:tcPr>
+            <w:tcW w:type="dxa" w:w="3151"/>
             <w:vAlign w:val="center"/>
             <w:shd w:fill="F2F2F2"/>
           </w:tcPr>
@@ -4719,7 +4970,7 @@
         </w:tc>
         <w:tc>
           <w:tcPr>
-            <w:tcW w:type="dxa" w:w="7272"/>
+            <w:tcW w:type="dxa" w:w="7073"/>
             <w:vAlign w:val="center"/>
             <w:shd w:fill="F2F2F2"/>
           </w:tcPr>
@@ -4740,9 +4991,12 @@
         </w:tc>
       </w:tr>
       <w:tr>
-        <w:tc>
-          <w:tcPr>
-            <w:tcW w:type="dxa" w:w="3240"/>
+        <w:trPr>
+          <w:cantSplit/>
+        </w:trPr>
+        <w:tc>
+          <w:tcPr>
+            <w:tcW w:type="dxa" w:w="3151"/>
             <w:vAlign w:val="center"/>
           </w:tcPr>
           <w:p>
@@ -4762,7 +5016,7 @@
         </w:tc>
         <w:tc>
           <w:tcPr>
-            <w:tcW w:type="dxa" w:w="7272"/>
+            <w:tcW w:type="dxa" w:w="7073"/>
             <w:vAlign w:val="center"/>
           </w:tcPr>
           <w:p>
@@ -4782,9 +5036,12 @@
         </w:tc>
       </w:tr>
       <w:tr>
-        <w:tc>
-          <w:tcPr>
-            <w:tcW w:type="dxa" w:w="3240"/>
+        <w:trPr>
+          <w:cantSplit/>
+        </w:trPr>
+        <w:tc>
+          <w:tcPr>
+            <w:tcW w:type="dxa" w:w="3151"/>
             <w:vAlign w:val="center"/>
             <w:shd w:fill="F2F2F2"/>
           </w:tcPr>
@@ -4805,7 +5062,7 @@
         </w:tc>
         <w:tc>
           <w:tcPr>
-            <w:tcW w:type="dxa" w:w="7272"/>
+            <w:tcW w:type="dxa" w:w="7073"/>
             <w:vAlign w:val="center"/>
             <w:shd w:fill="F2F2F2"/>
           </w:tcPr>
@@ -4820,15 +5077,18 @@
                 <w:b w:val="0"/>
                 <w:sz w:val="17"/>
               </w:rPr>
-              <w:t>500 per node</w:t>
+              <w:t>1000 per node as a planning placeholder; reconcile with the about 1 TB total per-worker requirement and CSI-created volumes</w:t>
             </w:r>
           </w:p>
         </w:tc>
       </w:tr>
       <w:tr>
-        <w:tc>
-          <w:tcPr>
-            <w:tcW w:type="dxa" w:w="3240"/>
+        <w:trPr>
+          <w:cantSplit/>
+        </w:trPr>
+        <w:tc>
+          <w:tcPr>
+            <w:tcW w:type="dxa" w:w="3151"/>
             <w:vAlign w:val="center"/>
           </w:tcPr>
           <w:p>
@@ -4848,7 +5108,7 @@
         </w:tc>
         <w:tc>
           <w:tcPr>
-            <w:tcW w:type="dxa" w:w="7272"/>
+            <w:tcW w:type="dxa" w:w="7073"/>
             <w:vAlign w:val="center"/>
           </w:tcPr>
           <w:p>
@@ -4868,9 +5128,12 @@
         </w:tc>
       </w:tr>
       <w:tr>
-        <w:tc>
-          <w:tcPr>
-            <w:tcW w:type="dxa" w:w="3240"/>
+        <w:trPr>
+          <w:cantSplit/>
+        </w:trPr>
+        <w:tc>
+          <w:tcPr>
+            <w:tcW w:type="dxa" w:w="3151"/>
             <w:vAlign w:val="center"/>
             <w:shd w:fill="F2F2F2"/>
           </w:tcPr>
@@ -4891,7 +5154,7 @@
         </w:tc>
         <w:tc>
           <w:tcPr>
-            <w:tcW w:type="dxa" w:w="7272"/>
+            <w:tcW w:type="dxa" w:w="7073"/>
             <w:vAlign w:val="center"/>
             <w:shd w:fill="F2F2F2"/>
           </w:tcPr>
@@ -4912,9 +5175,12 @@
         </w:tc>
       </w:tr>
       <w:tr>
-        <w:tc>
-          <w:tcPr>
-            <w:tcW w:type="dxa" w:w="3240"/>
+        <w:trPr>
+          <w:cantSplit/>
+        </w:trPr>
+        <w:tc>
+          <w:tcPr>
+            <w:tcW w:type="dxa" w:w="3151"/>
             <w:vAlign w:val="center"/>
           </w:tcPr>
           <w:p>
@@ -4934,7 +5200,7 @@
         </w:tc>
         <w:tc>
           <w:tcPr>
-            <w:tcW w:type="dxa" w:w="7272"/>
+            <w:tcW w:type="dxa" w:w="7073"/>
             <w:vAlign w:val="center"/>
           </w:tcPr>
           <w:p>
@@ -4954,9 +5220,12 @@
         </w:tc>
       </w:tr>
       <w:tr>
-        <w:tc>
-          <w:tcPr>
-            <w:tcW w:type="dxa" w:w="3240"/>
+        <w:trPr>
+          <w:cantSplit/>
+        </w:trPr>
+        <w:tc>
+          <w:tcPr>
+            <w:tcW w:type="dxa" w:w="3151"/>
             <w:vAlign w:val="center"/>
             <w:shd w:fill="F2F2F2"/>
           </w:tcPr>
@@ -4977,7 +5246,7 @@
         </w:tc>
         <w:tc>
           <w:tcPr>
-            <w:tcW w:type="dxa" w:w="7272"/>
+            <w:tcW w:type="dxa" w:w="7073"/>
             <w:vAlign w:val="center"/>
             <w:shd w:fill="F2F2F2"/>
           </w:tcPr>
@@ -4998,9 +5267,12 @@
         </w:tc>
       </w:tr>
       <w:tr>
-        <w:tc>
-          <w:tcPr>
-            <w:tcW w:type="dxa" w:w="3240"/>
+        <w:trPr>
+          <w:cantSplit/>
+        </w:trPr>
+        <w:tc>
+          <w:tcPr>
+            <w:tcW w:type="dxa" w:w="3151"/>
             <w:vAlign w:val="center"/>
           </w:tcPr>
           <w:p>
@@ -5020,7 +5292,7 @@
         </w:tc>
         <w:tc>
           <w:tcPr>
-            <w:tcW w:type="dxa" w:w="7272"/>
+            <w:tcW w:type="dxa" w:w="7073"/>
             <w:vAlign w:val="center"/>
           </w:tcPr>
           <w:p>
@@ -5040,9 +5312,12 @@
         </w:tc>
       </w:tr>
       <w:tr>
-        <w:tc>
-          <w:tcPr>
-            <w:tcW w:type="dxa" w:w="3240"/>
+        <w:trPr>
+          <w:cantSplit/>
+        </w:trPr>
+        <w:tc>
+          <w:tcPr>
+            <w:tcW w:type="dxa" w:w="3151"/>
             <w:vAlign w:val="center"/>
             <w:shd w:fill="F2F2F2"/>
           </w:tcPr>
@@ -5063,7 +5338,7 @@
         </w:tc>
         <w:tc>
           <w:tcPr>
-            <w:tcW w:type="dxa" w:w="7272"/>
+            <w:tcW w:type="dxa" w:w="7073"/>
             <w:vAlign w:val="center"/>
             <w:shd w:fill="F2F2F2"/>
           </w:tcPr>
@@ -5095,7 +5370,7 @@
         <w:keepNext/>
       </w:pPr>
       <w:r>
-        <w:t>5.3 Plan gate</w:t>
+        <w:t>5 3 Plan gate</w:t>
       </w:r>
     </w:p>
     <w:tbl>
@@ -5103,17 +5378,30 @@
         <w:tblStyle w:val="TableGrid"/>
         <w:tblW w:type="auto" w:w="0"/>
         <w:jc w:val="center"/>
+        <w:tblLayout w:type="fixed"/>
         <w:tblLook w:firstColumn="1" w:firstRow="1" w:lastColumn="0" w:lastRow="0" w:noHBand="0" w:noVBand="1" w:val="04A0"/>
+        <w:tblBorders>
+          <w:top w:val="single" w:sz="4" w:color="D9D9D9"/>
+          <w:left w:val="single" w:sz="4" w:color="D9D9D9"/>
+          <w:bottom w:val="single" w:sz="4" w:color="D9D9D9"/>
+          <w:right w:val="single" w:sz="4" w:color="D9D9D9"/>
+          <w:insideH w:val="single" w:sz="4" w:color="D9D9D9"/>
+          <w:insideV w:val="single" w:sz="4" w:color="D9D9D9"/>
+        </w:tblBorders>
       </w:tblPr>
       <w:tblGrid>
-        <w:gridCol w:w="3408"/>
-        <w:gridCol w:w="3408"/>
-        <w:gridCol w:w="3408"/>
+        <w:gridCol w:w="755"/>
+        <w:gridCol w:w="7754"/>
+        <w:gridCol w:w="1715"/>
       </w:tblGrid>
       <w:tr>
-        <w:tc>
-          <w:tcPr>
-            <w:tcW w:type="dxa" w:w="792"/>
+        <w:trPr>
+          <w:tblHeader/>
+          <w:cantSplit/>
+        </w:trPr>
+        <w:tc>
+          <w:tcPr>
+            <w:tcW w:type="dxa" w:w="755"/>
             <w:vAlign w:val="center"/>
             <w:shd w:fill="1F4E78"/>
           </w:tcPr>
@@ -5129,13 +5417,13 @@
                 <w:color w:val="FFFFFF"/>
                 <w:sz w:val="18"/>
               </w:rPr>
-              <w:t>Status</w:t>
-            </w:r>
-          </w:p>
-        </w:tc>
-        <w:tc>
-          <w:tcPr>
-            <w:tcW w:type="dxa" w:w="8136"/>
+              <w:t>Done</w:t>
+            </w:r>
+          </w:p>
+        </w:tc>
+        <w:tc>
+          <w:tcPr>
+            <w:tcW w:type="dxa" w:w="7754"/>
             <w:vAlign w:val="center"/>
             <w:shd w:fill="1F4E78"/>
           </w:tcPr>
@@ -5157,7 +5445,7 @@
         </w:tc>
         <w:tc>
           <w:tcPr>
-            <w:tcW w:type="dxa" w:w="1800"/>
+            <w:tcW w:type="dxa" w:w="1715"/>
             <w:vAlign w:val="center"/>
             <w:shd w:fill="1F4E78"/>
           </w:tcPr>
@@ -5179,9 +5467,12 @@
         </w:tc>
       </w:tr>
       <w:tr>
-        <w:tc>
-          <w:tcPr>
-            <w:tcW w:type="dxa" w:w="792"/>
+        <w:trPr>
+          <w:cantSplit/>
+        </w:trPr>
+        <w:tc>
+          <w:tcPr>
+            <w:tcW w:type="dxa" w:w="755"/>
             <w:vAlign w:val="center"/>
           </w:tcPr>
           <w:p>
@@ -5201,7 +5492,7 @@
         </w:tc>
         <w:tc>
           <w:tcPr>
-            <w:tcW w:type="dxa" w:w="8136"/>
+            <w:tcW w:type="dxa" w:w="7754"/>
             <w:vAlign w:val="center"/>
           </w:tcPr>
           <w:p>
@@ -5221,7 +5512,7 @@
         </w:tc>
         <w:tc>
           <w:tcPr>
-            <w:tcW w:type="dxa" w:w="1800"/>
+            <w:tcW w:type="dxa" w:w="1715"/>
             <w:vAlign w:val="center"/>
           </w:tcPr>
           <w:p>
@@ -5240,9 +5531,12 @@
         </w:tc>
       </w:tr>
       <w:tr>
-        <w:tc>
-          <w:tcPr>
-            <w:tcW w:type="dxa" w:w="792"/>
+        <w:trPr>
+          <w:cantSplit/>
+        </w:trPr>
+        <w:tc>
+          <w:tcPr>
+            <w:tcW w:type="dxa" w:w="755"/>
             <w:vAlign w:val="center"/>
             <w:shd w:fill="F2F2F2"/>
           </w:tcPr>
@@ -5263,7 +5557,7 @@
         </w:tc>
         <w:tc>
           <w:tcPr>
-            <w:tcW w:type="dxa" w:w="8136"/>
+            <w:tcW w:type="dxa" w:w="7754"/>
             <w:vAlign w:val="center"/>
             <w:shd w:fill="F2F2F2"/>
           </w:tcPr>
@@ -5278,13 +5572,13 @@
                 <w:b w:val="0"/>
                 <w:sz w:val="17"/>
               </w:rPr>
-              <w:t>Confirm the plan creates exactly three E6 VMs and three 500 GB data volumes; no A10.2 resource appears.</w:t>
-            </w:r>
-          </w:p>
-        </w:tc>
-        <w:tc>
-          <w:tcPr>
-            <w:tcW w:type="dxa" w:w="1800"/>
+              <w:t>Confirm the plan creates three E6 application workers and approved storage allocations; no A10.2 resource appears. Do not double-provision an ORM data disk and CSI-managed application volume for the same requirement.</w:t>
+            </w:r>
+          </w:p>
+        </w:tc>
+        <w:tc>
+          <w:tcPr>
+            <w:tcW w:type="dxa" w:w="1715"/>
             <w:vAlign w:val="center"/>
             <w:shd w:fill="F2F2F2"/>
           </w:tcPr>
@@ -5304,9 +5598,12 @@
         </w:tc>
       </w:tr>
       <w:tr>
-        <w:tc>
-          <w:tcPr>
-            <w:tcW w:type="dxa" w:w="792"/>
+        <w:trPr>
+          <w:cantSplit/>
+        </w:trPr>
+        <w:tc>
+          <w:tcPr>
+            <w:tcW w:type="dxa" w:w="755"/>
             <w:vAlign w:val="center"/>
           </w:tcPr>
           <w:p>
@@ -5326,7 +5623,7 @@
         </w:tc>
         <w:tc>
           <w:tcPr>
-            <w:tcW w:type="dxa" w:w="8136"/>
+            <w:tcW w:type="dxa" w:w="7754"/>
             <w:vAlign w:val="center"/>
           </w:tcPr>
           <w:p>
@@ -5346,7 +5643,7 @@
         </w:tc>
         <w:tc>
           <w:tcPr>
-            <w:tcW w:type="dxa" w:w="1800"/>
+            <w:tcW w:type="dxa" w:w="1715"/>
             <w:vAlign w:val="center"/>
           </w:tcPr>
           <w:p>
@@ -5365,9 +5662,12 @@
         </w:tc>
       </w:tr>
       <w:tr>
-        <w:tc>
-          <w:tcPr>
-            <w:tcW w:type="dxa" w:w="792"/>
+        <w:trPr>
+          <w:cantSplit/>
+        </w:trPr>
+        <w:tc>
+          <w:tcPr>
+            <w:tcW w:type="dxa" w:w="755"/>
             <w:vAlign w:val="center"/>
             <w:shd w:fill="F2F2F2"/>
           </w:tcPr>
@@ -5388,7 +5688,7 @@
         </w:tc>
         <w:tc>
           <w:tcPr>
-            <w:tcW w:type="dxa" w:w="8136"/>
+            <w:tcW w:type="dxa" w:w="7754"/>
             <w:vAlign w:val="center"/>
             <w:shd w:fill="F2F2F2"/>
           </w:tcPr>
@@ -5409,7 +5709,7 @@
         </w:tc>
         <w:tc>
           <w:tcPr>
-            <w:tcW w:type="dxa" w:w="1800"/>
+            <w:tcW w:type="dxa" w:w="1715"/>
             <w:vAlign w:val="center"/>
             <w:shd w:fill="F2F2F2"/>
           </w:tcPr>
@@ -5440,7 +5740,7 @@
         <w:keepNext/>
       </w:pPr>
       <w:r>
-        <w:t>5.4 Apply and capture outputs</w:t>
+        <w:t>5 4 Apply and capture outputs</w:t>
       </w:r>
     </w:p>
     <w:p>
@@ -5505,7 +5805,7 @@
         <w:keepNext/>
       </w:pPr>
       <w:r>
-        <w:t>6. Procedure D — Validate operating system, storage and private access</w:t>
+        <w:t>6 Procedure D Validate operating system storage and private access</w:t>
       </w:r>
     </w:p>
     <w:p>
@@ -5545,7 +5845,7 @@
         <w:keepNext/>
       </w:pPr>
       <w:r>
-        <w:t>6.1 Node acceptance</w:t>
+        <w:t>6 1 Node acceptance</w:t>
       </w:r>
     </w:p>
     <w:tbl>
@@ -5553,17 +5853,30 @@
         <w:tblStyle w:val="TableGrid"/>
         <w:tblW w:type="auto" w:w="0"/>
         <w:jc w:val="center"/>
+        <w:tblLayout w:type="fixed"/>
         <w:tblLook w:firstColumn="1" w:firstRow="1" w:lastColumn="0" w:lastRow="0" w:noHBand="0" w:noVBand="1" w:val="04A0"/>
+        <w:tblBorders>
+          <w:top w:val="single" w:sz="4" w:color="D9D9D9"/>
+          <w:left w:val="single" w:sz="4" w:color="D9D9D9"/>
+          <w:bottom w:val="single" w:sz="4" w:color="D9D9D9"/>
+          <w:right w:val="single" w:sz="4" w:color="D9D9D9"/>
+          <w:insideH w:val="single" w:sz="4" w:color="D9D9D9"/>
+          <w:insideV w:val="single" w:sz="4" w:color="D9D9D9"/>
+        </w:tblBorders>
       </w:tblPr>
       <w:tblGrid>
-        <w:gridCol w:w="3408"/>
-        <w:gridCol w:w="3408"/>
-        <w:gridCol w:w="3408"/>
+        <w:gridCol w:w="755"/>
+        <w:gridCol w:w="7754"/>
+        <w:gridCol w:w="1715"/>
       </w:tblGrid>
       <w:tr>
-        <w:tc>
-          <w:tcPr>
-            <w:tcW w:type="dxa" w:w="792"/>
+        <w:trPr>
+          <w:tblHeader/>
+          <w:cantSplit/>
+        </w:trPr>
+        <w:tc>
+          <w:tcPr>
+            <w:tcW w:type="dxa" w:w="755"/>
             <w:vAlign w:val="center"/>
             <w:shd w:fill="1F4E78"/>
           </w:tcPr>
@@ -5579,13 +5892,13 @@
                 <w:color w:val="FFFFFF"/>
                 <w:sz w:val="18"/>
               </w:rPr>
-              <w:t>Status</w:t>
-            </w:r>
-          </w:p>
-        </w:tc>
-        <w:tc>
-          <w:tcPr>
-            <w:tcW w:type="dxa" w:w="8136"/>
+              <w:t>Done</w:t>
+            </w:r>
+          </w:p>
+        </w:tc>
+        <w:tc>
+          <w:tcPr>
+            <w:tcW w:type="dxa" w:w="7754"/>
             <w:vAlign w:val="center"/>
             <w:shd w:fill="1F4E78"/>
           </w:tcPr>
@@ -5607,7 +5920,7 @@
         </w:tc>
         <w:tc>
           <w:tcPr>
-            <w:tcW w:type="dxa" w:w="1800"/>
+            <w:tcW w:type="dxa" w:w="1715"/>
             <w:vAlign w:val="center"/>
             <w:shd w:fill="1F4E78"/>
           </w:tcPr>
@@ -5629,9 +5942,12 @@
         </w:tc>
       </w:tr>
       <w:tr>
-        <w:tc>
-          <w:tcPr>
-            <w:tcW w:type="dxa" w:w="792"/>
+        <w:trPr>
+          <w:cantSplit/>
+        </w:trPr>
+        <w:tc>
+          <w:tcPr>
+            <w:tcW w:type="dxa" w:w="755"/>
             <w:vAlign w:val="center"/>
           </w:tcPr>
           <w:p>
@@ -5651,7 +5967,7 @@
         </w:tc>
         <w:tc>
           <w:tcPr>
-            <w:tcW w:type="dxa" w:w="8136"/>
+            <w:tcW w:type="dxa" w:w="7754"/>
             <w:vAlign w:val="center"/>
           </w:tcPr>
           <w:p>
@@ -5671,7 +5987,7 @@
         </w:tc>
         <w:tc>
           <w:tcPr>
-            <w:tcW w:type="dxa" w:w="1800"/>
+            <w:tcW w:type="dxa" w:w="1715"/>
             <w:vAlign w:val="center"/>
           </w:tcPr>
           <w:p>
@@ -5690,9 +6006,12 @@
         </w:tc>
       </w:tr>
       <w:tr>
-        <w:tc>
-          <w:tcPr>
-            <w:tcW w:type="dxa" w:w="792"/>
+        <w:trPr>
+          <w:cantSplit/>
+        </w:trPr>
+        <w:tc>
+          <w:tcPr>
+            <w:tcW w:type="dxa" w:w="755"/>
             <w:vAlign w:val="center"/>
             <w:shd w:fill="F2F2F2"/>
           </w:tcPr>
@@ -5713,7 +6032,7 @@
         </w:tc>
         <w:tc>
           <w:tcPr>
-            <w:tcW w:type="dxa" w:w="8136"/>
+            <w:tcW w:type="dxa" w:w="7754"/>
             <w:vAlign w:val="center"/>
             <w:shd w:fill="F2F2F2"/>
           </w:tcPr>
@@ -5734,7 +6053,7 @@
         </w:tc>
         <w:tc>
           <w:tcPr>
-            <w:tcW w:type="dxa" w:w="1800"/>
+            <w:tcW w:type="dxa" w:w="1715"/>
             <w:vAlign w:val="center"/>
             <w:shd w:fill="F2F2F2"/>
           </w:tcPr>
@@ -5754,9 +6073,12 @@
         </w:tc>
       </w:tr>
       <w:tr>
-        <w:tc>
-          <w:tcPr>
-            <w:tcW w:type="dxa" w:w="792"/>
+        <w:trPr>
+          <w:cantSplit/>
+        </w:trPr>
+        <w:tc>
+          <w:tcPr>
+            <w:tcW w:type="dxa" w:w="755"/>
             <w:vAlign w:val="center"/>
           </w:tcPr>
           <w:p>
@@ -5776,7 +6098,7 @@
         </w:tc>
         <w:tc>
           <w:tcPr>
-            <w:tcW w:type="dxa" w:w="8136"/>
+            <w:tcW w:type="dxa" w:w="7754"/>
             <w:vAlign w:val="center"/>
           </w:tcPr>
           <w:p>
@@ -5796,7 +6118,7 @@
         </w:tc>
         <w:tc>
           <w:tcPr>
-            <w:tcW w:type="dxa" w:w="1800"/>
+            <w:tcW w:type="dxa" w:w="1715"/>
             <w:vAlign w:val="center"/>
           </w:tcPr>
           <w:p>
@@ -5815,9 +6137,12 @@
         </w:tc>
       </w:tr>
       <w:tr>
-        <w:tc>
-          <w:tcPr>
-            <w:tcW w:type="dxa" w:w="792"/>
+        <w:trPr>
+          <w:cantSplit/>
+        </w:trPr>
+        <w:tc>
+          <w:tcPr>
+            <w:tcW w:type="dxa" w:w="755"/>
             <w:vAlign w:val="center"/>
             <w:shd w:fill="F2F2F2"/>
           </w:tcPr>
@@ -5838,7 +6163,7 @@
         </w:tc>
         <w:tc>
           <w:tcPr>
-            <w:tcW w:type="dxa" w:w="8136"/>
+            <w:tcW w:type="dxa" w:w="7754"/>
             <w:vAlign w:val="center"/>
             <w:shd w:fill="F2F2F2"/>
           </w:tcPr>
@@ -5859,7 +6184,7 @@
         </w:tc>
         <w:tc>
           <w:tcPr>
-            <w:tcW w:type="dxa" w:w="1800"/>
+            <w:tcW w:type="dxa" w:w="1715"/>
             <w:vAlign w:val="center"/>
             <w:shd w:fill="F2F2F2"/>
           </w:tcPr>
@@ -5879,9 +6204,12 @@
         </w:tc>
       </w:tr>
       <w:tr>
-        <w:tc>
-          <w:tcPr>
-            <w:tcW w:type="dxa" w:w="792"/>
+        <w:trPr>
+          <w:cantSplit/>
+        </w:trPr>
+        <w:tc>
+          <w:tcPr>
+            <w:tcW w:type="dxa" w:w="755"/>
             <w:vAlign w:val="center"/>
           </w:tcPr>
           <w:p>
@@ -5901,7 +6229,7 @@
         </w:tc>
         <w:tc>
           <w:tcPr>
-            <w:tcW w:type="dxa" w:w="8136"/>
+            <w:tcW w:type="dxa" w:w="7754"/>
             <w:vAlign w:val="center"/>
           </w:tcPr>
           <w:p>
@@ -5921,7 +6249,7 @@
         </w:tc>
         <w:tc>
           <w:tcPr>
-            <w:tcW w:type="dxa" w:w="1800"/>
+            <w:tcW w:type="dxa" w:w="1715"/>
             <w:vAlign w:val="center"/>
           </w:tcPr>
           <w:p>
@@ -5940,9 +6268,12 @@
         </w:tc>
       </w:tr>
       <w:tr>
-        <w:tc>
-          <w:tcPr>
-            <w:tcW w:type="dxa" w:w="792"/>
+        <w:trPr>
+          <w:cantSplit/>
+        </w:trPr>
+        <w:tc>
+          <w:tcPr>
+            <w:tcW w:type="dxa" w:w="755"/>
             <w:vAlign w:val="center"/>
             <w:shd w:fill="F2F2F2"/>
           </w:tcPr>
@@ -5963,7 +6294,7 @@
         </w:tc>
         <w:tc>
           <w:tcPr>
-            <w:tcW w:type="dxa" w:w="8136"/>
+            <w:tcW w:type="dxa" w:w="7754"/>
             <w:vAlign w:val="center"/>
             <w:shd w:fill="F2F2F2"/>
           </w:tcPr>
@@ -5984,7 +6315,7 @@
         </w:tc>
         <w:tc>
           <w:tcPr>
-            <w:tcW w:type="dxa" w:w="1800"/>
+            <w:tcW w:type="dxa" w:w="1715"/>
             <w:vAlign w:val="center"/>
             <w:shd w:fill="F2F2F2"/>
           </w:tcPr>
@@ -6004,9 +6335,12 @@
         </w:tc>
       </w:tr>
       <w:tr>
-        <w:tc>
-          <w:tcPr>
-            <w:tcW w:type="dxa" w:w="792"/>
+        <w:trPr>
+          <w:cantSplit/>
+        </w:trPr>
+        <w:tc>
+          <w:tcPr>
+            <w:tcW w:type="dxa" w:w="755"/>
             <w:vAlign w:val="center"/>
           </w:tcPr>
           <w:p>
@@ -6026,7 +6360,7 @@
         </w:tc>
         <w:tc>
           <w:tcPr>
-            <w:tcW w:type="dxa" w:w="8136"/>
+            <w:tcW w:type="dxa" w:w="7754"/>
             <w:vAlign w:val="center"/>
           </w:tcPr>
           <w:p>
@@ -6046,7 +6380,7 @@
         </w:tc>
         <w:tc>
           <w:tcPr>
-            <w:tcW w:type="dxa" w:w="1800"/>
+            <w:tcW w:type="dxa" w:w="1715"/>
             <w:vAlign w:val="center"/>
           </w:tcPr>
           <w:p>
@@ -6076,7 +6410,7 @@
         <w:keepNext/>
       </w:pPr>
       <w:r>
-        <w:t>6.2 Data volume preparation</w:t>
+        <w:t>6 2 Data volume preparation</w:t>
       </w:r>
     </w:p>
     <w:p>
@@ -6125,63 +6459,49 @@
         <w:keepNext/>
       </w:pPr>
       <w:r>
-        <w:t>7. Procedure E — Select and bootstrap the Kubernetes platform</w:t>
+        <w:t>7 Procedure E Select and bootstrap the Kubernetes platform</w:t>
+      </w:r>
+    </w:p>
+    <w:p>
+      <w:r>
+        <w:rPr>
+          <w:b/>
+        </w:rPr>
+        <w:t xml:space="preserve">DECISION REQUIRED  </w:t>
+      </w:r>
+      <w:r>
+        <w:t>DataWalk publicly identifies RHEL 8.10 or Rocky 8 for the container transition. Current OKE managed-node support is based on supported Oracle Linux OKE/platform images, not arbitrary RHEL images. Do not represent managed OKE on RHEL as supported without written Oracle and DataWalk confirmation.</w:t>
       </w:r>
     </w:p>
     <w:tbl>
       <w:tblPr>
         <w:tblStyle w:val="TableGrid"/>
         <w:tblW w:type="auto" w:w="0"/>
+        <w:jc w:val="center"/>
+        <w:tblLayout w:type="fixed"/>
         <w:tblLook w:firstColumn="1" w:firstRow="1" w:lastColumn="0" w:lastRow="0" w:noHBand="0" w:noVBand="1" w:val="04A0"/>
+        <w:tblBorders>
+          <w:top w:val="single" w:sz="4" w:color="D9D9D9"/>
+          <w:left w:val="single" w:sz="4" w:color="D9D9D9"/>
+          <w:bottom w:val="single" w:sz="4" w:color="D9D9D9"/>
+          <w:right w:val="single" w:sz="4" w:color="D9D9D9"/>
+          <w:insideH w:val="single" w:sz="4" w:color="D9D9D9"/>
+          <w:insideV w:val="single" w:sz="4" w:color="D9D9D9"/>
+        </w:tblBorders>
       </w:tblPr>
       <w:tblGrid>
-        <w:gridCol w:w="10224"/>
+        <w:gridCol w:w="2451"/>
+        <w:gridCol w:w="3431"/>
+        <w:gridCol w:w="4342"/>
       </w:tblGrid>
       <w:tr>
-        <w:tc>
-          <w:tcPr>
-            <w:tcW w:type="dxa" w:w="10224"/>
-            <w:shd w:fill="FFF2CC"/>
-          </w:tcPr>
-          <w:p>
-            <w:pPr>
-              <w:spacing w:after="0"/>
-            </w:pPr>
-            <w:r>
-              <w:rPr>
-                <w:b/>
-                <w:color w:val="1F4E79"/>
-              </w:rPr>
-              <w:t xml:space="preserve">DECISION REQUIRED  </w:t>
-            </w:r>
-            <w:r>
-              <w:t>DataWalk publicly identifies RHEL 8.10 or Rocky 8 for the container transition. Current OKE managed-node support is based on supported Oracle Linux OKE/platform images, not arbitrary RHEL images. Do not represent managed OKE on RHEL as supported without written Oracle and DataWalk confirmation.</w:t>
-            </w:r>
-          </w:p>
-        </w:tc>
-      </w:tr>
-    </w:tbl>
-    <w:p>
-      <w:pPr>
-        <w:spacing w:after="0"/>
-      </w:pPr>
-    </w:p>
-    <w:tbl>
-      <w:tblPr>
-        <w:tblStyle w:val="TableGrid"/>
-        <w:tblW w:type="auto" w:w="0"/>
-        <w:jc w:val="center"/>
-        <w:tblLook w:firstColumn="1" w:firstRow="1" w:lastColumn="0" w:lastRow="0" w:noHBand="0" w:noVBand="1" w:val="04A0"/>
-      </w:tblPr>
-      <w:tblGrid>
-        <w:gridCol w:w="3408"/>
-        <w:gridCol w:w="3408"/>
-        <w:gridCol w:w="3408"/>
-      </w:tblGrid>
-      <w:tr>
-        <w:tc>
-          <w:tcPr>
-            <w:tcW w:type="dxa" w:w="2520"/>
+        <w:trPr>
+          <w:tblHeader/>
+          <w:cantSplit/>
+        </w:trPr>
+        <w:tc>
+          <w:tcPr>
+            <w:tcW w:type="dxa" w:w="2451"/>
             <w:vAlign w:val="center"/>
             <w:shd w:fill="1F4E78"/>
           </w:tcPr>
@@ -6203,7 +6523,7 @@
         </w:tc>
         <w:tc>
           <w:tcPr>
-            <w:tcW w:type="dxa" w:w="3528"/>
+            <w:tcW w:type="dxa" w:w="3431"/>
             <w:vAlign w:val="center"/>
             <w:shd w:fill="1F4E78"/>
           </w:tcPr>
@@ -6225,7 +6545,7 @@
         </w:tc>
         <w:tc>
           <w:tcPr>
-            <w:tcW w:type="dxa" w:w="4464"/>
+            <w:tcW w:type="dxa" w:w="4342"/>
             <w:vAlign w:val="center"/>
             <w:shd w:fill="1F4E78"/>
           </w:tcPr>
@@ -6247,9 +6567,12 @@
         </w:tc>
       </w:tr>
       <w:tr>
-        <w:tc>
-          <w:tcPr>
-            <w:tcW w:type="dxa" w:w="2520"/>
+        <w:trPr>
+          <w:cantSplit/>
+        </w:trPr>
+        <w:tc>
+          <w:tcPr>
+            <w:tcW w:type="dxa" w:w="2451"/>
             <w:vAlign w:val="center"/>
           </w:tcPr>
           <w:p>
@@ -6269,7 +6592,7 @@
         </w:tc>
         <w:tc>
           <w:tcPr>
-            <w:tcW w:type="dxa" w:w="3528"/>
+            <w:tcW w:type="dxa" w:w="3431"/>
             <w:vAlign w:val="center"/>
           </w:tcPr>
           <w:p>
@@ -6289,7 +6612,7 @@
         </w:tc>
         <w:tc>
           <w:tcPr>
-            <w:tcW w:type="dxa" w:w="4464"/>
+            <w:tcW w:type="dxa" w:w="4342"/>
             <w:vAlign w:val="center"/>
           </w:tcPr>
           <w:p>
@@ -6309,9 +6632,12 @@
         </w:tc>
       </w:tr>
       <w:tr>
-        <w:tc>
-          <w:tcPr>
-            <w:tcW w:type="dxa" w:w="2520"/>
+        <w:trPr>
+          <w:cantSplit/>
+        </w:trPr>
+        <w:tc>
+          <w:tcPr>
+            <w:tcW w:type="dxa" w:w="2451"/>
             <w:vAlign w:val="center"/>
             <w:shd w:fill="F2F2F2"/>
           </w:tcPr>
@@ -6332,7 +6658,7 @@
         </w:tc>
         <w:tc>
           <w:tcPr>
-            <w:tcW w:type="dxa" w:w="3528"/>
+            <w:tcW w:type="dxa" w:w="3431"/>
             <w:vAlign w:val="center"/>
             <w:shd w:fill="F2F2F2"/>
           </w:tcPr>
@@ -6353,7 +6679,7 @@
         </w:tc>
         <w:tc>
           <w:tcPr>
-            <w:tcW w:type="dxa" w:w="4464"/>
+            <w:tcW w:type="dxa" w:w="4342"/>
             <w:vAlign w:val="center"/>
             <w:shd w:fill="F2F2F2"/>
           </w:tcPr>
@@ -6385,7 +6711,7 @@
         <w:keepNext/>
       </w:pPr>
       <w:r>
-        <w:t>7.1 Platform bootstrap checklist</w:t>
+        <w:t>7 1 Platform bootstrap checklist</w:t>
       </w:r>
     </w:p>
     <w:tbl>
@@ -6393,17 +6719,30 @@
         <w:tblStyle w:val="TableGrid"/>
         <w:tblW w:type="auto" w:w="0"/>
         <w:jc w:val="center"/>
+        <w:tblLayout w:type="fixed"/>
         <w:tblLook w:firstColumn="1" w:firstRow="1" w:lastColumn="0" w:lastRow="0" w:noHBand="0" w:noVBand="1" w:val="04A0"/>
+        <w:tblBorders>
+          <w:top w:val="single" w:sz="4" w:color="D9D9D9"/>
+          <w:left w:val="single" w:sz="4" w:color="D9D9D9"/>
+          <w:bottom w:val="single" w:sz="4" w:color="D9D9D9"/>
+          <w:right w:val="single" w:sz="4" w:color="D9D9D9"/>
+          <w:insideH w:val="single" w:sz="4" w:color="D9D9D9"/>
+          <w:insideV w:val="single" w:sz="4" w:color="D9D9D9"/>
+        </w:tblBorders>
       </w:tblPr>
       <w:tblGrid>
-        <w:gridCol w:w="3408"/>
-        <w:gridCol w:w="3408"/>
-        <w:gridCol w:w="3408"/>
+        <w:gridCol w:w="755"/>
+        <w:gridCol w:w="7754"/>
+        <w:gridCol w:w="1715"/>
       </w:tblGrid>
       <w:tr>
-        <w:tc>
-          <w:tcPr>
-            <w:tcW w:type="dxa" w:w="792"/>
+        <w:trPr>
+          <w:tblHeader/>
+          <w:cantSplit/>
+        </w:trPr>
+        <w:tc>
+          <w:tcPr>
+            <w:tcW w:type="dxa" w:w="755"/>
             <w:vAlign w:val="center"/>
             <w:shd w:fill="1F4E78"/>
           </w:tcPr>
@@ -6419,13 +6758,13 @@
                 <w:color w:val="FFFFFF"/>
                 <w:sz w:val="18"/>
               </w:rPr>
-              <w:t>Status</w:t>
-            </w:r>
-          </w:p>
-        </w:tc>
-        <w:tc>
-          <w:tcPr>
-            <w:tcW w:type="dxa" w:w="8136"/>
+              <w:t>Done</w:t>
+            </w:r>
+          </w:p>
+        </w:tc>
+        <w:tc>
+          <w:tcPr>
+            <w:tcW w:type="dxa" w:w="7754"/>
             <w:vAlign w:val="center"/>
             <w:shd w:fill="1F4E78"/>
           </w:tcPr>
@@ -6447,7 +6786,7 @@
         </w:tc>
         <w:tc>
           <w:tcPr>
-            <w:tcW w:type="dxa" w:w="1800"/>
+            <w:tcW w:type="dxa" w:w="1715"/>
             <w:vAlign w:val="center"/>
             <w:shd w:fill="1F4E78"/>
           </w:tcPr>
@@ -6469,9 +6808,12 @@
         </w:tc>
       </w:tr>
       <w:tr>
-        <w:tc>
-          <w:tcPr>
-            <w:tcW w:type="dxa" w:w="792"/>
+        <w:trPr>
+          <w:cantSplit/>
+        </w:trPr>
+        <w:tc>
+          <w:tcPr>
+            <w:tcW w:type="dxa" w:w="755"/>
             <w:vAlign w:val="center"/>
           </w:tcPr>
           <w:p>
@@ -6491,27 +6833,27 @@
         </w:tc>
         <w:tc>
           <w:tcPr>
-            <w:tcW w:type="dxa" w:w="8136"/>
-            <w:vAlign w:val="center"/>
-          </w:tcPr>
-          <w:p>
-            <w:pPr>
-              <w:spacing w:after="0"/>
-            </w:pPr>
-            <w:r/>
-            <w:r>
-              <w:rPr>
-                <w:rFonts w:ascii="Aptos" w:hAnsi="Aptos"/>
-                <w:b w:val="0"/>
-                <w:sz w:val="17"/>
-              </w:rPr>
-              <w:t>Record the signed application/Kubernetes/OS/container-runtime/CNI/CSI/version matrix. Use a currently supported OKE version or vendor-supported self-managed version; DataWalk's minimum 1.29+ is not a request to deploy retired Kubernetes 1.29.</w:t>
-            </w:r>
-          </w:p>
-        </w:tc>
-        <w:tc>
-          <w:tcPr>
-            <w:tcW w:type="dxa" w:w="1800"/>
+            <w:tcW w:type="dxa" w:w="7754"/>
+            <w:vAlign w:val="center"/>
+          </w:tcPr>
+          <w:p>
+            <w:pPr>
+              <w:spacing w:after="0"/>
+            </w:pPr>
+            <w:r/>
+            <w:r>
+              <w:rPr>
+                <w:rFonts w:ascii="Aptos" w:hAnsi="Aptos"/>
+                <w:b w:val="0"/>
+                <w:sz w:val="17"/>
+              </w:rPr>
+              <w:t>Record the signed application/Kubernetes/OS/container-runtime/CNI/CSI/version matrix. DataWalk previously reported support for 1.34 and 1.35; confirm the exact application release and overlap with the target Government region before selecting a minor. Do not use obsolete 1.29 guidance as the build target.</w:t>
+            </w:r>
+          </w:p>
+        </w:tc>
+        <w:tc>
+          <w:tcPr>
+            <w:tcW w:type="dxa" w:w="1715"/>
             <w:vAlign w:val="center"/>
           </w:tcPr>
           <w:p>
@@ -6530,9 +6872,12 @@
         </w:tc>
       </w:tr>
       <w:tr>
-        <w:tc>
-          <w:tcPr>
-            <w:tcW w:type="dxa" w:w="792"/>
+        <w:trPr>
+          <w:cantSplit/>
+        </w:trPr>
+        <w:tc>
+          <w:tcPr>
+            <w:tcW w:type="dxa" w:w="755"/>
             <w:vAlign w:val="center"/>
             <w:shd w:fill="F2F2F2"/>
           </w:tcPr>
@@ -6553,7 +6898,7 @@
         </w:tc>
         <w:tc>
           <w:tcPr>
-            <w:tcW w:type="dxa" w:w="8136"/>
+            <w:tcW w:type="dxa" w:w="7754"/>
             <w:vAlign w:val="center"/>
             <w:shd w:fill="F2F2F2"/>
           </w:tcPr>
@@ -6574,7 +6919,7 @@
         </w:tc>
         <w:tc>
           <w:tcPr>
-            <w:tcW w:type="dxa" w:w="1800"/>
+            <w:tcW w:type="dxa" w:w="1715"/>
             <w:vAlign w:val="center"/>
             <w:shd w:fill="F2F2F2"/>
           </w:tcPr>
@@ -6594,9 +6939,12 @@
         </w:tc>
       </w:tr>
       <w:tr>
-        <w:tc>
-          <w:tcPr>
-            <w:tcW w:type="dxa" w:w="792"/>
+        <w:trPr>
+          <w:cantSplit/>
+        </w:trPr>
+        <w:tc>
+          <w:tcPr>
+            <w:tcW w:type="dxa" w:w="755"/>
             <w:vAlign w:val="center"/>
           </w:tcPr>
           <w:p>
@@ -6616,7 +6964,7 @@
         </w:tc>
         <w:tc>
           <w:tcPr>
-            <w:tcW w:type="dxa" w:w="8136"/>
+            <w:tcW w:type="dxa" w:w="7754"/>
             <w:vAlign w:val="center"/>
           </w:tcPr>
           <w:p>
@@ -6636,7 +6984,7 @@
         </w:tc>
         <w:tc>
           <w:tcPr>
-            <w:tcW w:type="dxa" w:w="1800"/>
+            <w:tcW w:type="dxa" w:w="1715"/>
             <w:vAlign w:val="center"/>
           </w:tcPr>
           <w:p>
@@ -6655,9 +7003,12 @@
         </w:tc>
       </w:tr>
       <w:tr>
-        <w:tc>
-          <w:tcPr>
-            <w:tcW w:type="dxa" w:w="792"/>
+        <w:trPr>
+          <w:cantSplit/>
+        </w:trPr>
+        <w:tc>
+          <w:tcPr>
+            <w:tcW w:type="dxa" w:w="755"/>
             <w:vAlign w:val="center"/>
             <w:shd w:fill="F2F2F2"/>
           </w:tcPr>
@@ -6678,7 +7029,7 @@
         </w:tc>
         <w:tc>
           <w:tcPr>
-            <w:tcW w:type="dxa" w:w="8136"/>
+            <w:tcW w:type="dxa" w:w="7754"/>
             <w:vAlign w:val="center"/>
             <w:shd w:fill="F2F2F2"/>
           </w:tcPr>
@@ -6699,7 +7050,7 @@
         </w:tc>
         <w:tc>
           <w:tcPr>
-            <w:tcW w:type="dxa" w:w="1800"/>
+            <w:tcW w:type="dxa" w:w="1715"/>
             <w:vAlign w:val="center"/>
             <w:shd w:fill="F2F2F2"/>
           </w:tcPr>
@@ -6719,9 +7070,12 @@
         </w:tc>
       </w:tr>
       <w:tr>
-        <w:tc>
-          <w:tcPr>
-            <w:tcW w:type="dxa" w:w="792"/>
+        <w:trPr>
+          <w:cantSplit/>
+        </w:trPr>
+        <w:tc>
+          <w:tcPr>
+            <w:tcW w:type="dxa" w:w="755"/>
             <w:vAlign w:val="center"/>
           </w:tcPr>
           <w:p>
@@ -6741,7 +7095,7 @@
         </w:tc>
         <w:tc>
           <w:tcPr>
-            <w:tcW w:type="dxa" w:w="8136"/>
+            <w:tcW w:type="dxa" w:w="7754"/>
             <w:vAlign w:val="center"/>
           </w:tcPr>
           <w:p>
@@ -6761,7 +7115,7 @@
         </w:tc>
         <w:tc>
           <w:tcPr>
-            <w:tcW w:type="dxa" w:w="1800"/>
+            <w:tcW w:type="dxa" w:w="1715"/>
             <w:vAlign w:val="center"/>
           </w:tcPr>
           <w:p>
@@ -6780,9 +7134,12 @@
         </w:tc>
       </w:tr>
       <w:tr>
-        <w:tc>
-          <w:tcPr>
-            <w:tcW w:type="dxa" w:w="792"/>
+        <w:trPr>
+          <w:cantSplit/>
+        </w:trPr>
+        <w:tc>
+          <w:tcPr>
+            <w:tcW w:type="dxa" w:w="755"/>
             <w:vAlign w:val="center"/>
             <w:shd w:fill="F2F2F2"/>
           </w:tcPr>
@@ -6803,7 +7160,7 @@
         </w:tc>
         <w:tc>
           <w:tcPr>
-            <w:tcW w:type="dxa" w:w="8136"/>
+            <w:tcW w:type="dxa" w:w="7754"/>
             <w:vAlign w:val="center"/>
             <w:shd w:fill="F2F2F2"/>
           </w:tcPr>
@@ -6824,7 +7181,7 @@
         </w:tc>
         <w:tc>
           <w:tcPr>
-            <w:tcW w:type="dxa" w:w="1800"/>
+            <w:tcW w:type="dxa" w:w="1715"/>
             <w:vAlign w:val="center"/>
             <w:shd w:fill="F2F2F2"/>
           </w:tcPr>
@@ -6844,9 +7201,12 @@
         </w:tc>
       </w:tr>
       <w:tr>
-        <w:tc>
-          <w:tcPr>
-            <w:tcW w:type="dxa" w:w="792"/>
+        <w:trPr>
+          <w:cantSplit/>
+        </w:trPr>
+        <w:tc>
+          <w:tcPr>
+            <w:tcW w:type="dxa" w:w="755"/>
             <w:vAlign w:val="center"/>
           </w:tcPr>
           <w:p>
@@ -6866,7 +7226,7 @@
         </w:tc>
         <w:tc>
           <w:tcPr>
-            <w:tcW w:type="dxa" w:w="8136"/>
+            <w:tcW w:type="dxa" w:w="7754"/>
             <w:vAlign w:val="center"/>
           </w:tcPr>
           <w:p>
@@ -6886,7 +7246,7 @@
         </w:tc>
         <w:tc>
           <w:tcPr>
-            <w:tcW w:type="dxa" w:w="1800"/>
+            <w:tcW w:type="dxa" w:w="1715"/>
             <w:vAlign w:val="center"/>
           </w:tcPr>
           <w:p>
@@ -6916,7 +7276,7 @@
         <w:keepNext/>
       </w:pPr>
       <w:r>
-        <w:t>8. Procedure F — Data services, observability, backup and security</w:t>
+        <w:t>8 Procedure F Data services observability backup and security</w:t>
       </w:r>
     </w:p>
     <w:tbl>
@@ -6924,17 +7284,30 @@
         <w:tblStyle w:val="TableGrid"/>
         <w:tblW w:type="auto" w:w="0"/>
         <w:jc w:val="center"/>
+        <w:tblLayout w:type="fixed"/>
         <w:tblLook w:firstColumn="1" w:firstRow="1" w:lastColumn="0" w:lastRow="0" w:noHBand="0" w:noVBand="1" w:val="04A0"/>
+        <w:tblBorders>
+          <w:top w:val="single" w:sz="4" w:color="D9D9D9"/>
+          <w:left w:val="single" w:sz="4" w:color="D9D9D9"/>
+          <w:bottom w:val="single" w:sz="4" w:color="D9D9D9"/>
+          <w:right w:val="single" w:sz="4" w:color="D9D9D9"/>
+          <w:insideH w:val="single" w:sz="4" w:color="D9D9D9"/>
+          <w:insideV w:val="single" w:sz="4" w:color="D9D9D9"/>
+        </w:tblBorders>
       </w:tblPr>
       <w:tblGrid>
-        <w:gridCol w:w="3408"/>
-        <w:gridCol w:w="3408"/>
-        <w:gridCol w:w="3408"/>
+        <w:gridCol w:w="755"/>
+        <w:gridCol w:w="7754"/>
+        <w:gridCol w:w="1715"/>
       </w:tblGrid>
       <w:tr>
-        <w:tc>
-          <w:tcPr>
-            <w:tcW w:type="dxa" w:w="792"/>
+        <w:trPr>
+          <w:tblHeader/>
+          <w:cantSplit/>
+        </w:trPr>
+        <w:tc>
+          <w:tcPr>
+            <w:tcW w:type="dxa" w:w="755"/>
             <w:vAlign w:val="center"/>
             <w:shd w:fill="1F4E78"/>
           </w:tcPr>
@@ -6950,13 +7323,13 @@
                 <w:color w:val="FFFFFF"/>
                 <w:sz w:val="18"/>
               </w:rPr>
-              <w:t>Status</w:t>
-            </w:r>
-          </w:p>
-        </w:tc>
-        <w:tc>
-          <w:tcPr>
-            <w:tcW w:type="dxa" w:w="8136"/>
+              <w:t>Done</w:t>
+            </w:r>
+          </w:p>
+        </w:tc>
+        <w:tc>
+          <w:tcPr>
+            <w:tcW w:type="dxa" w:w="7754"/>
             <w:vAlign w:val="center"/>
             <w:shd w:fill="1F4E78"/>
           </w:tcPr>
@@ -6978,7 +7351,7 @@
         </w:tc>
         <w:tc>
           <w:tcPr>
-            <w:tcW w:type="dxa" w:w="1800"/>
+            <w:tcW w:type="dxa" w:w="1715"/>
             <w:vAlign w:val="center"/>
             <w:shd w:fill="1F4E78"/>
           </w:tcPr>
@@ -7000,9 +7373,12 @@
         </w:tc>
       </w:tr>
       <w:tr>
-        <w:tc>
-          <w:tcPr>
-            <w:tcW w:type="dxa" w:w="792"/>
+        <w:trPr>
+          <w:cantSplit/>
+        </w:trPr>
+        <w:tc>
+          <w:tcPr>
+            <w:tcW w:type="dxa" w:w="755"/>
             <w:vAlign w:val="center"/>
           </w:tcPr>
           <w:p>
@@ -7022,7 +7398,7 @@
         </w:tc>
         <w:tc>
           <w:tcPr>
-            <w:tcW w:type="dxa" w:w="8136"/>
+            <w:tcW w:type="dxa" w:w="7754"/>
             <w:vAlign w:val="center"/>
           </w:tcPr>
           <w:p>
@@ -7042,7 +7418,7 @@
         </w:tc>
         <w:tc>
           <w:tcPr>
-            <w:tcW w:type="dxa" w:w="1800"/>
+            <w:tcW w:type="dxa" w:w="1715"/>
             <w:vAlign w:val="center"/>
           </w:tcPr>
           <w:p>
@@ -7061,9 +7437,12 @@
         </w:tc>
       </w:tr>
       <w:tr>
-        <w:tc>
-          <w:tcPr>
-            <w:tcW w:type="dxa" w:w="792"/>
+        <w:trPr>
+          <w:cantSplit/>
+        </w:trPr>
+        <w:tc>
+          <w:tcPr>
+            <w:tcW w:type="dxa" w:w="755"/>
             <w:vAlign w:val="center"/>
             <w:shd w:fill="F2F2F2"/>
           </w:tcPr>
@@ -7084,7 +7463,7 @@
         </w:tc>
         <w:tc>
           <w:tcPr>
-            <w:tcW w:type="dxa" w:w="8136"/>
+            <w:tcW w:type="dxa" w:w="7754"/>
             <w:vAlign w:val="center"/>
             <w:shd w:fill="F2F2F2"/>
           </w:tcPr>
@@ -7105,7 +7484,7 @@
         </w:tc>
         <w:tc>
           <w:tcPr>
-            <w:tcW w:type="dxa" w:w="1800"/>
+            <w:tcW w:type="dxa" w:w="1715"/>
             <w:vAlign w:val="center"/>
             <w:shd w:fill="F2F2F2"/>
           </w:tcPr>
@@ -7125,9 +7504,12 @@
         </w:tc>
       </w:tr>
       <w:tr>
-        <w:tc>
-          <w:tcPr>
-            <w:tcW w:type="dxa" w:w="792"/>
+        <w:trPr>
+          <w:cantSplit/>
+        </w:trPr>
+        <w:tc>
+          <w:tcPr>
+            <w:tcW w:type="dxa" w:w="755"/>
             <w:vAlign w:val="center"/>
           </w:tcPr>
           <w:p>
@@ -7147,7 +7529,7 @@
         </w:tc>
         <w:tc>
           <w:tcPr>
-            <w:tcW w:type="dxa" w:w="8136"/>
+            <w:tcW w:type="dxa" w:w="7754"/>
             <w:vAlign w:val="center"/>
           </w:tcPr>
           <w:p>
@@ -7167,7 +7549,7 @@
         </w:tc>
         <w:tc>
           <w:tcPr>
-            <w:tcW w:type="dxa" w:w="1800"/>
+            <w:tcW w:type="dxa" w:w="1715"/>
             <w:vAlign w:val="center"/>
           </w:tcPr>
           <w:p>
@@ -7186,9 +7568,12 @@
         </w:tc>
       </w:tr>
       <w:tr>
-        <w:tc>
-          <w:tcPr>
-            <w:tcW w:type="dxa" w:w="792"/>
+        <w:trPr>
+          <w:cantSplit/>
+        </w:trPr>
+        <w:tc>
+          <w:tcPr>
+            <w:tcW w:type="dxa" w:w="755"/>
             <w:vAlign w:val="center"/>
             <w:shd w:fill="F2F2F2"/>
           </w:tcPr>
@@ -7209,7 +7594,7 @@
         </w:tc>
         <w:tc>
           <w:tcPr>
-            <w:tcW w:type="dxa" w:w="8136"/>
+            <w:tcW w:type="dxa" w:w="7754"/>
             <w:vAlign w:val="center"/>
             <w:shd w:fill="F2F2F2"/>
           </w:tcPr>
@@ -7230,7 +7615,7 @@
         </w:tc>
         <w:tc>
           <w:tcPr>
-            <w:tcW w:type="dxa" w:w="1800"/>
+            <w:tcW w:type="dxa" w:w="1715"/>
             <w:vAlign w:val="center"/>
             <w:shd w:fill="F2F2F2"/>
           </w:tcPr>
@@ -7250,9 +7635,12 @@
         </w:tc>
       </w:tr>
       <w:tr>
-        <w:tc>
-          <w:tcPr>
-            <w:tcW w:type="dxa" w:w="792"/>
+        <w:trPr>
+          <w:cantSplit/>
+        </w:trPr>
+        <w:tc>
+          <w:tcPr>
+            <w:tcW w:type="dxa" w:w="755"/>
             <w:vAlign w:val="center"/>
           </w:tcPr>
           <w:p>
@@ -7272,7 +7660,7 @@
         </w:tc>
         <w:tc>
           <w:tcPr>
-            <w:tcW w:type="dxa" w:w="8136"/>
+            <w:tcW w:type="dxa" w:w="7754"/>
             <w:vAlign w:val="center"/>
           </w:tcPr>
           <w:p>
@@ -7292,7 +7680,7 @@
         </w:tc>
         <w:tc>
           <w:tcPr>
-            <w:tcW w:type="dxa" w:w="1800"/>
+            <w:tcW w:type="dxa" w:w="1715"/>
             <w:vAlign w:val="center"/>
           </w:tcPr>
           <w:p>
@@ -7311,9 +7699,12 @@
         </w:tc>
       </w:tr>
       <w:tr>
-        <w:tc>
-          <w:tcPr>
-            <w:tcW w:type="dxa" w:w="792"/>
+        <w:trPr>
+          <w:cantSplit/>
+        </w:trPr>
+        <w:tc>
+          <w:tcPr>
+            <w:tcW w:type="dxa" w:w="755"/>
             <w:vAlign w:val="center"/>
             <w:shd w:fill="F2F2F2"/>
           </w:tcPr>
@@ -7334,7 +7725,7 @@
         </w:tc>
         <w:tc>
           <w:tcPr>
-            <w:tcW w:type="dxa" w:w="8136"/>
+            <w:tcW w:type="dxa" w:w="7754"/>
             <w:vAlign w:val="center"/>
             <w:shd w:fill="F2F2F2"/>
           </w:tcPr>
@@ -7355,7 +7746,7 @@
         </w:tc>
         <w:tc>
           <w:tcPr>
-            <w:tcW w:type="dxa" w:w="1800"/>
+            <w:tcW w:type="dxa" w:w="1715"/>
             <w:vAlign w:val="center"/>
             <w:shd w:fill="F2F2F2"/>
           </w:tcPr>
@@ -7375,9 +7766,12 @@
         </w:tc>
       </w:tr>
       <w:tr>
-        <w:tc>
-          <w:tcPr>
-            <w:tcW w:type="dxa" w:w="792"/>
+        <w:trPr>
+          <w:cantSplit/>
+        </w:trPr>
+        <w:tc>
+          <w:tcPr>
+            <w:tcW w:type="dxa" w:w="755"/>
             <w:vAlign w:val="center"/>
           </w:tcPr>
           <w:p>
@@ -7397,7 +7791,7 @@
         </w:tc>
         <w:tc>
           <w:tcPr>
-            <w:tcW w:type="dxa" w:w="8136"/>
+            <w:tcW w:type="dxa" w:w="7754"/>
             <w:vAlign w:val="center"/>
           </w:tcPr>
           <w:p>
@@ -7417,7 +7811,7 @@
         </w:tc>
         <w:tc>
           <w:tcPr>
-            <w:tcW w:type="dxa" w:w="1800"/>
+            <w:tcW w:type="dxa" w:w="1715"/>
             <w:vAlign w:val="center"/>
           </w:tcPr>
           <w:p>
@@ -7436,9 +7830,12 @@
         </w:tc>
       </w:tr>
       <w:tr>
-        <w:tc>
-          <w:tcPr>
-            <w:tcW w:type="dxa" w:w="792"/>
+        <w:trPr>
+          <w:cantSplit/>
+        </w:trPr>
+        <w:tc>
+          <w:tcPr>
+            <w:tcW w:type="dxa" w:w="755"/>
             <w:vAlign w:val="center"/>
             <w:shd w:fill="F2F2F2"/>
           </w:tcPr>
@@ -7459,7 +7856,7 @@
         </w:tc>
         <w:tc>
           <w:tcPr>
-            <w:tcW w:type="dxa" w:w="8136"/>
+            <w:tcW w:type="dxa" w:w="7754"/>
             <w:vAlign w:val="center"/>
             <w:shd w:fill="F2F2F2"/>
           </w:tcPr>
@@ -7480,7 +7877,7 @@
         </w:tc>
         <w:tc>
           <w:tcPr>
-            <w:tcW w:type="dxa" w:w="1800"/>
+            <w:tcW w:type="dxa" w:w="1715"/>
             <w:vAlign w:val="center"/>
             <w:shd w:fill="F2F2F2"/>
           </w:tcPr>
@@ -7511,7 +7908,7 @@
         <w:keepNext/>
       </w:pPr>
       <w:r>
-        <w:t>9. Procedure G — Infrastructure acceptance and vendor handoff</w:t>
+        <w:t>9 Procedure G Infrastructure acceptance and vendor handoff</w:t>
       </w:r>
     </w:p>
     <w:tbl>
@@ -7519,17 +7916,30 @@
         <w:tblStyle w:val="TableGrid"/>
         <w:tblW w:type="auto" w:w="0"/>
         <w:jc w:val="center"/>
+        <w:tblLayout w:type="fixed"/>
         <w:tblLook w:firstColumn="1" w:firstRow="1" w:lastColumn="0" w:lastRow="0" w:noHBand="0" w:noVBand="1" w:val="04A0"/>
+        <w:tblBorders>
+          <w:top w:val="single" w:sz="4" w:color="D9D9D9"/>
+          <w:left w:val="single" w:sz="4" w:color="D9D9D9"/>
+          <w:bottom w:val="single" w:sz="4" w:color="D9D9D9"/>
+          <w:right w:val="single" w:sz="4" w:color="D9D9D9"/>
+          <w:insideH w:val="single" w:sz="4" w:color="D9D9D9"/>
+          <w:insideV w:val="single" w:sz="4" w:color="D9D9D9"/>
+        </w:tblBorders>
       </w:tblPr>
       <w:tblGrid>
-        <w:gridCol w:w="3408"/>
-        <w:gridCol w:w="3408"/>
-        <w:gridCol w:w="3408"/>
+        <w:gridCol w:w="1050"/>
+        <w:gridCol w:w="5112"/>
+        <w:gridCol w:w="4062"/>
       </w:tblGrid>
       <w:tr>
-        <w:tc>
-          <w:tcPr>
-            <w:tcW w:type="dxa" w:w="1080"/>
+        <w:trPr>
+          <w:tblHeader/>
+          <w:cantSplit/>
+        </w:trPr>
+        <w:tc>
+          <w:tcPr>
+            <w:tcW w:type="dxa" w:w="1050"/>
             <w:vAlign w:val="center"/>
             <w:shd w:fill="1F4E78"/>
           </w:tcPr>
@@ -7551,7 +7961,7 @@
         </w:tc>
         <w:tc>
           <w:tcPr>
-            <w:tcW w:type="dxa" w:w="5256"/>
+            <w:tcW w:type="dxa" w:w="5112"/>
             <w:vAlign w:val="center"/>
             <w:shd w:fill="1F4E78"/>
           </w:tcPr>
@@ -7573,7 +7983,7 @@
         </w:tc>
         <w:tc>
           <w:tcPr>
-            <w:tcW w:type="dxa" w:w="4176"/>
+            <w:tcW w:type="dxa" w:w="4062"/>
             <w:vAlign w:val="center"/>
             <w:shd w:fill="1F4E78"/>
           </w:tcPr>
@@ -7595,9 +8005,12 @@
         </w:tc>
       </w:tr>
       <w:tr>
-        <w:tc>
-          <w:tcPr>
-            <w:tcW w:type="dxa" w:w="1080"/>
+        <w:trPr>
+          <w:cantSplit/>
+        </w:trPr>
+        <w:tc>
+          <w:tcPr>
+            <w:tcW w:type="dxa" w:w="1050"/>
             <w:vAlign w:val="center"/>
           </w:tcPr>
           <w:p>
@@ -7617,7 +8030,7 @@
         </w:tc>
         <w:tc>
           <w:tcPr>
-            <w:tcW w:type="dxa" w:w="5256"/>
+            <w:tcW w:type="dxa" w:w="5112"/>
             <w:vAlign w:val="center"/>
           </w:tcPr>
           <w:p>
@@ -7637,7 +8050,7 @@
         </w:tc>
         <w:tc>
           <w:tcPr>
-            <w:tcW w:type="dxa" w:w="4176"/>
+            <w:tcW w:type="dxa" w:w="4062"/>
             <w:vAlign w:val="center"/>
           </w:tcPr>
           <w:p>
@@ -7657,9 +8070,12 @@
         </w:tc>
       </w:tr>
       <w:tr>
-        <w:tc>
-          <w:tcPr>
-            <w:tcW w:type="dxa" w:w="1080"/>
+        <w:trPr>
+          <w:cantSplit/>
+        </w:trPr>
+        <w:tc>
+          <w:tcPr>
+            <w:tcW w:type="dxa" w:w="1050"/>
             <w:vAlign w:val="center"/>
             <w:shd w:fill="F2F2F2"/>
           </w:tcPr>
@@ -7680,7 +8096,7 @@
         </w:tc>
         <w:tc>
           <w:tcPr>
-            <w:tcW w:type="dxa" w:w="5256"/>
+            <w:tcW w:type="dxa" w:w="5112"/>
             <w:vAlign w:val="center"/>
             <w:shd w:fill="F2F2F2"/>
           </w:tcPr>
@@ -7701,7 +8117,7 @@
         </w:tc>
         <w:tc>
           <w:tcPr>
-            <w:tcW w:type="dxa" w:w="4176"/>
+            <w:tcW w:type="dxa" w:w="4062"/>
             <w:vAlign w:val="center"/>
             <w:shd w:fill="F2F2F2"/>
           </w:tcPr>
@@ -7722,9 +8138,12 @@
         </w:tc>
       </w:tr>
       <w:tr>
-        <w:tc>
-          <w:tcPr>
-            <w:tcW w:type="dxa" w:w="1080"/>
+        <w:trPr>
+          <w:cantSplit/>
+        </w:trPr>
+        <w:tc>
+          <w:tcPr>
+            <w:tcW w:type="dxa" w:w="1050"/>
             <w:vAlign w:val="center"/>
           </w:tcPr>
           <w:p>
@@ -7744,7 +8163,7 @@
         </w:tc>
         <w:tc>
           <w:tcPr>
-            <w:tcW w:type="dxa" w:w="5256"/>
+            <w:tcW w:type="dxa" w:w="5112"/>
             <w:vAlign w:val="center"/>
           </w:tcPr>
           <w:p>
@@ -7764,7 +8183,7 @@
         </w:tc>
         <w:tc>
           <w:tcPr>
-            <w:tcW w:type="dxa" w:w="4176"/>
+            <w:tcW w:type="dxa" w:w="4062"/>
             <w:vAlign w:val="center"/>
           </w:tcPr>
           <w:p>
@@ -7784,9 +8203,12 @@
         </w:tc>
       </w:tr>
       <w:tr>
-        <w:tc>
-          <w:tcPr>
-            <w:tcW w:type="dxa" w:w="1080"/>
+        <w:trPr>
+          <w:cantSplit/>
+        </w:trPr>
+        <w:tc>
+          <w:tcPr>
+            <w:tcW w:type="dxa" w:w="1050"/>
             <w:vAlign w:val="center"/>
             <w:shd w:fill="F2F2F2"/>
           </w:tcPr>
@@ -7807,7 +8229,7 @@
         </w:tc>
         <w:tc>
           <w:tcPr>
-            <w:tcW w:type="dxa" w:w="5256"/>
+            <w:tcW w:type="dxa" w:w="5112"/>
             <w:vAlign w:val="center"/>
             <w:shd w:fill="F2F2F2"/>
           </w:tcPr>
@@ -7828,7 +8250,7 @@
         </w:tc>
         <w:tc>
           <w:tcPr>
-            <w:tcW w:type="dxa" w:w="4176"/>
+            <w:tcW w:type="dxa" w:w="4062"/>
             <w:vAlign w:val="center"/>
             <w:shd w:fill="F2F2F2"/>
           </w:tcPr>
@@ -7849,9 +8271,12 @@
         </w:tc>
       </w:tr>
       <w:tr>
-        <w:tc>
-          <w:tcPr>
-            <w:tcW w:type="dxa" w:w="1080"/>
+        <w:trPr>
+          <w:cantSplit/>
+        </w:trPr>
+        <w:tc>
+          <w:tcPr>
+            <w:tcW w:type="dxa" w:w="1050"/>
             <w:vAlign w:val="center"/>
           </w:tcPr>
           <w:p>
@@ -7871,7 +8296,7 @@
         </w:tc>
         <w:tc>
           <w:tcPr>
-            <w:tcW w:type="dxa" w:w="5256"/>
+            <w:tcW w:type="dxa" w:w="5112"/>
             <w:vAlign w:val="center"/>
           </w:tcPr>
           <w:p>
@@ -7891,7 +8316,7 @@
         </w:tc>
         <w:tc>
           <w:tcPr>
-            <w:tcW w:type="dxa" w:w="4176"/>
+            <w:tcW w:type="dxa" w:w="4062"/>
             <w:vAlign w:val="center"/>
           </w:tcPr>
           <w:p>
@@ -7911,9 +8336,12 @@
         </w:tc>
       </w:tr>
       <w:tr>
-        <w:tc>
-          <w:tcPr>
-            <w:tcW w:type="dxa" w:w="1080"/>
+        <w:trPr>
+          <w:cantSplit/>
+        </w:trPr>
+        <w:tc>
+          <w:tcPr>
+            <w:tcW w:type="dxa" w:w="1050"/>
             <w:vAlign w:val="center"/>
             <w:shd w:fill="F2F2F2"/>
           </w:tcPr>
@@ -7934,7 +8362,7 @@
         </w:tc>
         <w:tc>
           <w:tcPr>
-            <w:tcW w:type="dxa" w:w="5256"/>
+            <w:tcW w:type="dxa" w:w="5112"/>
             <w:vAlign w:val="center"/>
             <w:shd w:fill="F2F2F2"/>
           </w:tcPr>
@@ -7955,7 +8383,7 @@
         </w:tc>
         <w:tc>
           <w:tcPr>
-            <w:tcW w:type="dxa" w:w="4176"/>
+            <w:tcW w:type="dxa" w:w="4062"/>
             <w:vAlign w:val="center"/>
             <w:shd w:fill="F2F2F2"/>
           </w:tcPr>
@@ -7976,9 +8404,12 @@
         </w:tc>
       </w:tr>
       <w:tr>
-        <w:tc>
-          <w:tcPr>
-            <w:tcW w:type="dxa" w:w="1080"/>
+        <w:trPr>
+          <w:cantSplit/>
+        </w:trPr>
+        <w:tc>
+          <w:tcPr>
+            <w:tcW w:type="dxa" w:w="1050"/>
             <w:vAlign w:val="center"/>
           </w:tcPr>
           <w:p>
@@ -7998,7 +8429,7 @@
         </w:tc>
         <w:tc>
           <w:tcPr>
-            <w:tcW w:type="dxa" w:w="5256"/>
+            <w:tcW w:type="dxa" w:w="5112"/>
             <w:vAlign w:val="center"/>
           </w:tcPr>
           <w:p>
@@ -8018,7 +8449,7 @@
         </w:tc>
         <w:tc>
           <w:tcPr>
-            <w:tcW w:type="dxa" w:w="4176"/>
+            <w:tcW w:type="dxa" w:w="4062"/>
             <w:vAlign w:val="center"/>
           </w:tcPr>
           <w:p>
@@ -8038,9 +8469,12 @@
         </w:tc>
       </w:tr>
       <w:tr>
-        <w:tc>
-          <w:tcPr>
-            <w:tcW w:type="dxa" w:w="1080"/>
+        <w:trPr>
+          <w:cantSplit/>
+        </w:trPr>
+        <w:tc>
+          <w:tcPr>
+            <w:tcW w:type="dxa" w:w="1050"/>
             <w:vAlign w:val="center"/>
             <w:shd w:fill="F2F2F2"/>
           </w:tcPr>
@@ -8061,7 +8495,7 @@
         </w:tc>
         <w:tc>
           <w:tcPr>
-            <w:tcW w:type="dxa" w:w="5256"/>
+            <w:tcW w:type="dxa" w:w="5112"/>
             <w:vAlign w:val="center"/>
             <w:shd w:fill="F2F2F2"/>
           </w:tcPr>
@@ -8082,7 +8516,7 @@
         </w:tc>
         <w:tc>
           <w:tcPr>
-            <w:tcW w:type="dxa" w:w="4176"/>
+            <w:tcW w:type="dxa" w:w="4062"/>
             <w:vAlign w:val="center"/>
             <w:shd w:fill="F2F2F2"/>
           </w:tcPr>
@@ -8103,9 +8537,12 @@
         </w:tc>
       </w:tr>
       <w:tr>
-        <w:tc>
-          <w:tcPr>
-            <w:tcW w:type="dxa" w:w="1080"/>
+        <w:trPr>
+          <w:cantSplit/>
+        </w:trPr>
+        <w:tc>
+          <w:tcPr>
+            <w:tcW w:type="dxa" w:w="1050"/>
             <w:vAlign w:val="center"/>
           </w:tcPr>
           <w:p>
@@ -8125,7 +8562,7 @@
         </w:tc>
         <w:tc>
           <w:tcPr>
-            <w:tcW w:type="dxa" w:w="5256"/>
+            <w:tcW w:type="dxa" w:w="5112"/>
             <w:vAlign w:val="center"/>
           </w:tcPr>
           <w:p>
@@ -8145,7 +8582,7 @@
         </w:tc>
         <w:tc>
           <w:tcPr>
-            <w:tcW w:type="dxa" w:w="4176"/>
+            <w:tcW w:type="dxa" w:w="4062"/>
             <w:vAlign w:val="center"/>
           </w:tcPr>
           <w:p>
@@ -8165,9 +8602,12 @@
         </w:tc>
       </w:tr>
       <w:tr>
-        <w:tc>
-          <w:tcPr>
-            <w:tcW w:type="dxa" w:w="1080"/>
+        <w:trPr>
+          <w:cantSplit/>
+        </w:trPr>
+        <w:tc>
+          <w:tcPr>
+            <w:tcW w:type="dxa" w:w="1050"/>
             <w:vAlign w:val="center"/>
             <w:shd w:fill="F2F2F2"/>
           </w:tcPr>
@@ -8188,7 +8628,7 @@
         </w:tc>
         <w:tc>
           <w:tcPr>
-            <w:tcW w:type="dxa" w:w="5256"/>
+            <w:tcW w:type="dxa" w:w="5112"/>
             <w:vAlign w:val="center"/>
             <w:shd w:fill="F2F2F2"/>
           </w:tcPr>
@@ -8209,7 +8649,7 @@
         </w:tc>
         <w:tc>
           <w:tcPr>
-            <w:tcW w:type="dxa" w:w="4176"/>
+            <w:tcW w:type="dxa" w:w="4062"/>
             <w:vAlign w:val="center"/>
             <w:shd w:fill="F2F2F2"/>
           </w:tcPr>
@@ -8241,7 +8681,7 @@
         <w:keepNext/>
       </w:pPr>
       <w:r>
-        <w:t>9.1 Handoff package</w:t>
+        <w:t>9 1 Handoff package</w:t>
       </w:r>
     </w:p>
     <w:p>
@@ -8302,11 +8742,891 @@
     </w:p>
     <w:p>
       <w:pPr>
+        <w:pStyle w:val="Heading2"/>
+        <w:keepNext/>
+        <w:pageBreakBefore/>
+      </w:pPr>
+      <w:r>
+        <w:t>9 2 Discovery update and application installation</w:t>
+      </w:r>
+    </w:p>
+    <w:p>
+      <w:r>
+        <w:t>The October 14 session confirmed that the new DataWalk version requires Kubernetes. Keep it isolated from Hyperscience, which uses Podman on standalone GPU compute. The POC starts with one DataWalk Dev-equivalent environment; do not create production or assume Dev and Test can share a cluster without vendor approval.</w:t>
+      </w:r>
+    </w:p>
+    <w:tbl>
+      <w:tblPr>
+        <w:tblStyle w:val="TableGrid"/>
+        <w:tblW w:type="auto" w:w="0"/>
+        <w:jc w:val="center"/>
+        <w:tblLayout w:type="fixed"/>
+        <w:tblLook w:firstColumn="1" w:firstRow="1" w:lastColumn="0" w:lastRow="0" w:noHBand="0" w:noVBand="1" w:val="04A0"/>
+        <w:tblBorders>
+          <w:top w:val="single" w:sz="4" w:color="D9D9D9"/>
+          <w:left w:val="single" w:sz="4" w:color="D9D9D9"/>
+          <w:bottom w:val="single" w:sz="4" w:color="D9D9D9"/>
+          <w:right w:val="single" w:sz="4" w:color="D9D9D9"/>
+          <w:insideH w:val="single" w:sz="4" w:color="D9D9D9"/>
+          <w:insideV w:val="single" w:sz="4" w:color="D9D9D9"/>
+        </w:tblBorders>
+      </w:tblPr>
+      <w:tblGrid>
+        <w:gridCol w:w="2871"/>
+        <w:gridCol w:w="7353"/>
+      </w:tblGrid>
+      <w:tr>
+        <w:trPr>
+          <w:tblHeader/>
+          <w:cantSplit/>
+        </w:trPr>
+        <w:tc>
+          <w:tcPr>
+            <w:tcW w:type="dxa" w:w="2871"/>
+            <w:vAlign w:val="center"/>
+            <w:shd w:fill="1F4E78"/>
+          </w:tcPr>
+          <w:p>
+            <w:pPr>
+              <w:spacing w:after="0"/>
+            </w:pPr>
+            <w:r/>
+            <w:r>
+              <w:rPr>
+                <w:rFonts w:ascii="Aptos" w:hAnsi="Aptos"/>
+                <w:b/>
+                <w:color w:val="FFFFFF"/>
+                <w:sz w:val="18"/>
+              </w:rPr>
+              <w:t>Owner</w:t>
+            </w:r>
+          </w:p>
+        </w:tc>
+        <w:tc>
+          <w:tcPr>
+            <w:tcW w:type="dxa" w:w="7353"/>
+            <w:vAlign w:val="center"/>
+            <w:shd w:fill="1F4E78"/>
+          </w:tcPr>
+          <w:p>
+            <w:pPr>
+              <w:spacing w:after="0"/>
+            </w:pPr>
+            <w:r/>
+            <w:r>
+              <w:rPr>
+                <w:rFonts w:ascii="Aptos" w:hAnsi="Aptos"/>
+                <w:b/>
+                <w:color w:val="FFFFFF"/>
+                <w:sz w:val="18"/>
+              </w:rPr>
+              <w:t>Responsibility</w:t>
+            </w:r>
+          </w:p>
+        </w:tc>
+      </w:tr>
+      <w:tr>
+        <w:trPr>
+          <w:cantSplit/>
+        </w:trPr>
+        <w:tc>
+          <w:tcPr>
+            <w:tcW w:type="dxa" w:w="2871"/>
+            <w:vAlign w:val="center"/>
+          </w:tcPr>
+          <w:p>
+            <w:pPr>
+              <w:spacing w:after="0"/>
+            </w:pPr>
+            <w:r/>
+            <w:r>
+              <w:rPr>
+                <w:rFonts w:ascii="Aptos" w:hAnsi="Aptos"/>
+                <w:b w:val="0"/>
+                <w:sz w:val="17"/>
+              </w:rPr>
+              <w:t>John and infrastructure team</w:t>
+            </w:r>
+          </w:p>
+        </w:tc>
+        <w:tc>
+          <w:tcPr>
+            <w:tcW w:type="dxa" w:w="7353"/>
+            <w:vAlign w:val="center"/>
+          </w:tcPr>
+          <w:p>
+            <w:pPr>
+              <w:spacing w:after="0"/>
+            </w:pPr>
+            <w:r/>
+            <w:r>
+              <w:rPr>
+                <w:rFonts w:ascii="Aptos" w:hAnsi="Aptos"/>
+                <w:b w:val="0"/>
+                <w:sz w:val="17"/>
+              </w:rPr>
+              <w:t>Provision private foundation, registry, Object Storage and access; retain approvals and evidence</w:t>
+            </w:r>
+          </w:p>
+        </w:tc>
+      </w:tr>
+      <w:tr>
+        <w:trPr>
+          <w:cantSplit/>
+        </w:trPr>
+        <w:tc>
+          <w:tcPr>
+            <w:tcW w:type="dxa" w:w="2871"/>
+            <w:vAlign w:val="center"/>
+            <w:shd w:fill="F2F2F2"/>
+          </w:tcPr>
+          <w:p>
+            <w:pPr>
+              <w:spacing w:after="0"/>
+            </w:pPr>
+            <w:r/>
+            <w:r>
+              <w:rPr>
+                <w:rFonts w:ascii="Aptos" w:hAnsi="Aptos"/>
+                <w:b w:val="0"/>
+                <w:sz w:val="17"/>
+              </w:rPr>
+              <w:t>Tony and network team</w:t>
+            </w:r>
+          </w:p>
+        </w:tc>
+        <w:tc>
+          <w:tcPr>
+            <w:tcW w:type="dxa" w:w="7353"/>
+            <w:vAlign w:val="center"/>
+            <w:shd w:fill="F2F2F2"/>
+          </w:tcPr>
+          <w:p>
+            <w:pPr>
+              <w:spacing w:after="0"/>
+            </w:pPr>
+            <w:r/>
+            <w:r>
+              <w:rPr>
+                <w:rFonts w:ascii="Aptos" w:hAnsi="Aptos"/>
+                <w:b w:val="0"/>
+                <w:sz w:val="17"/>
+              </w:rPr>
+              <w:t>Routing, DNS, approved source egress IP/range and vendor Harbor firewall coordination</w:t>
+            </w:r>
+          </w:p>
+        </w:tc>
+      </w:tr>
+      <w:tr>
+        <w:trPr>
+          <w:cantSplit/>
+        </w:trPr>
+        <w:tc>
+          <w:tcPr>
+            <w:tcW w:type="dxa" w:w="2871"/>
+            <w:vAlign w:val="center"/>
+          </w:tcPr>
+          <w:p>
+            <w:pPr>
+              <w:spacing w:after="0"/>
+            </w:pPr>
+            <w:r/>
+            <w:r>
+              <w:rPr>
+                <w:rFonts w:ascii="Aptos" w:hAnsi="Aptos"/>
+                <w:b w:val="0"/>
+                <w:sz w:val="17"/>
+              </w:rPr>
+              <w:t>Keith</w:t>
+            </w:r>
+          </w:p>
+        </w:tc>
+        <w:tc>
+          <w:tcPr>
+            <w:tcW w:type="dxa" w:w="7353"/>
+            <w:vAlign w:val="center"/>
+          </w:tcPr>
+          <w:p>
+            <w:pPr>
+              <w:spacing w:after="0"/>
+            </w:pPr>
+            <w:r/>
+            <w:r>
+              <w:rPr>
+                <w:rFonts w:ascii="Aptos" w:hAnsi="Aptos"/>
+                <w:b w:val="0"/>
+                <w:sz w:val="17"/>
+              </w:rPr>
+              <w:t>Admin requests, security forms, YubiKeys and account activation</w:t>
+            </w:r>
+          </w:p>
+        </w:tc>
+      </w:tr>
+      <w:tr>
+        <w:trPr>
+          <w:cantSplit/>
+        </w:trPr>
+        <w:tc>
+          <w:tcPr>
+            <w:tcW w:type="dxa" w:w="2871"/>
+            <w:vAlign w:val="center"/>
+            <w:shd w:fill="F2F2F2"/>
+          </w:tcPr>
+          <w:p>
+            <w:pPr>
+              <w:spacing w:after="0"/>
+            </w:pPr>
+            <w:r/>
+            <w:r>
+              <w:rPr>
+                <w:rFonts w:ascii="Aptos" w:hAnsi="Aptos"/>
+                <w:b w:val="0"/>
+                <w:sz w:val="17"/>
+              </w:rPr>
+              <w:t>Michael and Renato with MSS team</w:t>
+            </w:r>
+          </w:p>
+        </w:tc>
+        <w:tc>
+          <w:tcPr>
+            <w:tcW w:type="dxa" w:w="7353"/>
+            <w:vAlign w:val="center"/>
+            <w:shd w:fill="F2F2F2"/>
+          </w:tcPr>
+          <w:p>
+            <w:pPr>
+              <w:spacing w:after="0"/>
+            </w:pPr>
+            <w:r/>
+            <w:r>
+              <w:rPr>
+                <w:rFonts w:ascii="Aptos" w:hAnsi="Aptos"/>
+                <w:b w:val="0"/>
+                <w:sz w:val="17"/>
+              </w:rPr>
+              <w:t>Vendor images and chart, application deployment, demo-data selection and regression tests</w:t>
+            </w:r>
+          </w:p>
+        </w:tc>
+      </w:tr>
+      <w:tr>
+        <w:trPr>
+          <w:cantSplit/>
+        </w:trPr>
+        <w:tc>
+          <w:tcPr>
+            <w:tcW w:type="dxa" w:w="2871"/>
+            <w:vAlign w:val="center"/>
+          </w:tcPr>
+          <w:p>
+            <w:pPr>
+              <w:spacing w:after="0"/>
+            </w:pPr>
+            <w:r/>
+            <w:r>
+              <w:rPr>
+                <w:rFonts w:ascii="Aptos" w:hAnsi="Aptos"/>
+                <w:b w:val="0"/>
+                <w:sz w:val="17"/>
+              </w:rPr>
+              <w:t>Charles with Adam or Vinny</w:t>
+            </w:r>
+          </w:p>
+        </w:tc>
+        <w:tc>
+          <w:tcPr>
+            <w:tcW w:type="dxa" w:w="7353"/>
+            <w:vAlign w:val="center"/>
+          </w:tcPr>
+          <w:p>
+            <w:pPr>
+              <w:spacing w:after="0"/>
+            </w:pPr>
+            <w:r/>
+            <w:r>
+              <w:rPr>
+                <w:rFonts w:ascii="Aptos" w:hAnsi="Aptos"/>
+                <w:b w:val="0"/>
+                <w:sz w:val="17"/>
+              </w:rPr>
+              <w:t>Approved data/package transfers through the jump box; exact participants to be confirmed</w:t>
+            </w:r>
+          </w:p>
+        </w:tc>
+      </w:tr>
+      <w:tr>
+        <w:trPr>
+          <w:cantSplit/>
+        </w:trPr>
+        <w:tc>
+          <w:tcPr>
+            <w:tcW w:type="dxa" w:w="2871"/>
+            <w:vAlign w:val="center"/>
+            <w:shd w:fill="F2F2F2"/>
+          </w:tcPr>
+          <w:p>
+            <w:pPr>
+              <w:spacing w:after="0"/>
+            </w:pPr>
+            <w:r/>
+            <w:r>
+              <w:rPr>
+                <w:rFonts w:ascii="Aptos" w:hAnsi="Aptos"/>
+                <w:b w:val="0"/>
+                <w:sz w:val="17"/>
+              </w:rPr>
+              <w:t>Oracle Chris and Mike</w:t>
+            </w:r>
+          </w:p>
+        </w:tc>
+        <w:tc>
+          <w:tcPr>
+            <w:tcW w:type="dxa" w:w="7353"/>
+            <w:vAlign w:val="center"/>
+            <w:shd w:fill="F2F2F2"/>
+          </w:tcPr>
+          <w:p>
+            <w:pPr>
+              <w:spacing w:after="0"/>
+            </w:pPr>
+            <w:r/>
+            <w:r>
+              <w:rPr>
+                <w:rFonts w:ascii="Aptos" w:hAnsi="Aptos"/>
+                <w:b w:val="0"/>
+                <w:sz w:val="17"/>
+              </w:rPr>
+              <w:t>Cluster design and over-the-shoulder guidance; authorized customer staff execute changes</w:t>
+            </w:r>
+          </w:p>
+        </w:tc>
+      </w:tr>
+    </w:tbl>
+    <w:p>
+      <w:pPr>
+        <w:spacing w:after="0"/>
+      </w:pPr>
+    </w:p>
+    <w:p>
+      <w:pPr>
+        <w:ind w:left="346" w:hanging="346"/>
+      </w:pPr>
+      <w:r>
+        <w:rPr>
+          <w:b/>
+        </w:rPr>
+        <w:t xml:space="preserve">1.  </w:t>
+      </w:r>
+      <w:r>
+        <w:t>Complete access before installation. Keith has seen requests for Michael and Renato; Mark must forward Adam's and Vincent/Vinny's ticket numbers. Confirm approvals, working Windows jump-box access, admin accounts and YubiKey delivery separately. Chase's vendor access is not assumed.</w:t>
+      </w:r>
+    </w:p>
+    <w:p>
+      <w:pPr>
+        <w:ind w:left="346" w:hanging="346"/>
+      </w:pPr>
+      <w:r>
+        <w:rPr>
+          <w:b/>
+        </w:rPr>
+        <w:t xml:space="preserve">2.  </w:t>
+      </w:r>
+      <w:r>
+        <w:t>John and the infrastructure team create the private OCI registry and approved application and staging buckets. Supply endpoints, namespace/bucket identifiers, storage access and image-push/pull roles to MSS. Application staff are not assumed to have OCI portal administration.</w:t>
+      </w:r>
+    </w:p>
+    <w:p>
+      <w:pPr>
+        <w:ind w:left="346" w:hanging="346"/>
+      </w:pPr>
+      <w:r>
+        <w:rPr>
+          <w:b/>
+        </w:rPr>
+        <w:t xml:space="preserve">3.  </w:t>
+      </w:r>
+      <w:r>
+        <w:t>Provide the approved outbound source IP or IP range to DataWalk so its Harbor firewall can allow the staging/download path. DataWalk creates the vendor Harbor account. A private jump-box IP is not necessarily the address observed by the vendor; Tony confirms the actual approved egress address.</w:t>
+      </w:r>
+    </w:p>
+    <w:p>
+      <w:pPr>
+        <w:ind w:left="346" w:hanging="346"/>
+      </w:pPr>
+      <w:r>
+        <w:rPr>
+          <w:b/>
+        </w:rPr>
+        <w:t xml:space="preserve">4.  </w:t>
+      </w:r>
+      <w:r>
+        <w:t>Acquire the release-specific container images and Helm chart through the approved staging path. Scan and checksum them, copy approved images into the private registry, and record versions and digests. Do not grant cluster-wide public Internet access to solve a staging problem.</w:t>
+      </w:r>
+    </w:p>
+    <w:p>
+      <w:pPr>
+        <w:ind w:left="346" w:hanging="346"/>
+      </w:pPr>
+      <w:r>
+        <w:rPr>
+          <w:b/>
+        </w:rPr>
+        <w:t xml:space="preserve">5.  </w:t>
+      </w:r>
+      <w:r>
+        <w:t>Test image pulls from the cluster and approved Object Storage operations using the intended identity. Validate the exact S3-compatible operations required by DataWalk; generic S3 compatibility is not a guarantee that every feature is supported.</w:t>
+      </w:r>
+    </w:p>
+    <w:p>
+      <w:pPr>
+        <w:ind w:left="346" w:hanging="346"/>
+      </w:pPr>
+      <w:r>
+        <w:rPr>
+          <w:b/>
+        </w:rPr>
+        <w:t xml:space="preserve">6.  </w:t>
+      </w:r>
+      <w:r>
+        <w:t>Michael, Renato and the authorized MSS operator install using the vendor-provided Helm chart and approved values. Capture the chart version, deployment command, release/namespace, PVCs and readiness results. Do not invent Helm values or replace the supported vendor process with a generic chart.</w:t>
+      </w:r>
+    </w:p>
+    <w:p>
+      <w:pPr>
+        <w:ind w:left="346" w:hanging="346"/>
+      </w:pPr>
+      <w:r>
+        <w:rPr>
+          <w:b/>
+        </w:rPr>
+        <w:t xml:space="preserve">7.  </w:t>
+      </w:r>
+      <w:r>
+        <w:t>Check pod readiness, persistent volumes, private HTTPS access and core application functions. Obtain MSS platform/application readiness before restoring the demo database. The prior appliance deployment process is different from this container installation.</w:t>
+      </w:r>
+    </w:p>
+    <w:p>
+      <w:r>
+        <w:t>The Kubernetes host OS remains a decision gate: the E6/RHEL VM foundation is not itself managed OKE. For managed OKE, select a supported worker image with written vendor approval; if RHEL is mandatory, approve the self-managed design first. The current Terraform VM stack does not create Kubernetes, registry repositories or application buckets.</w:t>
+      </w:r>
+    </w:p>
+    <w:p>
+      <w:pPr>
+        <w:pStyle w:val="Heading2"/>
+        <w:keepNext/>
+        <w:pageBreakBefore/>
+      </w:pPr>
+      <w:r>
+        <w:t>9 3 Demo database migration and POC testing</w:t>
+      </w:r>
+    </w:p>
+    <w:p>
+      <w:r>
+        <w:t>Stage the existing sanitized demo database rather than loading an arbitrary raw dataset. The call described a small case, roughly 50 GB, but the exact source and size still need confirmation. Treat 50 GB as a planning estimate, not a verified backup size or approved data classification.</w:t>
+      </w:r>
+    </w:p>
+    <w:p>
+      <w:pPr>
+        <w:ind w:left="346" w:hanging="346"/>
+      </w:pPr>
+      <w:r>
+        <w:rPr>
+          <w:b/>
+        </w:rPr>
+        <w:t xml:space="preserve">1.  </w:t>
+      </w:r>
+      <w:r>
+        <w:t>Michael and Renato confirm the correct source environment with the MSS team and identify the DataWalk-supported backup/export and restore procedure. Verify source-to-target release compatibility; do not import a legacy VM or restore unsupported database files directly.</w:t>
+      </w:r>
+    </w:p>
+    <w:p>
+      <w:pPr>
+        <w:ind w:left="346" w:hanging="346"/>
+      </w:pPr>
+      <w:r>
+        <w:rPr>
+          <w:b/>
+        </w:rPr>
+        <w:t xml:space="preserve">2.  </w:t>
+      </w:r>
+      <w:r>
+        <w:t>The data owner confirms sanitization and authorizes transfer. Record source, export time, size, checksum, retention and expected record/model counts. Do not infer authorization merely because the data was used for previous training or contract demonstrations.</w:t>
+      </w:r>
+    </w:p>
+    <w:p>
+      <w:pPr>
+        <w:ind w:left="346" w:hanging="346"/>
+      </w:pPr>
+      <w:r>
+        <w:rPr>
+          <w:b/>
+        </w:rPr>
+        <w:t xml:space="preserve">3.  </w:t>
+      </w:r>
+      <w:r>
+        <w:t>Charles coordinates with Adam and/or Vinny and the source owner to move the export from the existing environment to the approved Windows jump box, then to the private OCI staging bucket. Confirm permissions and scanning requirements before transfer.</w:t>
+      </w:r>
+    </w:p>
+    <w:p>
+      <w:pPr>
+        <w:ind w:left="346" w:hanging="346"/>
+      </w:pPr>
+      <w:r>
+        <w:rPr>
+          <w:b/>
+        </w:rPr>
+        <w:t xml:space="preserve">4.  </w:t>
+      </w:r>
+      <w:r>
+        <w:t>Verify the staged object's size and checksum, encryption and access controls. Retain transfer evidence and a rollback copy; remove unnecessary temporary copies only after the owner approves.</w:t>
+      </w:r>
+    </w:p>
+    <w:p>
+      <w:pPr>
+        <w:ind w:left="346" w:hanging="346"/>
+      </w:pPr>
+      <w:r>
+        <w:rPr>
+          <w:b/>
+        </w:rPr>
+        <w:t xml:space="preserve">5.  </w:t>
+      </w:r>
+      <w:r>
+        <w:t>After cluster and application readiness, restore/import using the vendor-supported procedure. Reconcile expected records, models and application state, then run a smoke test before regression testing.</w:t>
+      </w:r>
+    </w:p>
+    <w:p>
+      <w:r>
+        <w:t>Data staging depends on working jump-box access and Object Storage, not on completed Kubernetes installation. Mo should schedule export and staging in parallel with cluster/image preparation. Allow one working day provisionally for the migration task and validate this estimate against size, scanning, permissions and throughput.</w:t>
+      </w:r>
+    </w:p>
+    <w:tbl>
+      <w:tblPr>
+        <w:tblStyle w:val="TableGrid"/>
+        <w:tblW w:type="auto" w:w="0"/>
+        <w:jc w:val="center"/>
+        <w:tblLayout w:type="fixed"/>
+        <w:tblLook w:firstColumn="1" w:firstRow="1" w:lastColumn="0" w:lastRow="0" w:noHBand="0" w:noVBand="1" w:val="04A0"/>
+        <w:tblBorders>
+          <w:top w:val="single" w:sz="4" w:color="D9D9D9"/>
+          <w:left w:val="single" w:sz="4" w:color="D9D9D9"/>
+          <w:bottom w:val="single" w:sz="4" w:color="D9D9D9"/>
+          <w:right w:val="single" w:sz="4" w:color="D9D9D9"/>
+          <w:insideH w:val="single" w:sz="4" w:color="D9D9D9"/>
+          <w:insideV w:val="single" w:sz="4" w:color="D9D9D9"/>
+        </w:tblBorders>
+      </w:tblPr>
+      <w:tblGrid>
+        <w:gridCol w:w="2801"/>
+        <w:gridCol w:w="7423"/>
+      </w:tblGrid>
+      <w:tr>
+        <w:trPr>
+          <w:tblHeader/>
+          <w:cantSplit/>
+        </w:trPr>
+        <w:tc>
+          <w:tcPr>
+            <w:tcW w:type="dxa" w:w="2801"/>
+            <w:vAlign w:val="center"/>
+            <w:shd w:fill="1F4E78"/>
+          </w:tcPr>
+          <w:p>
+            <w:pPr>
+              <w:spacing w:after="0"/>
+            </w:pPr>
+            <w:r/>
+            <w:r>
+              <w:rPr>
+                <w:rFonts w:ascii="Aptos" w:hAnsi="Aptos"/>
+                <w:b/>
+                <w:color w:val="FFFFFF"/>
+                <w:sz w:val="18"/>
+              </w:rPr>
+              <w:t>Test</w:t>
+            </w:r>
+          </w:p>
+        </w:tc>
+        <w:tc>
+          <w:tcPr>
+            <w:tcW w:type="dxa" w:w="7423"/>
+            <w:vAlign w:val="center"/>
+            <w:shd w:fill="1F4E78"/>
+          </w:tcPr>
+          <w:p>
+            <w:pPr>
+              <w:spacing w:after="0"/>
+            </w:pPr>
+            <w:r/>
+            <w:r>
+              <w:rPr>
+                <w:rFonts w:ascii="Aptos" w:hAnsi="Aptos"/>
+                <w:b/>
+                <w:color w:val="FFFFFF"/>
+                <w:sz w:val="18"/>
+              </w:rPr>
+              <w:t>Acceptance evidence</w:t>
+            </w:r>
+          </w:p>
+        </w:tc>
+      </w:tr>
+      <w:tr>
+        <w:trPr>
+          <w:cantSplit/>
+        </w:trPr>
+        <w:tc>
+          <w:tcPr>
+            <w:tcW w:type="dxa" w:w="2801"/>
+            <w:vAlign w:val="center"/>
+          </w:tcPr>
+          <w:p>
+            <w:pPr>
+              <w:spacing w:after="0"/>
+            </w:pPr>
+            <w:r/>
+            <w:r>
+              <w:rPr>
+                <w:rFonts w:ascii="Aptos" w:hAnsi="Aptos"/>
+                <w:b w:val="0"/>
+                <w:sz w:val="17"/>
+              </w:rPr>
+              <w:t>Smoke test</w:t>
+            </w:r>
+          </w:p>
+        </w:tc>
+        <w:tc>
+          <w:tcPr>
+            <w:tcW w:type="dxa" w:w="7423"/>
+            <w:vAlign w:val="center"/>
+          </w:tcPr>
+          <w:p>
+            <w:pPr>
+              <w:spacing w:after="0"/>
+            </w:pPr>
+            <w:r/>
+            <w:r>
+              <w:rPr>
+                <w:rFonts w:ascii="Aptos" w:hAnsi="Aptos"/>
+                <w:b w:val="0"/>
+                <w:sz w:val="17"/>
+              </w:rPr>
+              <w:t>Private login, core application functions, database access and basic workload work with no blocking errors</w:t>
+            </w:r>
+          </w:p>
+        </w:tc>
+      </w:tr>
+      <w:tr>
+        <w:trPr>
+          <w:cantSplit/>
+        </w:trPr>
+        <w:tc>
+          <w:tcPr>
+            <w:tcW w:type="dxa" w:w="2801"/>
+            <w:vAlign w:val="center"/>
+            <w:shd w:fill="F2F2F2"/>
+          </w:tcPr>
+          <w:p>
+            <w:pPr>
+              <w:spacing w:after="0"/>
+            </w:pPr>
+            <w:r/>
+            <w:r>
+              <w:rPr>
+                <w:rFonts w:ascii="Aptos" w:hAnsi="Aptos"/>
+                <w:b w:val="0"/>
+                <w:sz w:val="17"/>
+              </w:rPr>
+              <w:t>Demo restore integrity</w:t>
+            </w:r>
+          </w:p>
+        </w:tc>
+        <w:tc>
+          <w:tcPr>
+            <w:tcW w:type="dxa" w:w="7423"/>
+            <w:vAlign w:val="center"/>
+            <w:shd w:fill="F2F2F2"/>
+          </w:tcPr>
+          <w:p>
+            <w:pPr>
+              <w:spacing w:after="0"/>
+            </w:pPr>
+            <w:r/>
+            <w:r>
+              <w:rPr>
+                <w:rFonts w:ascii="Aptos" w:hAnsi="Aptos"/>
+                <w:b w:val="0"/>
+                <w:sz w:val="17"/>
+              </w:rPr>
+              <w:t>Checksums, expected record/model counts and source-to-target compatibility checks pass</w:t>
+            </w:r>
+          </w:p>
+        </w:tc>
+      </w:tr>
+      <w:tr>
+        <w:trPr>
+          <w:cantSplit/>
+        </w:trPr>
+        <w:tc>
+          <w:tcPr>
+            <w:tcW w:type="dxa" w:w="2801"/>
+            <w:vAlign w:val="center"/>
+          </w:tcPr>
+          <w:p>
+            <w:pPr>
+              <w:spacing w:after="0"/>
+            </w:pPr>
+            <w:r/>
+            <w:r>
+              <w:rPr>
+                <w:rFonts w:ascii="Aptos" w:hAnsi="Aptos"/>
+                <w:b w:val="0"/>
+                <w:sz w:val="17"/>
+              </w:rPr>
+              <w:t>Standard Dev regression suite</w:t>
+            </w:r>
+          </w:p>
+        </w:tc>
+        <w:tc>
+          <w:tcPr>
+            <w:tcW w:type="dxa" w:w="7423"/>
+            <w:vAlign w:val="center"/>
+          </w:tcPr>
+          <w:p>
+            <w:pPr>
+              <w:spacing w:after="0"/>
+            </w:pPr>
+            <w:r/>
+            <w:r>
+              <w:rPr>
+                <w:rFonts w:ascii="Aptos" w:hAnsi="Aptos"/>
+                <w:b w:val="0"/>
+                <w:sz w:val="17"/>
+              </w:rPr>
+              <w:t>MSS records each workflow's expected/actual result and defects against the existing demo-data suite</w:t>
+            </w:r>
+          </w:p>
+        </w:tc>
+      </w:tr>
+      <w:tr>
+        <w:trPr>
+          <w:cantSplit/>
+        </w:trPr>
+        <w:tc>
+          <w:tcPr>
+            <w:tcW w:type="dxa" w:w="2801"/>
+            <w:vAlign w:val="center"/>
+            <w:shd w:fill="F2F2F2"/>
+          </w:tcPr>
+          <w:p>
+            <w:pPr>
+              <w:spacing w:after="0"/>
+            </w:pPr>
+            <w:r/>
+            <w:r>
+              <w:rPr>
+                <w:rFonts w:ascii="Aptos" w:hAnsi="Aptos"/>
+                <w:b w:val="0"/>
+                <w:sz w:val="17"/>
+              </w:rPr>
+              <w:t>Resource behavior</w:t>
+            </w:r>
+          </w:p>
+        </w:tc>
+        <w:tc>
+          <w:tcPr>
+            <w:tcW w:type="dxa" w:w="7423"/>
+            <w:vAlign w:val="center"/>
+            <w:shd w:fill="F2F2F2"/>
+          </w:tcPr>
+          <w:p>
+            <w:pPr>
+              <w:spacing w:after="0"/>
+            </w:pPr>
+            <w:r/>
+            <w:r>
+              <w:rPr>
+                <w:rFonts w:ascii="Aptos" w:hAnsi="Aptos"/>
+                <w:b w:val="0"/>
+                <w:sz w:val="17"/>
+              </w:rPr>
+              <w:t>Capture CPU, memory, storage IOPS/latency, network and elapsed times against agreed targets</w:t>
+            </w:r>
+          </w:p>
+        </w:tc>
+      </w:tr>
+      <w:tr>
+        <w:trPr>
+          <w:cantSplit/>
+        </w:trPr>
+        <w:tc>
+          <w:tcPr>
+            <w:tcW w:type="dxa" w:w="2801"/>
+            <w:vAlign w:val="center"/>
+          </w:tcPr>
+          <w:p>
+            <w:pPr>
+              <w:spacing w:after="0"/>
+            </w:pPr>
+            <w:r/>
+            <w:r>
+              <w:rPr>
+                <w:rFonts w:ascii="Aptos" w:hAnsi="Aptos"/>
+                <w:b w:val="0"/>
+                <w:sz w:val="17"/>
+              </w:rPr>
+              <w:t>Recovery and restart</w:t>
+            </w:r>
+          </w:p>
+        </w:tc>
+        <w:tc>
+          <w:tcPr>
+            <w:tcW w:type="dxa" w:w="7423"/>
+            <w:vAlign w:val="center"/>
+          </w:tcPr>
+          <w:p>
+            <w:pPr>
+              <w:spacing w:after="0"/>
+            </w:pPr>
+            <w:r/>
+            <w:r>
+              <w:rPr>
+                <w:rFonts w:ascii="Aptos" w:hAnsi="Aptos"/>
+                <w:b w:val="0"/>
+                <w:sz w:val="17"/>
+              </w:rPr>
+              <w:t>Approved restart and restore tests pass without loss of expected application data</w:t>
+            </w:r>
+          </w:p>
+        </w:tc>
+      </w:tr>
+    </w:tbl>
+    <w:p>
+      <w:pPr>
+        <w:spacing w:after="0"/>
+      </w:pPr>
+    </w:p>
+    <w:p>
+      <w:r>
+        <w:t>Keep the 15-day regression allowance until MSS approves a different scope. A shorter smoke-test milestone can be agreed if time is lost, but it must be labeled partial technical validation, not full UAT/regression acceptance. Live Hyperscience-to-DataWalk integration is deferred from this POC.</w:t>
+      </w:r>
+    </w:p>
+    <w:p>
+      <w:r>
+        <w:t>Mark re-forwards the written success criteria discussed as sent around October 7. John, Charles and Mo align the acceptance scope and schedule with MSS. Target November 24, 2026 for technical completion and retain November 25 as the funding deadline, not a production go-live or ATO date. Mo circulates and baselines the schedule, then tracks weekly status and blockers.</w:t>
+      </w:r>
+    </w:p>
+    <w:p>
+      <w:r>
+        <w:t>Before committing runtime spend, reconfirm remaining credits and other tenancy workloads, including database consumption. Long-term funding, ATO, production deployment and on-premises decommissioning require separate government decisions; no production ETA was committed on this call.</w:t>
+      </w:r>
+    </w:p>
+    <w:p>
+      <w:pPr>
         <w:pStyle w:val="Heading1"/>
         <w:keepNext/>
       </w:pPr>
       <w:r>
-        <w:t>10. Rollback, cleanup and recovery</w:t>
+        <w:t>10 Rollback cleanup and recovery</w:t>
       </w:r>
     </w:p>
     <w:p>
@@ -8385,7 +9705,7 @@
         <w:keepNext/>
       </w:pPr>
       <w:r>
-        <w:t>10.1 Quick troubleshooting</w:t>
+        <w:t>10 1 Quick troubleshooting</w:t>
       </w:r>
     </w:p>
     <w:tbl>
@@ -8393,17 +9713,30 @@
         <w:tblStyle w:val="TableGrid"/>
         <w:tblW w:type="auto" w:w="0"/>
         <w:jc w:val="center"/>
+        <w:tblLayout w:type="fixed"/>
         <w:tblLook w:firstColumn="1" w:firstRow="1" w:lastColumn="0" w:lastRow="0" w:noHBand="0" w:noVBand="1" w:val="04A0"/>
+        <w:tblBorders>
+          <w:top w:val="single" w:sz="4" w:color="D9D9D9"/>
+          <w:left w:val="single" w:sz="4" w:color="D9D9D9"/>
+          <w:bottom w:val="single" w:sz="4" w:color="D9D9D9"/>
+          <w:right w:val="single" w:sz="4" w:color="D9D9D9"/>
+          <w:insideH w:val="single" w:sz="4" w:color="D9D9D9"/>
+          <w:insideV w:val="single" w:sz="4" w:color="D9D9D9"/>
+        </w:tblBorders>
       </w:tblPr>
       <w:tblGrid>
-        <w:gridCol w:w="3408"/>
-        <w:gridCol w:w="3408"/>
-        <w:gridCol w:w="3408"/>
+        <w:gridCol w:w="2031"/>
+        <w:gridCol w:w="3781"/>
+        <w:gridCol w:w="4412"/>
       </w:tblGrid>
       <w:tr>
-        <w:tc>
-          <w:tcPr>
-            <w:tcW w:type="dxa" w:w="2088"/>
+        <w:trPr>
+          <w:tblHeader/>
+          <w:cantSplit/>
+        </w:trPr>
+        <w:tc>
+          <w:tcPr>
+            <w:tcW w:type="dxa" w:w="2031"/>
             <w:vAlign w:val="center"/>
             <w:shd w:fill="1F4E78"/>
           </w:tcPr>
@@ -8425,7 +9758,7 @@
         </w:tc>
         <w:tc>
           <w:tcPr>
-            <w:tcW w:type="dxa" w:w="3888"/>
+            <w:tcW w:type="dxa" w:w="3781"/>
             <w:vAlign w:val="center"/>
             <w:shd w:fill="1F4E78"/>
           </w:tcPr>
@@ -8447,7 +9780,7 @@
         </w:tc>
         <w:tc>
           <w:tcPr>
-            <w:tcW w:type="dxa" w:w="4536"/>
+            <w:tcW w:type="dxa" w:w="4412"/>
             <w:vAlign w:val="center"/>
             <w:shd w:fill="1F4E78"/>
           </w:tcPr>
@@ -8469,9 +9802,12 @@
         </w:tc>
       </w:tr>
       <w:tr>
-        <w:tc>
-          <w:tcPr>
-            <w:tcW w:type="dxa" w:w="2088"/>
+        <w:trPr>
+          <w:cantSplit/>
+        </w:trPr>
+        <w:tc>
+          <w:tcPr>
+            <w:tcW w:type="dxa" w:w="2031"/>
             <w:vAlign w:val="center"/>
           </w:tcPr>
           <w:p>
@@ -8491,7 +9827,7 @@
         </w:tc>
         <w:tc>
           <w:tcPr>
-            <w:tcW w:type="dxa" w:w="3888"/>
+            <w:tcW w:type="dxa" w:w="3781"/>
             <w:vAlign w:val="center"/>
           </w:tcPr>
           <w:p>
@@ -8511,7 +9847,7 @@
         </w:tc>
         <w:tc>
           <w:tcPr>
-            <w:tcW w:type="dxa" w:w="4536"/>
+            <w:tcW w:type="dxa" w:w="4412"/>
             <w:vAlign w:val="center"/>
           </w:tcPr>
           <w:p>
@@ -8531,9 +9867,12 @@
         </w:tc>
       </w:tr>
       <w:tr>
-        <w:tc>
-          <w:tcPr>
-            <w:tcW w:type="dxa" w:w="2088"/>
+        <w:trPr>
+          <w:cantSplit/>
+        </w:trPr>
+        <w:tc>
+          <w:tcPr>
+            <w:tcW w:type="dxa" w:w="2031"/>
             <w:vAlign w:val="center"/>
             <w:shd w:fill="F2F2F2"/>
           </w:tcPr>
@@ -8554,7 +9893,7 @@
         </w:tc>
         <w:tc>
           <w:tcPr>
-            <w:tcW w:type="dxa" w:w="3888"/>
+            <w:tcW w:type="dxa" w:w="3781"/>
             <w:vAlign w:val="center"/>
             <w:shd w:fill="F2F2F2"/>
           </w:tcPr>
@@ -8575,7 +9914,7 @@
         </w:tc>
         <w:tc>
           <w:tcPr>
-            <w:tcW w:type="dxa" w:w="4536"/>
+            <w:tcW w:type="dxa" w:w="4412"/>
             <w:vAlign w:val="center"/>
             <w:shd w:fill="F2F2F2"/>
           </w:tcPr>
@@ -8596,9 +9935,12 @@
         </w:tc>
       </w:tr>
       <w:tr>
-        <w:tc>
-          <w:tcPr>
-            <w:tcW w:type="dxa" w:w="2088"/>
+        <w:trPr>
+          <w:cantSplit/>
+        </w:trPr>
+        <w:tc>
+          <w:tcPr>
+            <w:tcW w:type="dxa" w:w="2031"/>
             <w:vAlign w:val="center"/>
           </w:tcPr>
           <w:p>
@@ -8618,7 +9960,7 @@
         </w:tc>
         <w:tc>
           <w:tcPr>
-            <w:tcW w:type="dxa" w:w="3888"/>
+            <w:tcW w:type="dxa" w:w="3781"/>
             <w:vAlign w:val="center"/>
           </w:tcPr>
           <w:p>
@@ -8638,7 +9980,7 @@
         </w:tc>
         <w:tc>
           <w:tcPr>
-            <w:tcW w:type="dxa" w:w="4536"/>
+            <w:tcW w:type="dxa" w:w="4412"/>
             <w:vAlign w:val="center"/>
           </w:tcPr>
           <w:p>
@@ -8658,9 +10000,12 @@
         </w:tc>
       </w:tr>
       <w:tr>
-        <w:tc>
-          <w:tcPr>
-            <w:tcW w:type="dxa" w:w="2088"/>
+        <w:trPr>
+          <w:cantSplit/>
+        </w:trPr>
+        <w:tc>
+          <w:tcPr>
+            <w:tcW w:type="dxa" w:w="2031"/>
             <w:vAlign w:val="center"/>
             <w:shd w:fill="F2F2F2"/>
           </w:tcPr>
@@ -8681,7 +10026,7 @@
         </w:tc>
         <w:tc>
           <w:tcPr>
-            <w:tcW w:type="dxa" w:w="3888"/>
+            <w:tcW w:type="dxa" w:w="3781"/>
             <w:vAlign w:val="center"/>
             <w:shd w:fill="F2F2F2"/>
           </w:tcPr>
@@ -8702,7 +10047,7 @@
         </w:tc>
         <w:tc>
           <w:tcPr>
-            <w:tcW w:type="dxa" w:w="4536"/>
+            <w:tcW w:type="dxa" w:w="4412"/>
             <w:vAlign w:val="center"/>
             <w:shd w:fill="F2F2F2"/>
           </w:tcPr>
@@ -8723,9 +10068,12 @@
         </w:tc>
       </w:tr>
       <w:tr>
-        <w:tc>
-          <w:tcPr>
-            <w:tcW w:type="dxa" w:w="2088"/>
+        <w:trPr>
+          <w:cantSplit/>
+        </w:trPr>
+        <w:tc>
+          <w:tcPr>
+            <w:tcW w:type="dxa" w:w="2031"/>
             <w:vAlign w:val="center"/>
           </w:tcPr>
           <w:p>
@@ -8745,7 +10093,7 @@
         </w:tc>
         <w:tc>
           <w:tcPr>
-            <w:tcW w:type="dxa" w:w="3888"/>
+            <w:tcW w:type="dxa" w:w="3781"/>
             <w:vAlign w:val="center"/>
           </w:tcPr>
           <w:p>
@@ -8765,7 +10113,7 @@
         </w:tc>
         <w:tc>
           <w:tcPr>
-            <w:tcW w:type="dxa" w:w="4536"/>
+            <w:tcW w:type="dxa" w:w="4412"/>
             <w:vAlign w:val="center"/>
           </w:tcPr>
           <w:p>
@@ -8785,9 +10133,12 @@
         </w:tc>
       </w:tr>
       <w:tr>
-        <w:tc>
-          <w:tcPr>
-            <w:tcW w:type="dxa" w:w="2088"/>
+        <w:trPr>
+          <w:cantSplit/>
+        </w:trPr>
+        <w:tc>
+          <w:tcPr>
+            <w:tcW w:type="dxa" w:w="2031"/>
             <w:vAlign w:val="center"/>
             <w:shd w:fill="F2F2F2"/>
           </w:tcPr>
@@ -8808,7 +10159,7 @@
         </w:tc>
         <w:tc>
           <w:tcPr>
-            <w:tcW w:type="dxa" w:w="3888"/>
+            <w:tcW w:type="dxa" w:w="3781"/>
             <w:vAlign w:val="center"/>
             <w:shd w:fill="F2F2F2"/>
           </w:tcPr>
@@ -8829,7 +10180,7 @@
         </w:tc>
         <w:tc>
           <w:tcPr>
-            <w:tcW w:type="dxa" w:w="4536"/>
+            <w:tcW w:type="dxa" w:w="4412"/>
             <w:vAlign w:val="center"/>
             <w:shd w:fill="F2F2F2"/>
           </w:tcPr>
@@ -8861,7 +10212,7 @@
         <w:keepNext/>
       </w:pPr>
       <w:r>
-        <w:t>Appendix A — Execution log</w:t>
+        <w:t>Appendix A Execution log</w:t>
       </w:r>
     </w:p>
     <w:tbl>
@@ -8869,19 +10220,32 @@
         <w:tblStyle w:val="TableGrid"/>
         <w:tblW w:type="auto" w:w="0"/>
         <w:jc w:val="center"/>
+        <w:tblLayout w:type="fixed"/>
         <w:tblLook w:firstColumn="1" w:firstRow="1" w:lastColumn="0" w:lastRow="0" w:noHBand="0" w:noVBand="1" w:val="04A0"/>
+        <w:tblBorders>
+          <w:top w:val="single" w:sz="4" w:color="D9D9D9"/>
+          <w:left w:val="single" w:sz="4" w:color="D9D9D9"/>
+          <w:bottom w:val="single" w:sz="4" w:color="D9D9D9"/>
+          <w:right w:val="single" w:sz="4" w:color="D9D9D9"/>
+          <w:insideH w:val="single" w:sz="4" w:color="D9D9D9"/>
+          <w:insideV w:val="single" w:sz="4" w:color="D9D9D9"/>
+        </w:tblBorders>
       </w:tblPr>
       <w:tblGrid>
-        <w:gridCol w:w="2045"/>
-        <w:gridCol w:w="2045"/>
-        <w:gridCol w:w="2045"/>
-        <w:gridCol w:w="2045"/>
-        <w:gridCol w:w="2045"/>
+        <w:gridCol w:w="1471"/>
+        <w:gridCol w:w="1611"/>
+        <w:gridCol w:w="3571"/>
+        <w:gridCol w:w="1891"/>
+        <w:gridCol w:w="1681"/>
       </w:tblGrid>
       <w:tr>
-        <w:tc>
-          <w:tcPr>
-            <w:tcW w:type="dxa" w:w="1512"/>
+        <w:trPr>
+          <w:tblHeader/>
+          <w:cantSplit/>
+        </w:trPr>
+        <w:tc>
+          <w:tcPr>
+            <w:tcW w:type="dxa" w:w="1471"/>
             <w:vAlign w:val="center"/>
             <w:shd w:fill="1F4E78"/>
           </w:tcPr>
@@ -8903,7 +10267,7 @@
         </w:tc>
         <w:tc>
           <w:tcPr>
-            <w:tcW w:type="dxa" w:w="1656"/>
+            <w:tcW w:type="dxa" w:w="1611"/>
             <w:vAlign w:val="center"/>
             <w:shd w:fill="1F4E78"/>
           </w:tcPr>
@@ -8925,7 +10289,7 @@
         </w:tc>
         <w:tc>
           <w:tcPr>
-            <w:tcW w:type="dxa" w:w="3672"/>
+            <w:tcW w:type="dxa" w:w="3571"/>
             <w:vAlign w:val="center"/>
             <w:shd w:fill="1F4E78"/>
           </w:tcPr>
@@ -8947,7 +10311,7 @@
         </w:tc>
         <w:tc>
           <w:tcPr>
-            <w:tcW w:type="dxa" w:w="1944"/>
+            <w:tcW w:type="dxa" w:w="1891"/>
             <w:vAlign w:val="center"/>
             <w:shd w:fill="1F4E78"/>
           </w:tcPr>
@@ -8969,7 +10333,7 @@
         </w:tc>
         <w:tc>
           <w:tcPr>
-            <w:tcW w:type="dxa" w:w="1728"/>
+            <w:tcW w:type="dxa" w:w="1681"/>
             <w:vAlign w:val="center"/>
             <w:shd w:fill="1F4E78"/>
           </w:tcPr>
@@ -8991,66 +10355,69 @@
         </w:tc>
       </w:tr>
       <w:tr>
-        <w:tc>
-          <w:tcPr>
-            <w:tcW w:type="dxa" w:w="1512"/>
-            <w:vAlign w:val="center"/>
-          </w:tcPr>
-          <w:p>
-            <w:pPr>
-              <w:spacing w:after="0"/>
-            </w:pPr>
-            <w:r/>
-            <w:r>
-              <w:rPr>
-                <w:rFonts w:ascii="Aptos" w:hAnsi="Aptos"/>
-                <w:b w:val="0"/>
-                <w:sz w:val="17"/>
-              </w:rPr>
-            </w:r>
-          </w:p>
-        </w:tc>
-        <w:tc>
-          <w:tcPr>
-            <w:tcW w:type="dxa" w:w="1656"/>
-            <w:vAlign w:val="center"/>
-          </w:tcPr>
-          <w:p>
-            <w:pPr>
-              <w:spacing w:after="0"/>
-            </w:pPr>
-            <w:r/>
-            <w:r>
-              <w:rPr>
-                <w:rFonts w:ascii="Aptos" w:hAnsi="Aptos"/>
-                <w:b w:val="0"/>
-                <w:sz w:val="17"/>
-              </w:rPr>
-            </w:r>
-          </w:p>
-        </w:tc>
-        <w:tc>
-          <w:tcPr>
-            <w:tcW w:type="dxa" w:w="3672"/>
-            <w:vAlign w:val="center"/>
-          </w:tcPr>
-          <w:p>
-            <w:pPr>
-              <w:spacing w:after="0"/>
-            </w:pPr>
-            <w:r/>
-            <w:r>
-              <w:rPr>
-                <w:rFonts w:ascii="Aptos" w:hAnsi="Aptos"/>
-                <w:b w:val="0"/>
-                <w:sz w:val="17"/>
-              </w:rPr>
-            </w:r>
-          </w:p>
-        </w:tc>
-        <w:tc>
-          <w:tcPr>
-            <w:tcW w:type="dxa" w:w="1944"/>
+        <w:trPr>
+          <w:cantSplit/>
+        </w:trPr>
+        <w:tc>
+          <w:tcPr>
+            <w:tcW w:type="dxa" w:w="1471"/>
+            <w:vAlign w:val="center"/>
+          </w:tcPr>
+          <w:p>
+            <w:pPr>
+              <w:spacing w:after="0"/>
+            </w:pPr>
+            <w:r/>
+            <w:r>
+              <w:rPr>
+                <w:rFonts w:ascii="Aptos" w:hAnsi="Aptos"/>
+                <w:b w:val="0"/>
+                <w:sz w:val="17"/>
+              </w:rPr>
+            </w:r>
+          </w:p>
+        </w:tc>
+        <w:tc>
+          <w:tcPr>
+            <w:tcW w:type="dxa" w:w="1611"/>
+            <w:vAlign w:val="center"/>
+          </w:tcPr>
+          <w:p>
+            <w:pPr>
+              <w:spacing w:after="0"/>
+            </w:pPr>
+            <w:r/>
+            <w:r>
+              <w:rPr>
+                <w:rFonts w:ascii="Aptos" w:hAnsi="Aptos"/>
+                <w:b w:val="0"/>
+                <w:sz w:val="17"/>
+              </w:rPr>
+            </w:r>
+          </w:p>
+        </w:tc>
+        <w:tc>
+          <w:tcPr>
+            <w:tcW w:type="dxa" w:w="3571"/>
+            <w:vAlign w:val="center"/>
+          </w:tcPr>
+          <w:p>
+            <w:pPr>
+              <w:spacing w:after="0"/>
+            </w:pPr>
+            <w:r/>
+            <w:r>
+              <w:rPr>
+                <w:rFonts w:ascii="Aptos" w:hAnsi="Aptos"/>
+                <w:b w:val="0"/>
+                <w:sz w:val="17"/>
+              </w:rPr>
+            </w:r>
+          </w:p>
+        </w:tc>
+        <w:tc>
+          <w:tcPr>
+            <w:tcW w:type="dxa" w:w="1891"/>
             <w:vAlign w:val="center"/>
           </w:tcPr>
           <w:p>
@@ -9070,7 +10437,7 @@
         </w:tc>
         <w:tc>
           <w:tcPr>
-            <w:tcW w:type="dxa" w:w="1728"/>
+            <w:tcW w:type="dxa" w:w="1681"/>
             <w:vAlign w:val="center"/>
           </w:tcPr>
           <w:p>
@@ -9089,9 +10456,12 @@
         </w:tc>
       </w:tr>
       <w:tr>
-        <w:tc>
-          <w:tcPr>
-            <w:tcW w:type="dxa" w:w="1512"/>
+        <w:trPr>
+          <w:cantSplit/>
+        </w:trPr>
+        <w:tc>
+          <w:tcPr>
+            <w:tcW w:type="dxa" w:w="1471"/>
             <w:vAlign w:val="center"/>
             <w:shd w:fill="F2F2F2"/>
           </w:tcPr>
@@ -9111,7 +10481,7 @@
         </w:tc>
         <w:tc>
           <w:tcPr>
-            <w:tcW w:type="dxa" w:w="1656"/>
+            <w:tcW w:type="dxa" w:w="1611"/>
             <w:vAlign w:val="center"/>
             <w:shd w:fill="F2F2F2"/>
           </w:tcPr>
@@ -9131,7 +10501,7 @@
         </w:tc>
         <w:tc>
           <w:tcPr>
-            <w:tcW w:type="dxa" w:w="3672"/>
+            <w:tcW w:type="dxa" w:w="3571"/>
             <w:vAlign w:val="center"/>
             <w:shd w:fill="F2F2F2"/>
           </w:tcPr>
@@ -9151,7 +10521,7 @@
         </w:tc>
         <w:tc>
           <w:tcPr>
-            <w:tcW w:type="dxa" w:w="1944"/>
+            <w:tcW w:type="dxa" w:w="1891"/>
             <w:vAlign w:val="center"/>
             <w:shd w:fill="F2F2F2"/>
           </w:tcPr>
@@ -9172,7 +10542,7 @@
         </w:tc>
         <w:tc>
           <w:tcPr>
-            <w:tcW w:type="dxa" w:w="1728"/>
+            <w:tcW w:type="dxa" w:w="1681"/>
             <w:vAlign w:val="center"/>
             <w:shd w:fill="F2F2F2"/>
           </w:tcPr>
@@ -9192,66 +10562,69 @@
         </w:tc>
       </w:tr>
       <w:tr>
-        <w:tc>
-          <w:tcPr>
-            <w:tcW w:type="dxa" w:w="1512"/>
-            <w:vAlign w:val="center"/>
-          </w:tcPr>
-          <w:p>
-            <w:pPr>
-              <w:spacing w:after="0"/>
-            </w:pPr>
-            <w:r/>
-            <w:r>
-              <w:rPr>
-                <w:rFonts w:ascii="Aptos" w:hAnsi="Aptos"/>
-                <w:b w:val="0"/>
-                <w:sz w:val="17"/>
-              </w:rPr>
-            </w:r>
-          </w:p>
-        </w:tc>
-        <w:tc>
-          <w:tcPr>
-            <w:tcW w:type="dxa" w:w="1656"/>
-            <w:vAlign w:val="center"/>
-          </w:tcPr>
-          <w:p>
-            <w:pPr>
-              <w:spacing w:after="0"/>
-            </w:pPr>
-            <w:r/>
-            <w:r>
-              <w:rPr>
-                <w:rFonts w:ascii="Aptos" w:hAnsi="Aptos"/>
-                <w:b w:val="0"/>
-                <w:sz w:val="17"/>
-              </w:rPr>
-            </w:r>
-          </w:p>
-        </w:tc>
-        <w:tc>
-          <w:tcPr>
-            <w:tcW w:type="dxa" w:w="3672"/>
-            <w:vAlign w:val="center"/>
-          </w:tcPr>
-          <w:p>
-            <w:pPr>
-              <w:spacing w:after="0"/>
-            </w:pPr>
-            <w:r/>
-            <w:r>
-              <w:rPr>
-                <w:rFonts w:ascii="Aptos" w:hAnsi="Aptos"/>
-                <w:b w:val="0"/>
-                <w:sz w:val="17"/>
-              </w:rPr>
-            </w:r>
-          </w:p>
-        </w:tc>
-        <w:tc>
-          <w:tcPr>
-            <w:tcW w:type="dxa" w:w="1944"/>
+        <w:trPr>
+          <w:cantSplit/>
+        </w:trPr>
+        <w:tc>
+          <w:tcPr>
+            <w:tcW w:type="dxa" w:w="1471"/>
+            <w:vAlign w:val="center"/>
+          </w:tcPr>
+          <w:p>
+            <w:pPr>
+              <w:spacing w:after="0"/>
+            </w:pPr>
+            <w:r/>
+            <w:r>
+              <w:rPr>
+                <w:rFonts w:ascii="Aptos" w:hAnsi="Aptos"/>
+                <w:b w:val="0"/>
+                <w:sz w:val="17"/>
+              </w:rPr>
+            </w:r>
+          </w:p>
+        </w:tc>
+        <w:tc>
+          <w:tcPr>
+            <w:tcW w:type="dxa" w:w="1611"/>
+            <w:vAlign w:val="center"/>
+          </w:tcPr>
+          <w:p>
+            <w:pPr>
+              <w:spacing w:after="0"/>
+            </w:pPr>
+            <w:r/>
+            <w:r>
+              <w:rPr>
+                <w:rFonts w:ascii="Aptos" w:hAnsi="Aptos"/>
+                <w:b w:val="0"/>
+                <w:sz w:val="17"/>
+              </w:rPr>
+            </w:r>
+          </w:p>
+        </w:tc>
+        <w:tc>
+          <w:tcPr>
+            <w:tcW w:type="dxa" w:w="3571"/>
+            <w:vAlign w:val="center"/>
+          </w:tcPr>
+          <w:p>
+            <w:pPr>
+              <w:spacing w:after="0"/>
+            </w:pPr>
+            <w:r/>
+            <w:r>
+              <w:rPr>
+                <w:rFonts w:ascii="Aptos" w:hAnsi="Aptos"/>
+                <w:b w:val="0"/>
+                <w:sz w:val="17"/>
+              </w:rPr>
+            </w:r>
+          </w:p>
+        </w:tc>
+        <w:tc>
+          <w:tcPr>
+            <w:tcW w:type="dxa" w:w="1891"/>
             <w:vAlign w:val="center"/>
           </w:tcPr>
           <w:p>
@@ -9271,7 +10644,7 @@
         </w:tc>
         <w:tc>
           <w:tcPr>
-            <w:tcW w:type="dxa" w:w="1728"/>
+            <w:tcW w:type="dxa" w:w="1681"/>
             <w:vAlign w:val="center"/>
           </w:tcPr>
           <w:p>
@@ -9290,9 +10663,12 @@
         </w:tc>
       </w:tr>
       <w:tr>
-        <w:tc>
-          <w:tcPr>
-            <w:tcW w:type="dxa" w:w="1512"/>
+        <w:trPr>
+          <w:cantSplit/>
+        </w:trPr>
+        <w:tc>
+          <w:tcPr>
+            <w:tcW w:type="dxa" w:w="1471"/>
             <w:vAlign w:val="center"/>
             <w:shd w:fill="F2F2F2"/>
           </w:tcPr>
@@ -9312,7 +10688,7 @@
         </w:tc>
         <w:tc>
           <w:tcPr>
-            <w:tcW w:type="dxa" w:w="1656"/>
+            <w:tcW w:type="dxa" w:w="1611"/>
             <w:vAlign w:val="center"/>
             <w:shd w:fill="F2F2F2"/>
           </w:tcPr>
@@ -9332,7 +10708,7 @@
         </w:tc>
         <w:tc>
           <w:tcPr>
-            <w:tcW w:type="dxa" w:w="3672"/>
+            <w:tcW w:type="dxa" w:w="3571"/>
             <w:vAlign w:val="center"/>
             <w:shd w:fill="F2F2F2"/>
           </w:tcPr>
@@ -9352,7 +10728,7 @@
         </w:tc>
         <w:tc>
           <w:tcPr>
-            <w:tcW w:type="dxa" w:w="1944"/>
+            <w:tcW w:type="dxa" w:w="1891"/>
             <w:vAlign w:val="center"/>
             <w:shd w:fill="F2F2F2"/>
           </w:tcPr>
@@ -9373,7 +10749,7 @@
         </w:tc>
         <w:tc>
           <w:tcPr>
-            <w:tcW w:type="dxa" w:w="1728"/>
+            <w:tcW w:type="dxa" w:w="1681"/>
             <w:vAlign w:val="center"/>
             <w:shd w:fill="F2F2F2"/>
           </w:tcPr>
@@ -9393,66 +10769,69 @@
         </w:tc>
       </w:tr>
       <w:tr>
-        <w:tc>
-          <w:tcPr>
-            <w:tcW w:type="dxa" w:w="1512"/>
-            <w:vAlign w:val="center"/>
-          </w:tcPr>
-          <w:p>
-            <w:pPr>
-              <w:spacing w:after="0"/>
-            </w:pPr>
-            <w:r/>
-            <w:r>
-              <w:rPr>
-                <w:rFonts w:ascii="Aptos" w:hAnsi="Aptos"/>
-                <w:b w:val="0"/>
-                <w:sz w:val="17"/>
-              </w:rPr>
-            </w:r>
-          </w:p>
-        </w:tc>
-        <w:tc>
-          <w:tcPr>
-            <w:tcW w:type="dxa" w:w="1656"/>
-            <w:vAlign w:val="center"/>
-          </w:tcPr>
-          <w:p>
-            <w:pPr>
-              <w:spacing w:after="0"/>
-            </w:pPr>
-            <w:r/>
-            <w:r>
-              <w:rPr>
-                <w:rFonts w:ascii="Aptos" w:hAnsi="Aptos"/>
-                <w:b w:val="0"/>
-                <w:sz w:val="17"/>
-              </w:rPr>
-            </w:r>
-          </w:p>
-        </w:tc>
-        <w:tc>
-          <w:tcPr>
-            <w:tcW w:type="dxa" w:w="3672"/>
-            <w:vAlign w:val="center"/>
-          </w:tcPr>
-          <w:p>
-            <w:pPr>
-              <w:spacing w:after="0"/>
-            </w:pPr>
-            <w:r/>
-            <w:r>
-              <w:rPr>
-                <w:rFonts w:ascii="Aptos" w:hAnsi="Aptos"/>
-                <w:b w:val="0"/>
-                <w:sz w:val="17"/>
-              </w:rPr>
-            </w:r>
-          </w:p>
-        </w:tc>
-        <w:tc>
-          <w:tcPr>
-            <w:tcW w:type="dxa" w:w="1944"/>
+        <w:trPr>
+          <w:cantSplit/>
+        </w:trPr>
+        <w:tc>
+          <w:tcPr>
+            <w:tcW w:type="dxa" w:w="1471"/>
+            <w:vAlign w:val="center"/>
+          </w:tcPr>
+          <w:p>
+            <w:pPr>
+              <w:spacing w:after="0"/>
+            </w:pPr>
+            <w:r/>
+            <w:r>
+              <w:rPr>
+                <w:rFonts w:ascii="Aptos" w:hAnsi="Aptos"/>
+                <w:b w:val="0"/>
+                <w:sz w:val="17"/>
+              </w:rPr>
+            </w:r>
+          </w:p>
+        </w:tc>
+        <w:tc>
+          <w:tcPr>
+            <w:tcW w:type="dxa" w:w="1611"/>
+            <w:vAlign w:val="center"/>
+          </w:tcPr>
+          <w:p>
+            <w:pPr>
+              <w:spacing w:after="0"/>
+            </w:pPr>
+            <w:r/>
+            <w:r>
+              <w:rPr>
+                <w:rFonts w:ascii="Aptos" w:hAnsi="Aptos"/>
+                <w:b w:val="0"/>
+                <w:sz w:val="17"/>
+              </w:rPr>
+            </w:r>
+          </w:p>
+        </w:tc>
+        <w:tc>
+          <w:tcPr>
+            <w:tcW w:type="dxa" w:w="3571"/>
+            <w:vAlign w:val="center"/>
+          </w:tcPr>
+          <w:p>
+            <w:pPr>
+              <w:spacing w:after="0"/>
+            </w:pPr>
+            <w:r/>
+            <w:r>
+              <w:rPr>
+                <w:rFonts w:ascii="Aptos" w:hAnsi="Aptos"/>
+                <w:b w:val="0"/>
+                <w:sz w:val="17"/>
+              </w:rPr>
+            </w:r>
+          </w:p>
+        </w:tc>
+        <w:tc>
+          <w:tcPr>
+            <w:tcW w:type="dxa" w:w="1891"/>
             <w:vAlign w:val="center"/>
           </w:tcPr>
           <w:p>
@@ -9472,7 +10851,7 @@
         </w:tc>
         <w:tc>
           <w:tcPr>
-            <w:tcW w:type="dxa" w:w="1728"/>
+            <w:tcW w:type="dxa" w:w="1681"/>
             <w:vAlign w:val="center"/>
           </w:tcPr>
           <w:p>
@@ -9491,9 +10870,12 @@
         </w:tc>
       </w:tr>
       <w:tr>
-        <w:tc>
-          <w:tcPr>
-            <w:tcW w:type="dxa" w:w="1512"/>
+        <w:trPr>
+          <w:cantSplit/>
+        </w:trPr>
+        <w:tc>
+          <w:tcPr>
+            <w:tcW w:type="dxa" w:w="1471"/>
             <w:vAlign w:val="center"/>
             <w:shd w:fill="F2F2F2"/>
           </w:tcPr>
@@ -9513,7 +10895,7 @@
         </w:tc>
         <w:tc>
           <w:tcPr>
-            <w:tcW w:type="dxa" w:w="1656"/>
+            <w:tcW w:type="dxa" w:w="1611"/>
             <w:vAlign w:val="center"/>
             <w:shd w:fill="F2F2F2"/>
           </w:tcPr>
@@ -9533,7 +10915,7 @@
         </w:tc>
         <w:tc>
           <w:tcPr>
-            <w:tcW w:type="dxa" w:w="3672"/>
+            <w:tcW w:type="dxa" w:w="3571"/>
             <w:vAlign w:val="center"/>
             <w:shd w:fill="F2F2F2"/>
           </w:tcPr>
@@ -9553,7 +10935,7 @@
         </w:tc>
         <w:tc>
           <w:tcPr>
-            <w:tcW w:type="dxa" w:w="1944"/>
+            <w:tcW w:type="dxa" w:w="1891"/>
             <w:vAlign w:val="center"/>
             <w:shd w:fill="F2F2F2"/>
           </w:tcPr>
@@ -9574,7 +10956,7 @@
         </w:tc>
         <w:tc>
           <w:tcPr>
-            <w:tcW w:type="dxa" w:w="1728"/>
+            <w:tcW w:type="dxa" w:w="1681"/>
             <w:vAlign w:val="center"/>
             <w:shd w:fill="F2F2F2"/>
           </w:tcPr>
@@ -9594,66 +10976,69 @@
         </w:tc>
       </w:tr>
       <w:tr>
-        <w:tc>
-          <w:tcPr>
-            <w:tcW w:type="dxa" w:w="1512"/>
-            <w:vAlign w:val="center"/>
-          </w:tcPr>
-          <w:p>
-            <w:pPr>
-              <w:spacing w:after="0"/>
-            </w:pPr>
-            <w:r/>
-            <w:r>
-              <w:rPr>
-                <w:rFonts w:ascii="Aptos" w:hAnsi="Aptos"/>
-                <w:b w:val="0"/>
-                <w:sz w:val="17"/>
-              </w:rPr>
-            </w:r>
-          </w:p>
-        </w:tc>
-        <w:tc>
-          <w:tcPr>
-            <w:tcW w:type="dxa" w:w="1656"/>
-            <w:vAlign w:val="center"/>
-          </w:tcPr>
-          <w:p>
-            <w:pPr>
-              <w:spacing w:after="0"/>
-            </w:pPr>
-            <w:r/>
-            <w:r>
-              <w:rPr>
-                <w:rFonts w:ascii="Aptos" w:hAnsi="Aptos"/>
-                <w:b w:val="0"/>
-                <w:sz w:val="17"/>
-              </w:rPr>
-            </w:r>
-          </w:p>
-        </w:tc>
-        <w:tc>
-          <w:tcPr>
-            <w:tcW w:type="dxa" w:w="3672"/>
-            <w:vAlign w:val="center"/>
-          </w:tcPr>
-          <w:p>
-            <w:pPr>
-              <w:spacing w:after="0"/>
-            </w:pPr>
-            <w:r/>
-            <w:r>
-              <w:rPr>
-                <w:rFonts w:ascii="Aptos" w:hAnsi="Aptos"/>
-                <w:b w:val="0"/>
-                <w:sz w:val="17"/>
-              </w:rPr>
-            </w:r>
-          </w:p>
-        </w:tc>
-        <w:tc>
-          <w:tcPr>
-            <w:tcW w:type="dxa" w:w="1944"/>
+        <w:trPr>
+          <w:cantSplit/>
+        </w:trPr>
+        <w:tc>
+          <w:tcPr>
+            <w:tcW w:type="dxa" w:w="1471"/>
+            <w:vAlign w:val="center"/>
+          </w:tcPr>
+          <w:p>
+            <w:pPr>
+              <w:spacing w:after="0"/>
+            </w:pPr>
+            <w:r/>
+            <w:r>
+              <w:rPr>
+                <w:rFonts w:ascii="Aptos" w:hAnsi="Aptos"/>
+                <w:b w:val="0"/>
+                <w:sz w:val="17"/>
+              </w:rPr>
+            </w:r>
+          </w:p>
+        </w:tc>
+        <w:tc>
+          <w:tcPr>
+            <w:tcW w:type="dxa" w:w="1611"/>
+            <w:vAlign w:val="center"/>
+          </w:tcPr>
+          <w:p>
+            <w:pPr>
+              <w:spacing w:after="0"/>
+            </w:pPr>
+            <w:r/>
+            <w:r>
+              <w:rPr>
+                <w:rFonts w:ascii="Aptos" w:hAnsi="Aptos"/>
+                <w:b w:val="0"/>
+                <w:sz w:val="17"/>
+              </w:rPr>
+            </w:r>
+          </w:p>
+        </w:tc>
+        <w:tc>
+          <w:tcPr>
+            <w:tcW w:type="dxa" w:w="3571"/>
+            <w:vAlign w:val="center"/>
+          </w:tcPr>
+          <w:p>
+            <w:pPr>
+              <w:spacing w:after="0"/>
+            </w:pPr>
+            <w:r/>
+            <w:r>
+              <w:rPr>
+                <w:rFonts w:ascii="Aptos" w:hAnsi="Aptos"/>
+                <w:b w:val="0"/>
+                <w:sz w:val="17"/>
+              </w:rPr>
+            </w:r>
+          </w:p>
+        </w:tc>
+        <w:tc>
+          <w:tcPr>
+            <w:tcW w:type="dxa" w:w="1891"/>
             <w:vAlign w:val="center"/>
           </w:tcPr>
           <w:p>
@@ -9673,7 +11058,7 @@
         </w:tc>
         <w:tc>
           <w:tcPr>
-            <w:tcW w:type="dxa" w:w="1728"/>
+            <w:tcW w:type="dxa" w:w="1681"/>
             <w:vAlign w:val="center"/>
           </w:tcPr>
           <w:p>
@@ -9692,9 +11077,12 @@
         </w:tc>
       </w:tr>
       <w:tr>
-        <w:tc>
-          <w:tcPr>
-            <w:tcW w:type="dxa" w:w="1512"/>
+        <w:trPr>
+          <w:cantSplit/>
+        </w:trPr>
+        <w:tc>
+          <w:tcPr>
+            <w:tcW w:type="dxa" w:w="1471"/>
             <w:vAlign w:val="center"/>
             <w:shd w:fill="F2F2F2"/>
           </w:tcPr>
@@ -9714,7 +11102,7 @@
         </w:tc>
         <w:tc>
           <w:tcPr>
-            <w:tcW w:type="dxa" w:w="1656"/>
+            <w:tcW w:type="dxa" w:w="1611"/>
             <w:vAlign w:val="center"/>
             <w:shd w:fill="F2F2F2"/>
           </w:tcPr>
@@ -9734,7 +11122,7 @@
         </w:tc>
         <w:tc>
           <w:tcPr>
-            <w:tcW w:type="dxa" w:w="3672"/>
+            <w:tcW w:type="dxa" w:w="3571"/>
             <w:vAlign w:val="center"/>
             <w:shd w:fill="F2F2F2"/>
           </w:tcPr>
@@ -9754,7 +11142,7 @@
         </w:tc>
         <w:tc>
           <w:tcPr>
-            <w:tcW w:type="dxa" w:w="1944"/>
+            <w:tcW w:type="dxa" w:w="1891"/>
             <w:vAlign w:val="center"/>
             <w:shd w:fill="F2F2F2"/>
           </w:tcPr>
@@ -9775,7 +11163,7 @@
         </w:tc>
         <w:tc>
           <w:tcPr>
-            <w:tcW w:type="dxa" w:w="1728"/>
+            <w:tcW w:type="dxa" w:w="1681"/>
             <w:vAlign w:val="center"/>
             <w:shd w:fill="F2F2F2"/>
           </w:tcPr>
@@ -9806,7 +11194,7 @@
         <w:keepNext/>
       </w:pPr>
       <w:r>
-        <w:t>Appendix B — References</w:t>
+        <w:t>Appendix B References</w:t>
       </w:r>
     </w:p>
     <w:p>
@@ -10006,7 +11394,7 @@
     </w:pPr>
     <w:r>
       <w:rPr>
-        <w:color w:val="5A5A5A"/>
+        <w:color w:val="000000"/>
         <w:sz w:val="16"/>
       </w:rPr>
       <w:t>DATAWALK OCI POC  |  INFRASTRUCTURE BUILD RUNBOOK</w:t>
@@ -10448,7 +11836,7 @@
       <w:rFonts w:asciiTheme="majorHAnsi" w:eastAsiaTheme="majorEastAsia" w:hAnsiTheme="majorHAnsi" w:cstheme="majorBidi" w:ascii="Aptos Display" w:hAnsi="Aptos Display"/>
       <w:b/>
       <w:bCs/>
-      <w:color w:val="1F4E78"/>
+      <w:color w:val="000000"/>
       <w:sz w:val="32"/>
       <w:szCs w:val="28"/>
     </w:rPr>
@@ -10472,7 +11860,7 @@
       <w:rFonts w:asciiTheme="majorHAnsi" w:eastAsiaTheme="majorEastAsia" w:hAnsiTheme="majorHAnsi" w:cstheme="majorBidi" w:ascii="Aptos Display" w:hAnsi="Aptos Display"/>
       <w:b/>
       <w:bCs/>
-      <w:color w:val="1F4E78"/>
+      <w:color w:val="000000"/>
       <w:sz w:val="25"/>
       <w:szCs w:val="26"/>
     </w:rPr>
@@ -10496,7 +11884,7 @@
       <w:rFonts w:asciiTheme="majorHAnsi" w:eastAsiaTheme="majorEastAsia" w:hAnsiTheme="majorHAnsi" w:cstheme="majorBidi" w:ascii="Aptos Display" w:hAnsi="Aptos Display"/>
       <w:b/>
       <w:bCs/>
-      <w:color w:val="2F5597"/>
+      <w:color w:val="000000"/>
       <w:sz w:val="21"/>
     </w:rPr>
   </w:style>
@@ -10728,9 +12116,6 @@
     <w:qFormat/>
     <w:rsid w:val="00FC693F"/>
     <w:pPr>
-      <w:pBdr>
-        <w:bottom w:val="single" w:sz="8" w:space="4" w:color="4F81BD" w:themeColor="accent1"/>
-      </w:pBdr>
       <w:spacing w:after="300" w:line="240" w:lineRule="auto"/>
       <w:contextualSpacing/>
     </w:pPr>
@@ -11215,9 +12600,6 @@
     <w:qFormat/>
     <w:rsid w:val="00FC693F"/>
     <w:pPr>
-      <w:pBdr>
-        <w:bottom w:val="single" w:sz="4" w:space="4" w:color="4F81BD" w:themeColor="accent1"/>
-      </w:pBdr>
       <w:spacing w:before="200" w:after="280"/>
       <w:ind w:left="936" w:right="936"/>
     </w:pPr>
